--- a/Exterior_Trim/exterior_trim.docx
+++ b/Exterior_Trim/exterior_trim.docx
@@ -1,213 +1,251 @@
 
 <file path=word/document.xml><?xml version="1.0" encoding="utf-8"?>
-<w:document xmlns:wpc="http://schemas.microsoft.com/office/word/2010/wordprocessingCanvas" xmlns:cx="http://schemas.microsoft.com/office/drawing/2014/chartex" xmlns:cx1="http://schemas.microsoft.com/office/drawing/2015/9/8/chartex" xmlns:cx2="http://schemas.microsoft.com/office/drawing/2015/10/21/chartex" xmlns:cx3="http://schemas.microsoft.com/office/drawing/2016/5/9/chartex" xmlns:cx4="http://schemas.microsoft.com/office/drawing/2016/5/10/chartex" xmlns:cx5="http://schemas.microsoft.com/office/drawing/2016/5/11/chartex" xmlns:cx6="http://schemas.microsoft.com/office/drawing/2016/5/12/chartex" xmlns:cx7="http://schemas.microsoft.com/office/drawing/2016/5/13/chartex" xmlns:cx8="http://schemas.microsoft.com/office/drawing/2016/5/14/chartex" xmlns:mc="http://schemas.openxmlformats.org/markup-compatibility/2006" xmlns:aink="http://schemas.microsoft.com/office/drawing/2016/ink" xmlns:am3d="http://schemas.microsoft.com/office/drawing/2017/model3d" xmlns:o="urn:schemas-microsoft-com:office:office" xmlns:oel="http://schemas.microsoft.com/office/2019/extlst" xmlns:r="http://schemas.openxmlformats.org/officeDocument/2006/relationships" xmlns:m="http://schemas.openxmlformats.org/officeDocument/2006/math" xmlns:v="urn:schemas-microsoft-com:vml" xmlns:wp14="http://schemas.microsoft.com/office/word/2010/wordprocessingDrawing" xmlns:wp="http://schemas.openxmlformats.org/drawingml/2006/wordprocessingDrawing" xmlns:w10="urn:schemas-microsoft-com:office:word" xmlns:w="http://schemas.openxmlformats.org/wordprocessingml/2006/main" xmlns:w14="http://schemas.microsoft.com/office/word/2010/wordml" xmlns:w15="http://schemas.microsoft.com/office/word/2012/wordml" xmlns:w16cex="http://schemas.microsoft.com/office/word/2018/wordml/cex" xmlns:w16cid="http://schemas.microsoft.com/office/word/2016/wordml/cid" xmlns:w16="http://schemas.microsoft.com/office/word/2018/wordml" xmlns:w16du="http://schemas.microsoft.com/office/word/2023/wordml/word16du" xmlns:w16sdtdh="http://schemas.microsoft.com/office/word/2020/wordml/sdtdatahash" xmlns:w16sdtfl="http://schemas.microsoft.com/office/word/2024/wordml/sdtformatlock" xmlns:w16se="http://schemas.microsoft.com/office/word/2015/wordml/symex" xmlns:wpg="http://schemas.microsoft.com/office/word/2010/wordprocessingGroup" xmlns:wpi="http://schemas.microsoft.com/office/word/2010/wordprocessingInk" xmlns:wne="http://schemas.microsoft.com/office/word/2006/wordml" xmlns:wps="http://schemas.microsoft.com/office/word/2010/wordprocessingShape" mc:Ignorable="w14 w15 w16se w16cid w16 w16cex w16sdtdh w16sdtfl w16du wp14">
+<w:document xmlns:w="http://schemas.openxmlformats.org/wordprocessingml/2006/main" xmlns:m="http://schemas.openxmlformats.org/officeDocument/2006/math" xmlns:r="http://schemas.openxmlformats.org/officeDocument/2006/relationships" xmlns:o="urn:schemas-microsoft-com:office:office" xmlns:v="urn:schemas-microsoft-com:vml" xmlns:w10="urn:schemas-microsoft-com:office:word" xmlns:a="http://schemas.openxmlformats.org/drawingml/2006/main" xmlns:pic="http://schemas.openxmlformats.org/drawingml/2006/picture" xmlns:wp="http://schemas.openxmlformats.org/drawingml/2006/wordprocessingDrawing">
   <w:body>
+    <w:bookmarkStart w:id="25" w:name="corner-trim-installation"/>
     <w:p>
       <w:pPr>
         <w:pStyle w:val="Heading1"/>
       </w:pPr>
-      <w:bookmarkStart w:id="0" w:name="corner-trim-installation"/>
-      <w:r>
-        <w:t>CORNER TRIM INSTALLATION</w:t>
-      </w:r>
-    </w:p>
-    <w:p>
-      <w:r>
-        <w:t>Be sure that the paneling has been routed (on the right edge as you face the front or back of the home), so that it does not extend beyond the sidewall paneling.</w:t>
-      </w:r>
-    </w:p>
+      <w:r>
+        <w:t xml:space="preserve">CORNER TRIM INSTALLATION</w:t>
+      </w:r>
+    </w:p>
+    <w:p>
+      <w:pPr>
+        <w:pStyle w:val="FirstParagraph"/>
+      </w:pPr>
+      <w:r>
+        <w:t xml:space="preserve">Be sure that the paneling has been routed (on the right edge as you face</w:t>
+      </w:r>
+      <w:r>
+        <w:t xml:space="preserve"> </w:t>
+      </w:r>
+      <w:r>
+        <w:t xml:space="preserve">the front or back of the home), so that it does not extend beyond the</w:t>
+      </w:r>
+      <w:r>
+        <w:t xml:space="preserve"> </w:t>
+      </w:r>
+      <w:r>
+        <w:t xml:space="preserve">sidewall paneling.</w:t>
+      </w:r>
+    </w:p>
+    <w:bookmarkStart w:id="20" w:name="step-1-board-1"/>
     <w:p>
       <w:pPr>
         <w:pStyle w:val="Heading2"/>
       </w:pPr>
-      <w:bookmarkStart w:id="1" w:name="step-1-board-1"/>
-      <w:r>
-        <w:t>Step 1 – Board #1</w:t>
-      </w:r>
-    </w:p>
-    <w:p>
-      <w:pPr>
-        <w:numPr>
-          <w:ilvl w:val="0"/>
-          <w:numId w:val="3"/>
-        </w:numPr>
-      </w:pPr>
-      <w:r>
-        <w:t>Use white or gray 1x4 boards, precut to 93¼ˮ. These are on the whiteboard rack.</w:t>
-      </w:r>
-    </w:p>
-    <w:p>
-      <w:pPr>
-        <w:numPr>
-          <w:ilvl w:val="0"/>
-          <w:numId w:val="3"/>
-        </w:numPr>
-      </w:pPr>
-      <w:r>
-        <w:t>Cut out upper edge to fit around inner rafter</w:t>
-      </w:r>
-      <w:r>
-        <w:br/>
-        <w:t>— Line board up flush with end wall and below the doublerafters (use alignment block) mark top of the board for a vertical cut</w:t>
-      </w:r>
-      <w:r>
-        <w:br/>
-        <w:t>— Set board next to the rafter and flush with the bottom of the wall panel, mark at bottom of rafter for a horizontal cut</w:t>
-      </w:r>
-      <w:r>
-        <w:br/>
-        <w:t>— Draw cutout lines</w:t>
-      </w:r>
-      <w:r>
-        <w:br/>
-        <w:t>— Cut out with a jigsaw</w:t>
-      </w:r>
-    </w:p>
-    <w:p>
-      <w:pPr>
-        <w:numPr>
-          <w:ilvl w:val="0"/>
-          <w:numId w:val="3"/>
-        </w:numPr>
-      </w:pPr>
-      <w:r>
-        <w:t>Put EXTERIOR caulk as shown.</w:t>
-      </w:r>
-    </w:p>
-    <w:p>
-      <w:pPr>
-        <w:numPr>
-          <w:ilvl w:val="0"/>
-          <w:numId w:val="3"/>
-        </w:numPr>
-      </w:pPr>
-      <w:r>
-        <w:t>Flip board so that the caulk will be against the side wall, and position so that it is flush with the end wall (use alignment block.)</w:t>
-      </w:r>
-    </w:p>
-    <w:p>
-      <w:pPr>
-        <w:numPr>
-          <w:ilvl w:val="0"/>
-          <w:numId w:val="3"/>
-        </w:numPr>
-      </w:pPr>
-      <w:r>
-        <w:t>Nail (PANEL NAILS)</w:t>
-      </w:r>
-      <w:r>
-        <w:br/>
-        <w:t>— 2 nails about 2ˮ from top</w:t>
-      </w:r>
-      <w:r>
-        <w:br/>
-        <w:t>— 1 nail every 8ˮ down the middle</w:t>
-      </w:r>
-      <w:r>
-        <w:br/>
-        <w:t>— 2 nails about 2ˮ from the bottom</w:t>
-      </w:r>
-    </w:p>
+      <w:r>
+        <w:t xml:space="preserve">Step 1 – Board #1</w:t>
+      </w:r>
+    </w:p>
+    <w:p>
+      <w:pPr>
+        <w:pStyle w:val="Compact"/>
+        <w:numPr>
+          <w:ilvl w:val="0"/>
+          <w:numId w:val="1001"/>
+        </w:numPr>
+      </w:pPr>
+      <w:r>
+        <w:t xml:space="preserve">Use white or gray 1x4 boards, precut to 93¼ˮ. These are on the whiteboard rack.</w:t>
+      </w:r>
+    </w:p>
+    <w:p>
+      <w:pPr>
+        <w:pStyle w:val="Compact"/>
+        <w:numPr>
+          <w:ilvl w:val="0"/>
+          <w:numId w:val="1001"/>
+        </w:numPr>
+      </w:pPr>
+      <w:r>
+        <w:t xml:space="preserve">Cut out upper edge to fit around inner rafter</w:t>
+      </w:r>
+      <w:r>
+        <w:br/>
+      </w:r>
+      <w:r>
+        <w:t xml:space="preserve">— Line board up flush with end wall and below the doublerafters (use alignment block) mark top of the board for a vertical cut</w:t>
+      </w:r>
+      <w:r>
+        <w:br/>
+      </w:r>
+      <w:r>
+        <w:t xml:space="preserve">— Set board next to the rafter and flush with the bottom of the wall panel, mark at bottom of rafter for a horizontal cut</w:t>
+      </w:r>
+      <w:r>
+        <w:br/>
+      </w:r>
+      <w:r>
+        <w:t xml:space="preserve">— Draw cutout lines</w:t>
+      </w:r>
+      <w:r>
+        <w:br/>
+      </w:r>
+      <w:r>
+        <w:t xml:space="preserve">— Cut out with a jigsaw</w:t>
+      </w:r>
+    </w:p>
+    <w:p>
+      <w:pPr>
+        <w:pStyle w:val="Compact"/>
+        <w:numPr>
+          <w:ilvl w:val="0"/>
+          <w:numId w:val="1001"/>
+        </w:numPr>
+      </w:pPr>
+      <w:r>
+        <w:t xml:space="preserve">Put EXTERIOR caulk as shown.</w:t>
+      </w:r>
+    </w:p>
+    <w:p>
+      <w:pPr>
+        <w:pStyle w:val="Compact"/>
+        <w:numPr>
+          <w:ilvl w:val="0"/>
+          <w:numId w:val="1001"/>
+        </w:numPr>
+      </w:pPr>
+      <w:r>
+        <w:t xml:space="preserve">Flip board so that the caulk will be against the side wall, and position so that it is flush with the end wall (use alignment block.)</w:t>
+      </w:r>
+    </w:p>
+    <w:p>
+      <w:pPr>
+        <w:pStyle w:val="Compact"/>
+        <w:numPr>
+          <w:ilvl w:val="0"/>
+          <w:numId w:val="1001"/>
+        </w:numPr>
+      </w:pPr>
+      <w:r>
+        <w:t xml:space="preserve">Nail (PANEL NAILS)</w:t>
+      </w:r>
+      <w:r>
+        <w:br/>
+      </w:r>
+      <w:r>
+        <w:t xml:space="preserve">— 2 nails about 2ˮ from top</w:t>
+      </w:r>
+      <w:r>
+        <w:br/>
+      </w:r>
+      <w:r>
+        <w:t xml:space="preserve">— 1 nail every 8ˮ down the middle</w:t>
+      </w:r>
+      <w:r>
+        <w:br/>
+      </w:r>
+      <w:r>
+        <w:t xml:space="preserve">— 2 nails about 2ˮ from the bottom</w:t>
+      </w:r>
+    </w:p>
+    <w:bookmarkEnd w:id="20"/>
+    <w:bookmarkStart w:id="24" w:name="step-2-board-2"/>
     <w:p>
       <w:pPr>
         <w:pStyle w:val="Heading2"/>
       </w:pPr>
-      <w:bookmarkStart w:id="2" w:name="step-2-board-2"/>
-      <w:bookmarkEnd w:id="1"/>
-      <w:r>
-        <w:t>Step 2 – Board #2</w:t>
-      </w:r>
-    </w:p>
-    <w:p>
-      <w:pPr>
-        <w:numPr>
-          <w:ilvl w:val="0"/>
-          <w:numId w:val="4"/>
-        </w:numPr>
-      </w:pPr>
-      <w:r>
-        <w:t>Use white or gray 1x4 boards, precut to 93¼ˮ.</w:t>
-      </w:r>
-    </w:p>
-    <w:p>
-      <w:pPr>
-        <w:numPr>
-          <w:ilvl w:val="0"/>
-          <w:numId w:val="4"/>
-        </w:numPr>
-      </w:pPr>
-      <w:r>
-        <w:t>Put EXTERIOR caulk as shown, and flip board so that caulk will be against the end wall.</w:t>
-      </w:r>
-    </w:p>
-    <w:p>
-      <w:pPr>
-        <w:numPr>
-          <w:ilvl w:val="0"/>
-          <w:numId w:val="4"/>
-        </w:numPr>
-      </w:pPr>
-      <w:r>
-        <w:t>Line up the bottom of board with the bottom of Board #1.</w:t>
-      </w:r>
-    </w:p>
-    <w:p>
-      <w:pPr>
-        <w:numPr>
-          <w:ilvl w:val="0"/>
-          <w:numId w:val="4"/>
-        </w:numPr>
-      </w:pPr>
-      <w:r>
-        <w:t>Starting at the top (use alignment block) to line up outside (corner) edge of the Board #2 with the surface of Board #1, nail (PANEL NAILS)</w:t>
-      </w:r>
-      <w:r>
-        <w:br/>
-        <w:t>— 2 nails about 2ˮ from top</w:t>
-      </w:r>
-      <w:r>
-        <w:br/>
-        <w:t>— 1 nail every 8ˮ down the middle</w:t>
-      </w:r>
-      <w:r>
-        <w:br/>
-        <w:t>— 2 nails about 2ˮ from the bottom.</w:t>
-      </w:r>
-    </w:p>
-    <w:p>
-      <w:pPr>
-        <w:numPr>
-          <w:ilvl w:val="0"/>
-          <w:numId w:val="4"/>
-        </w:numPr>
-      </w:pPr>
-      <w:r>
-        <w:t>Repeat for the other three corners of the home.</w:t>
-      </w:r>
-    </w:p>
-    <w:p>
-      <w:r>
-        <w:rPr>
-          <w:noProof/>
-        </w:rPr>
-        <w:lastRenderedPageBreak/>
+      <w:r>
+        <w:t xml:space="preserve">Step 2 – Board #2</w:t>
+      </w:r>
+    </w:p>
+    <w:p>
+      <w:pPr>
+        <w:numPr>
+          <w:ilvl w:val="0"/>
+          <w:numId w:val="1002"/>
+        </w:numPr>
+      </w:pPr>
+      <w:r>
+        <w:t xml:space="preserve">Use white or gray 1x4 boards, precut to 93¼ˮ.</w:t>
+      </w:r>
+    </w:p>
+    <w:p>
+      <w:pPr>
+        <w:numPr>
+          <w:ilvl w:val="0"/>
+          <w:numId w:val="1002"/>
+        </w:numPr>
+      </w:pPr>
+      <w:r>
+        <w:t xml:space="preserve">Put EXTERIOR caulk as shown, and flip board so that caulk will be against the end wall.</w:t>
+      </w:r>
+    </w:p>
+    <w:p>
+      <w:pPr>
+        <w:numPr>
+          <w:ilvl w:val="0"/>
+          <w:numId w:val="1002"/>
+        </w:numPr>
+      </w:pPr>
+      <w:r>
+        <w:t xml:space="preserve">Line up the bottom of board with the bottom of Board #1.</w:t>
+      </w:r>
+    </w:p>
+    <w:p>
+      <w:pPr>
+        <w:numPr>
+          <w:ilvl w:val="0"/>
+          <w:numId w:val="1002"/>
+        </w:numPr>
+      </w:pPr>
+      <w:r>
+        <w:t xml:space="preserve">Starting at the top (use alignment block) to line up outside (corner) edge of the Board #2 with the surface of Board #1, nail (PANEL NAILS)</w:t>
+      </w:r>
+      <w:r>
+        <w:br/>
+      </w:r>
+      <w:r>
+        <w:t xml:space="preserve">— 2 nails about 2ˮ from top</w:t>
+      </w:r>
+      <w:r>
+        <w:br/>
+      </w:r>
+      <w:r>
+        <w:t xml:space="preserve">— 1 nail every 8ˮ down the middle</w:t>
+      </w:r>
+      <w:r>
+        <w:br/>
+      </w:r>
+      <w:r>
+        <w:t xml:space="preserve">— 2 nails about 2ˮ from the bottom.</w:t>
+      </w:r>
+    </w:p>
+    <w:p>
+      <w:pPr>
+        <w:numPr>
+          <w:ilvl w:val="0"/>
+          <w:numId w:val="1002"/>
+        </w:numPr>
+      </w:pPr>
+      <w:r>
+        <w:t xml:space="preserve">Repeat for the other three corners of the home.</w:t>
+      </w:r>
+    </w:p>
+    <w:p>
+      <w:pPr>
+        <w:pStyle w:val="FirstParagraph"/>
+      </w:pPr>
+      <w:r>
         <w:drawing>
-          <wp:inline distT="0" distB="0" distL="0" distR="0" wp14:anchorId="65879680" wp14:editId="1DA5A7C2">
+          <wp:inline>
             <wp:extent cx="5943600" cy="8229600"/>
-            <wp:effectExtent l="0" t="0" r="0" b="0"/>
-            <wp:docPr id="22" name="Picture"/>
-            <wp:cNvGraphicFramePr/>
-            <a:graphic xmlns:a="http://schemas.openxmlformats.org/drawingml/2006/main">
+            <wp:effectExtent b="0" l="0" r="0" t="0"/>
+            <wp:docPr descr="" title="" id="22" name="Picture"/>
+            <a:graphic>
               <a:graphicData uri="http://schemas.openxmlformats.org/drawingml/2006/picture">
-                <pic:pic xmlns:pic="http://schemas.openxmlformats.org/drawingml/2006/picture">
+                <pic:pic>
                   <pic:nvPicPr>
-                    <pic:cNvPr id="23" name="Picture" descr="images/back_corner.png"/>
+                    <pic:cNvPr descr="images/back_corner.png" id="23" name="Picture"/>
                     <pic:cNvPicPr>
-                      <a:picLocks noChangeAspect="1" noChangeArrowheads="1"/>
+                      <a:picLocks noChangeArrowheads="1" noChangeAspect="1"/>
                     </pic:cNvPicPr>
                   </pic:nvPicPr>
                   <pic:blipFill>
-                    <a:blip r:embed="rId7"/>
+                    <a:blip r:embed="rId21"/>
                     <a:stretch>
                       <a:fillRect/>
                     </a:stretch>
@@ -234,168 +272,199 @@
         </w:drawing>
       </w:r>
     </w:p>
+    <w:bookmarkEnd w:id="24"/>
+    <w:bookmarkEnd w:id="25"/>
+    <w:bookmarkStart w:id="32" w:name="rear-window"/>
     <w:p>
       <w:pPr>
         <w:pStyle w:val="Heading1"/>
       </w:pPr>
-      <w:bookmarkStart w:id="3" w:name="rear-window"/>
-      <w:bookmarkEnd w:id="0"/>
-      <w:bookmarkEnd w:id="2"/>
-      <w:r>
-        <w:lastRenderedPageBreak/>
-        <w:t>REAR WINDOW</w:t>
-      </w:r>
-    </w:p>
+      <w:r>
+        <w:t xml:space="preserve">REAR WINDOW</w:t>
+      </w:r>
+    </w:p>
+    <w:bookmarkStart w:id="26" w:name="step-1-2-side-trim-pieces"/>
     <w:p>
       <w:pPr>
         <w:pStyle w:val="Heading2"/>
       </w:pPr>
-      <w:bookmarkStart w:id="4" w:name="step-1-2-side-trim-pieces"/>
-      <w:r>
-        <w:t>Step 1 &amp; 2 – Side Trim Pieces</w:t>
-      </w:r>
-    </w:p>
-    <w:p>
-      <w:pPr>
-        <w:numPr>
-          <w:ilvl w:val="0"/>
-          <w:numId w:val="5"/>
-        </w:numPr>
-      </w:pPr>
-      <w:r>
-        <w:t>Using precut side pieces, put EXTERIOR caulk as shown.</w:t>
-      </w:r>
-    </w:p>
-    <w:p>
-      <w:pPr>
-        <w:numPr>
-          <w:ilvl w:val="0"/>
-          <w:numId w:val="5"/>
-        </w:numPr>
-      </w:pPr>
-      <w:r>
-        <w:t>Place side piece snug up against the window. Use a block to align the top of each piece with the top of the window.</w:t>
-      </w:r>
-    </w:p>
-    <w:p>
-      <w:pPr>
-        <w:numPr>
-          <w:ilvl w:val="0"/>
-          <w:numId w:val="5"/>
-        </w:numPr>
-      </w:pPr>
-      <w:r>
-        <w:t>Nail (PANEL NAILS)</w:t>
-      </w:r>
-      <w:r>
-        <w:br/>
-        <w:t>— 2 nails 1-½” below top — 1 nail in the middle of the board every 8”</w:t>
-      </w:r>
-      <w:r>
-        <w:br/>
-        <w:t>— 2 nails 1-½” above the bottom.</w:t>
-      </w:r>
-    </w:p>
+      <w:r>
+        <w:t xml:space="preserve">Step 1 &amp; 2 – Side Trim Pieces</w:t>
+      </w:r>
+    </w:p>
+    <w:p>
+      <w:pPr>
+        <w:numPr>
+          <w:ilvl w:val="0"/>
+          <w:numId w:val="1003"/>
+        </w:numPr>
+      </w:pPr>
+      <w:r>
+        <w:t xml:space="preserve">Using precut side pieces, put EXTERIOR caulk as shown.</w:t>
+      </w:r>
+    </w:p>
+    <w:p>
+      <w:pPr>
+        <w:numPr>
+          <w:ilvl w:val="0"/>
+          <w:numId w:val="1003"/>
+        </w:numPr>
+      </w:pPr>
+      <w:r>
+        <w:t xml:space="preserve">Place side piece snug up against the window. Use a block to align</w:t>
+      </w:r>
+      <w:r>
+        <w:t xml:space="preserve"> </w:t>
+      </w:r>
+      <w:r>
+        <w:t xml:space="preserve">the top of each piece with the top of the window.</w:t>
+      </w:r>
+    </w:p>
+    <w:p>
+      <w:pPr>
+        <w:numPr>
+          <w:ilvl w:val="0"/>
+          <w:numId w:val="1003"/>
+        </w:numPr>
+      </w:pPr>
+      <w:r>
+        <w:t xml:space="preserve">Nail (PANEL NAILS)</w:t>
+      </w:r>
+      <w:r>
+        <w:br/>
+      </w:r>
+      <w:r>
+        <w:t xml:space="preserve">— 2 nails 1-½” below top</w:t>
+      </w:r>
+      <w:r>
+        <w:t xml:space="preserve"> </w:t>
+      </w:r>
+      <w:r>
+        <w:t xml:space="preserve">— 1 nail in the middle of the board every 8”</w:t>
+      </w:r>
+      <w:r>
+        <w:br/>
+      </w:r>
+      <w:r>
+        <w:t xml:space="preserve">— 2 nails 1-½” above the bottom.</w:t>
+      </w:r>
+    </w:p>
+    <w:bookmarkEnd w:id="26"/>
+    <w:bookmarkStart w:id="27" w:name="step-3-top-piece"/>
     <w:p>
       <w:pPr>
         <w:pStyle w:val="Heading2"/>
       </w:pPr>
-      <w:bookmarkStart w:id="5" w:name="step-3-top-piece"/>
-      <w:bookmarkEnd w:id="4"/>
-      <w:r>
-        <w:t>Step 3 – Top Piece</w:t>
-      </w:r>
-    </w:p>
-    <w:p>
-      <w:pPr>
-        <w:numPr>
-          <w:ilvl w:val="0"/>
-          <w:numId w:val="6"/>
-        </w:numPr>
-      </w:pPr>
-      <w:r>
-        <w:t>Measure from outside edge to outside edge of side trim and add ½ˮ</w:t>
-      </w:r>
-    </w:p>
-    <w:p>
-      <w:pPr>
-        <w:numPr>
-          <w:ilvl w:val="0"/>
-          <w:numId w:val="6"/>
-        </w:numPr>
-      </w:pPr>
-      <w:r>
-        <w:t>Check that the precut beveled-edge piece is that length. Trim if it is not.</w:t>
-      </w:r>
-    </w:p>
-    <w:p>
-      <w:pPr>
-        <w:numPr>
-          <w:ilvl w:val="0"/>
-          <w:numId w:val="6"/>
-        </w:numPr>
-      </w:pPr>
-      <w:r>
-        <w:t>Put EXTERIOR caulk, as shown, near the beveled edge and at both ends.</w:t>
-      </w:r>
-    </w:p>
-    <w:p>
-      <w:pPr>
-        <w:numPr>
-          <w:ilvl w:val="0"/>
-          <w:numId w:val="6"/>
-        </w:numPr>
-      </w:pPr>
-      <w:r>
-        <w:t>Position with right edge flush with side trim. Nail (PANEL NAILS)</w:t>
-      </w:r>
-      <w:r>
-        <w:br/>
-        <w:t>— 2 nails 1-½” in from each end</w:t>
-      </w:r>
-      <w:r>
-        <w:br/>
-        <w:t>— 2 nails in the middle of the board.</w:t>
-      </w:r>
-    </w:p>
+      <w:r>
+        <w:t xml:space="preserve">Step 3 – Top Piece</w:t>
+      </w:r>
+    </w:p>
+    <w:p>
+      <w:pPr>
+        <w:numPr>
+          <w:ilvl w:val="0"/>
+          <w:numId w:val="1004"/>
+        </w:numPr>
+      </w:pPr>
+      <w:r>
+        <w:t xml:space="preserve">Measure from outside edge to outside edge of side trim and add ½ˮ</w:t>
+      </w:r>
+    </w:p>
+    <w:p>
+      <w:pPr>
+        <w:numPr>
+          <w:ilvl w:val="0"/>
+          <w:numId w:val="1004"/>
+        </w:numPr>
+      </w:pPr>
+      <w:r>
+        <w:t xml:space="preserve">Check that the precut beveled-edge piece is that length. Trim if it is not.</w:t>
+      </w:r>
+    </w:p>
+    <w:p>
+      <w:pPr>
+        <w:numPr>
+          <w:ilvl w:val="0"/>
+          <w:numId w:val="1004"/>
+        </w:numPr>
+      </w:pPr>
+      <w:r>
+        <w:t xml:space="preserve">Put EXTERIOR caulk, as shown, near the beveled edge and at both</w:t>
+      </w:r>
+      <w:r>
+        <w:t xml:space="preserve"> </w:t>
+      </w:r>
+      <w:r>
+        <w:t xml:space="preserve">ends.</w:t>
+      </w:r>
+    </w:p>
+    <w:p>
+      <w:pPr>
+        <w:numPr>
+          <w:ilvl w:val="0"/>
+          <w:numId w:val="1004"/>
+        </w:numPr>
+      </w:pPr>
+      <w:r>
+        <w:t xml:space="preserve">Position with right edge flush with side trim. Nail (PANEL NAILS)</w:t>
+      </w:r>
+      <w:r>
+        <w:br/>
+      </w:r>
+      <w:r>
+        <w:t xml:space="preserve">— 2 nails 1-½” in from each end</w:t>
+      </w:r>
+      <w:r>
+        <w:br/>
+      </w:r>
+      <w:r>
+        <w:t xml:space="preserve">— 2 nails in the middle of the board.</w:t>
+      </w:r>
+    </w:p>
+    <w:bookmarkEnd w:id="27"/>
+    <w:bookmarkStart w:id="31" w:name="step-4-bottom-piece"/>
     <w:p>
       <w:pPr>
         <w:pStyle w:val="Heading2"/>
       </w:pPr>
-      <w:bookmarkStart w:id="6" w:name="step-4-bottom-piece"/>
-      <w:bookmarkEnd w:id="5"/>
-      <w:r>
-        <w:t>Step 4 – Bottom Piece</w:t>
-      </w:r>
-    </w:p>
-    <w:p>
-      <w:pPr>
-        <w:numPr>
-          <w:ilvl w:val="0"/>
-          <w:numId w:val="7"/>
-        </w:numPr>
-      </w:pPr>
-      <w:r>
-        <w:t>Measure between the 2 side pieces under the window, and cut a piece of 1x4 that length.</w:t>
-      </w:r>
-    </w:p>
-    <w:p>
-      <w:pPr>
-        <w:numPr>
-          <w:ilvl w:val="0"/>
-          <w:numId w:val="7"/>
-        </w:numPr>
-      </w:pPr>
-      <w:r>
-        <w:t>DO NOT caulk this piece. Nail (PANEL NAILS) it in place</w:t>
-      </w:r>
-      <w:r>
-        <w:br/>
-        <w:t>— 2 nails 1-½” in from each end</w:t>
-      </w:r>
-      <w:r>
-        <w:br/>
-        <w:t>— 2 nails in the middle of the board.</w:t>
+      <w:r>
+        <w:t xml:space="preserve">Step 4 – Bottom Piece</w:t>
+      </w:r>
+    </w:p>
+    <w:p>
+      <w:pPr>
+        <w:pStyle w:val="Compact"/>
+        <w:numPr>
+          <w:ilvl w:val="0"/>
+          <w:numId w:val="1005"/>
+        </w:numPr>
+      </w:pPr>
+      <w:r>
+        <w:t xml:space="preserve">Measure between the 2 side pieces under the window, and cut a piece of 1x4 that length.</w:t>
+      </w:r>
+    </w:p>
+    <w:p>
+      <w:pPr>
+        <w:pStyle w:val="Compact"/>
+        <w:numPr>
+          <w:ilvl w:val="0"/>
+          <w:numId w:val="1005"/>
+        </w:numPr>
+      </w:pPr>
+      <w:r>
+        <w:t xml:space="preserve">DO NOT caulk this piece. Nail (PANEL NAILS) it in place</w:t>
+      </w:r>
+      <w:r>
+        <w:br/>
+      </w:r>
+      <w:r>
+        <w:t xml:space="preserve">— 2 nails 1-½” in from each end</w:t>
+      </w:r>
+      <w:r>
+        <w:br/>
+      </w:r>
+      <w:r>
+        <w:t xml:space="preserve">— 2 nails in the middle of the board.</w:t>
       </w:r>
     </w:p>
     <w:p>
@@ -404,28 +473,26 @@
       </w:r>
     </w:p>
     <w:p>
-      <w:r>
-        <w:rPr>
-          <w:noProof/>
-        </w:rPr>
-        <w:lastRenderedPageBreak/>
+      <w:pPr>
+        <w:pStyle w:val="FirstParagraph"/>
+      </w:pPr>
+      <w:r>
         <w:drawing>
-          <wp:inline distT="0" distB="0" distL="0" distR="0" wp14:anchorId="77218F98" wp14:editId="5D8EBD6B">
+          <wp:inline>
             <wp:extent cx="5943600" cy="8229600"/>
-            <wp:effectExtent l="0" t="0" r="0" b="0"/>
-            <wp:docPr id="29" name="Picture"/>
-            <wp:cNvGraphicFramePr/>
-            <a:graphic xmlns:a="http://schemas.openxmlformats.org/drawingml/2006/main">
+            <wp:effectExtent b="0" l="0" r="0" t="0"/>
+            <wp:docPr descr="" title="" id="29" name="Picture"/>
+            <a:graphic>
               <a:graphicData uri="http://schemas.openxmlformats.org/drawingml/2006/picture">
-                <pic:pic xmlns:pic="http://schemas.openxmlformats.org/drawingml/2006/picture">
+                <pic:pic>
                   <pic:nvPicPr>
-                    <pic:cNvPr id="30" name="Picture" descr="images/rear_window.png"/>
+                    <pic:cNvPr descr="images/rear_window.png" id="30" name="Picture"/>
                     <pic:cNvPicPr>
-                      <a:picLocks noChangeAspect="1" noChangeArrowheads="1"/>
+                      <a:picLocks noChangeArrowheads="1" noChangeAspect="1"/>
                     </pic:cNvPicPr>
                   </pic:nvPicPr>
                   <pic:blipFill>
-                    <a:blip r:embed="rId8"/>
+                    <a:blip r:embed="rId28"/>
                     <a:stretch>
                       <a:fillRect/>
                     </a:stretch>
@@ -452,240 +519,237 @@
         </w:drawing>
       </w:r>
     </w:p>
+    <w:bookmarkEnd w:id="31"/>
+    <w:bookmarkEnd w:id="32"/>
+    <w:bookmarkStart w:id="40" w:name="front-window-trim"/>
     <w:p>
       <w:pPr>
         <w:pStyle w:val="Heading1"/>
       </w:pPr>
-      <w:bookmarkStart w:id="7" w:name="front-window-trim"/>
-      <w:bookmarkEnd w:id="3"/>
-      <w:bookmarkEnd w:id="6"/>
-      <w:r>
-        <w:lastRenderedPageBreak/>
-        <w:t>FRONT WINDOW TRIM</w:t>
-      </w:r>
-    </w:p>
-    <w:p>
+      <w:r>
+        <w:t xml:space="preserve">FRONT WINDOW TRIM</w:t>
+      </w:r>
+    </w:p>
+    <w:p>
+      <w:pPr>
+        <w:pStyle w:val="FirstParagraph"/>
+      </w:pPr>
       <w:r>
         <w:rPr>
           <w:b/>
           <w:bCs/>
         </w:rPr>
-        <w:t>Do not install this trim until the door is in place!</w:t>
-      </w:r>
-    </w:p>
+        <w:t xml:space="preserve">Do not install this trim until the door is in place!</w:t>
+      </w:r>
+    </w:p>
+    <w:bookmarkStart w:id="33" w:name="step-1----top-trim"/>
     <w:p>
       <w:pPr>
         <w:pStyle w:val="Heading2"/>
       </w:pPr>
-      <w:bookmarkStart w:id="8" w:name="step-1----top-trim"/>
-      <w:r>
-        <w:t>Step 1 -- Top trim</w:t>
-      </w:r>
-    </w:p>
-    <w:p>
-      <w:pPr>
-        <w:numPr>
-          <w:ilvl w:val="0"/>
-          <w:numId w:val="8"/>
-        </w:numPr>
-      </w:pPr>
-      <w:r>
-        <w:t>Using a small piece of 1x4 placed vertically beside the window side furthest from the door, mark the outside edge.</w:t>
-      </w:r>
-      <w:r>
-        <w:br/>
-        <w:t>— Measure, add ½” and mark</w:t>
-      </w:r>
-      <w:r>
-        <w:br/>
-        <w:t>— Measure from the mark to the door trim</w:t>
-      </w:r>
-      <w:r>
-        <w:br/>
-        <w:t>— Cut a piece of top trim (with beveled edge) to this length.</w:t>
-      </w:r>
-    </w:p>
-    <w:p>
-      <w:pPr>
-        <w:numPr>
-          <w:ilvl w:val="0"/>
-          <w:numId w:val="8"/>
-        </w:numPr>
-      </w:pPr>
-      <w:r>
-        <w:t>Put EXTERIOR caulk as shown</w:t>
-      </w:r>
-    </w:p>
-    <w:p>
-      <w:pPr>
-        <w:numPr>
-          <w:ilvl w:val="0"/>
-          <w:numId w:val="8"/>
-        </w:numPr>
-      </w:pPr>
-      <w:r>
-        <w:t>Nail (PANEL NAILS)</w:t>
-      </w:r>
-      <w:r>
-        <w:br/>
-        <w:t>— 2 nails 1-½” in from each end</w:t>
-      </w:r>
-      <w:r>
-        <w:br/>
-        <w:t>— 2 nails in the middle of the board.</w:t>
-      </w:r>
-    </w:p>
+      <w:r>
+        <w:t xml:space="preserve">Step 1 -- Top trim</w:t>
+      </w:r>
+    </w:p>
+    <w:p>
+      <w:pPr>
+        <w:pStyle w:val="Compact"/>
+        <w:numPr>
+          <w:ilvl w:val="0"/>
+          <w:numId w:val="1006"/>
+        </w:numPr>
+      </w:pPr>
+      <w:r>
+        <w:t xml:space="preserve">Using a small piece of 1x4 placed vertically beside the window side</w:t>
+      </w:r>
+      <w:r>
+        <w:t xml:space="preserve"> </w:t>
+      </w:r>
+      <w:r>
+        <w:t xml:space="preserve">furthest from the door, measure from the mark to the door trim</w:t>
+      </w:r>
+      <w:r>
+        <w:br/>
+      </w:r>
+      <w:r>
+        <w:t xml:space="preserve">— Add ½”, and cut a piece of top trim (with beveled edge) to this length</w:t>
+      </w:r>
+      <w:r>
+        <w:br/>
+      </w:r>
+      <w:r>
+        <w:t xml:space="preserve">— Apply EXTERIOR caulk as shown</w:t>
+      </w:r>
+    </w:p>
+    <w:p>
+      <w:pPr>
+        <w:pStyle w:val="Compact"/>
+        <w:numPr>
+          <w:ilvl w:val="0"/>
+          <w:numId w:val="1006"/>
+        </w:numPr>
+      </w:pPr>
+      <w:r>
+        <w:t xml:space="preserve">Nail (PANEL NAILS)</w:t>
+      </w:r>
+      <w:r>
+        <w:br/>
+      </w:r>
+      <w:r>
+        <w:t xml:space="preserve">— 2 nails 1-½” in from each end</w:t>
+      </w:r>
+      <w:r>
+        <w:br/>
+      </w:r>
+      <w:r>
+        <w:t xml:space="preserve">— 2 nails in the middle of the board.</w:t>
+      </w:r>
+    </w:p>
+    <w:bookmarkEnd w:id="33"/>
+    <w:bookmarkStart w:id="34" w:name="step-2----side-trim-away-from-door"/>
     <w:p>
       <w:pPr>
         <w:pStyle w:val="Heading2"/>
       </w:pPr>
-      <w:bookmarkStart w:id="9" w:name="step-2----side-trim-away-from-door"/>
-      <w:bookmarkEnd w:id="8"/>
-      <w:r>
-        <w:t>Step 2 -- Side trim away from door</w:t>
-      </w:r>
-    </w:p>
-    <w:p>
-      <w:pPr>
-        <w:numPr>
-          <w:ilvl w:val="0"/>
-          <w:numId w:val="9"/>
-        </w:numPr>
-      </w:pPr>
-      <w:r>
-        <w:t>Using a pre-cut side trim piece for side of window away from door</w:t>
-      </w:r>
-    </w:p>
-    <w:p>
-      <w:pPr>
-        <w:numPr>
-          <w:ilvl w:val="0"/>
-          <w:numId w:val="9"/>
-        </w:numPr>
-      </w:pPr>
-      <w:r>
-        <w:t>Put EXTERIOR caulk as shown</w:t>
-      </w:r>
-    </w:p>
-    <w:p>
-      <w:pPr>
-        <w:numPr>
-          <w:ilvl w:val="0"/>
-          <w:numId w:val="9"/>
-        </w:numPr>
-      </w:pPr>
-      <w:r>
-        <w:t>2 nails 1-½” below top</w:t>
-      </w:r>
-      <w:r>
-        <w:br/>
-        <w:t>— 1 nail in the middle of the board every 8”</w:t>
-      </w:r>
-      <w:r>
-        <w:br/>
-        <w:t>— 2 nails 1-½” above the bottom.</w:t>
-      </w:r>
-    </w:p>
+      <w:r>
+        <w:t xml:space="preserve">Step 2 -- Side trim away from door</w:t>
+      </w:r>
+    </w:p>
+    <w:p>
+      <w:pPr>
+        <w:pStyle w:val="Compact"/>
+        <w:numPr>
+          <w:ilvl w:val="0"/>
+          <w:numId w:val="1007"/>
+        </w:numPr>
+      </w:pPr>
+      <w:r>
+        <w:t xml:space="preserve">Using a pre-cut side trim piece for side of window away from door</w:t>
+      </w:r>
+    </w:p>
+    <w:p>
+      <w:pPr>
+        <w:pStyle w:val="Compact"/>
+        <w:numPr>
+          <w:ilvl w:val="0"/>
+          <w:numId w:val="1007"/>
+        </w:numPr>
+      </w:pPr>
+      <w:r>
+        <w:t xml:space="preserve">Apply EXTERIOR caulk as shown</w:t>
+      </w:r>
+    </w:p>
+    <w:p>
+      <w:pPr>
+        <w:pStyle w:val="Compact"/>
+        <w:numPr>
+          <w:ilvl w:val="0"/>
+          <w:numId w:val="1007"/>
+        </w:numPr>
+      </w:pPr>
+      <w:r>
+        <w:t xml:space="preserve">2 nails 1-½” below top</w:t>
+      </w:r>
+      <w:r>
+        <w:br/>
+      </w:r>
+      <w:r>
+        <w:t xml:space="preserve">— 1 nail in the middle of the board every 8”</w:t>
+      </w:r>
+      <w:r>
+        <w:br/>
+      </w:r>
+      <w:r>
+        <w:t xml:space="preserve">— 2 nails 1-½” above the bottom.</w:t>
+      </w:r>
+    </w:p>
+    <w:bookmarkEnd w:id="34"/>
+    <w:bookmarkStart w:id="35" w:name="X5ffa5d7bf4c6086ec0e57d6f2c8498a77ce06e8"/>
     <w:p>
       <w:pPr>
         <w:pStyle w:val="Heading2"/>
       </w:pPr>
-      <w:bookmarkStart w:id="10" w:name="X5ffa5d7bf4c6086ec0e57d6f2c8498a77ce06e8"/>
-      <w:bookmarkEnd w:id="9"/>
-      <w:r>
-        <w:t>Step 3 -- Side trim between window and door</w:t>
-      </w:r>
-    </w:p>
-    <w:p>
-      <w:pPr>
-        <w:numPr>
-          <w:ilvl w:val="0"/>
-          <w:numId w:val="10"/>
-        </w:numPr>
-      </w:pPr>
-      <w:r>
-        <w:t>Put EXTERIOR caulk down the middle</w:t>
-      </w:r>
-    </w:p>
-    <w:p>
-      <w:pPr>
-        <w:numPr>
-          <w:ilvl w:val="0"/>
-          <w:numId w:val="10"/>
-        </w:numPr>
-      </w:pPr>
-      <w:r>
-        <w:t>Center and nail as above.</w:t>
-      </w:r>
-    </w:p>
+      <w:r>
+        <w:t xml:space="preserve">Step 3 -- Side trim between window and door</w:t>
+      </w:r>
+    </w:p>
+    <w:p>
+      <w:pPr>
+        <w:pStyle w:val="Compact"/>
+        <w:numPr>
+          <w:ilvl w:val="0"/>
+          <w:numId w:val="1008"/>
+        </w:numPr>
+      </w:pPr>
+      <w:r>
+        <w:t xml:space="preserve">Apply EXTERIOR caulk down the middle. Center and nail as above.</w:t>
+      </w:r>
+    </w:p>
+    <w:bookmarkEnd w:id="35"/>
+    <w:bookmarkStart w:id="39" w:name="step-4----bottom-piece"/>
     <w:p>
       <w:pPr>
         <w:pStyle w:val="Heading2"/>
       </w:pPr>
-      <w:bookmarkStart w:id="11" w:name="step-4----bottom-piece"/>
-      <w:bookmarkEnd w:id="10"/>
-      <w:r>
-        <w:t>Step 4 -- Bottom piece</w:t>
-      </w:r>
-    </w:p>
-    <w:p>
-      <w:pPr>
-        <w:numPr>
-          <w:ilvl w:val="0"/>
-          <w:numId w:val="11"/>
-        </w:numPr>
-      </w:pPr>
-      <w:r>
-        <w:t>Measure between the two side pieces under the window, and cut a piece of 1x4 that length</w:t>
-      </w:r>
-    </w:p>
-    <w:p>
-      <w:pPr>
-        <w:numPr>
-          <w:ilvl w:val="0"/>
-          <w:numId w:val="11"/>
-        </w:numPr>
-      </w:pPr>
-      <w:r>
-        <w:t>DO NOT CAULK this piece. Nail (PANEL NAILS) it in place</w:t>
-      </w:r>
-      <w:r>
-        <w:br/>
-        <w:t>— 2 nails 1-½” in from each end</w:t>
-      </w:r>
-      <w:r>
-        <w:br/>
-        <w:t>— 2 nails in the middle of the board.</w:t>
-      </w:r>
-    </w:p>
-    <w:p>
-      <w:r>
-        <w:br w:type="page"/>
-      </w:r>
-    </w:p>
-    <w:p>
-      <w:r>
-        <w:rPr>
-          <w:noProof/>
-        </w:rPr>
-        <w:lastRenderedPageBreak/>
+      <w:r>
+        <w:t xml:space="preserve">Step 4 -- Bottom piece</w:t>
+      </w:r>
+    </w:p>
+    <w:p>
+      <w:pPr>
+        <w:numPr>
+          <w:ilvl w:val="0"/>
+          <w:numId w:val="1009"/>
+        </w:numPr>
+      </w:pPr>
+      <w:r>
+        <w:t xml:space="preserve">Measure between the two side pieces under the window, and cut a piece of 1x4 that length</w:t>
+      </w:r>
+    </w:p>
+    <w:p>
+      <w:pPr>
+        <w:numPr>
+          <w:ilvl w:val="0"/>
+          <w:numId w:val="1009"/>
+        </w:numPr>
+      </w:pPr>
+      <w:r>
+        <w:t xml:space="preserve">DO NOT CAULK this piece. Nail (PANEL NAILS) it in place</w:t>
+      </w:r>
+      <w:r>
+        <w:br/>
+      </w:r>
+      <w:r>
+        <w:t xml:space="preserve">— 2 nails 1-½” in from each end</w:t>
+      </w:r>
+      <w:r>
+        <w:br/>
+      </w:r>
+      <w:r>
+        <w:t xml:space="preserve">— 2 nails in the middle of the board</w:t>
+      </w:r>
+    </w:p>
+    <w:p>
+      <w:pPr>
+        <w:pStyle w:val="FirstParagraph"/>
+      </w:pPr>
+      <w:r>
         <w:drawing>
-          <wp:inline distT="0" distB="0" distL="0" distR="0" wp14:anchorId="48058DCF" wp14:editId="181E132C">
+          <wp:inline>
             <wp:extent cx="5943600" cy="8229600"/>
-            <wp:effectExtent l="0" t="0" r="0" b="0"/>
-            <wp:docPr id="37" name="Picture"/>
-            <wp:cNvGraphicFramePr/>
-            <a:graphic xmlns:a="http://schemas.openxmlformats.org/drawingml/2006/main">
+            <wp:effectExtent b="0" l="0" r="0" t="0"/>
+            <wp:docPr descr="" title="" id="37" name="Picture"/>
+            <a:graphic>
               <a:graphicData uri="http://schemas.openxmlformats.org/drawingml/2006/picture">
-                <pic:pic xmlns:pic="http://schemas.openxmlformats.org/drawingml/2006/picture">
+                <pic:pic>
                   <pic:nvPicPr>
-                    <pic:cNvPr id="38" name="Picture" descr="images/front_window.png"/>
+                    <pic:cNvPr descr="images/front_window.png" id="38" name="Picture"/>
                     <pic:cNvPicPr>
-                      <a:picLocks noChangeAspect="1" noChangeArrowheads="1"/>
+                      <a:picLocks noChangeArrowheads="1" noChangeAspect="1"/>
                     </pic:cNvPicPr>
                   </pic:nvPicPr>
                   <pic:blipFill>
-                    <a:blip r:embed="rId9"/>
+                    <a:blip r:embed="rId36"/>
                     <a:stretch>
                       <a:fillRect/>
                     </a:stretch>
@@ -712,204 +776,142 @@
         </w:drawing>
       </w:r>
     </w:p>
+    <w:bookmarkEnd w:id="39"/>
+    <w:bookmarkEnd w:id="40"/>
+    <w:bookmarkStart w:id="52" w:name="exterior-triangles---front-back"/>
     <w:p>
       <w:pPr>
         <w:pStyle w:val="Heading1"/>
       </w:pPr>
-      <w:bookmarkStart w:id="12" w:name="exterior-triangles---front-back"/>
-      <w:bookmarkEnd w:id="7"/>
-      <w:bookmarkEnd w:id="11"/>
-      <w:r>
-        <w:lastRenderedPageBreak/>
-        <w:t>EXTERIOR TRIANGLES - FRONT &amp; BACK</w:t>
-      </w:r>
-    </w:p>
-    <w:p>
-      <w:r>
-        <w:t>NOTE - Pre-cut Tyvek, metal flashing and triangle siding are on the back shelves near the white boards.</w:t>
-      </w:r>
-    </w:p>
+      <w:r>
+        <w:t xml:space="preserve">EXTERIOR TRIANGLES - FRONT &amp; BACK</w:t>
+      </w:r>
+    </w:p>
+    <w:p>
+      <w:pPr>
+        <w:pStyle w:val="FirstParagraph"/>
+      </w:pPr>
+      <w:r>
+        <w:t xml:space="preserve">NOTE - Pre-cut Tyvek, metal flashing and triangle siding are on the back shelves near the white boards.</w:t>
+      </w:r>
+    </w:p>
+    <w:bookmarkStart w:id="41" w:name="step-1---tyvek"/>
     <w:p>
       <w:pPr>
         <w:pStyle w:val="Heading2"/>
       </w:pPr>
-      <w:bookmarkStart w:id="13" w:name="step-1---tyvek"/>
-      <w:r>
-        <w:t>Step 1 - Tyvek</w:t>
-      </w:r>
-    </w:p>
-    <w:p>
-      <w:pPr>
-        <w:numPr>
-          <w:ilvl w:val="0"/>
-          <w:numId w:val="12"/>
-        </w:numPr>
-      </w:pPr>
-      <w:r>
-        <w:t>Staple pre-cut Tyvek triangles to the structural triangles at the front and back of the home</w:t>
-      </w:r>
-    </w:p>
-    <w:p>
-      <w:pPr>
-        <w:numPr>
-          <w:ilvl w:val="0"/>
-          <w:numId w:val="12"/>
-        </w:numPr>
-      </w:pPr>
-      <w:r>
-        <w:t>Staple along top and bottom edges and down the center studs; hammer in all staples flush</w:t>
-      </w:r>
-    </w:p>
+      <w:r>
+        <w:t xml:space="preserve">Step 1 - Tyvek</w:t>
+      </w:r>
+    </w:p>
+    <w:p>
+      <w:pPr>
+        <w:pStyle w:val="Compact"/>
+        <w:numPr>
+          <w:ilvl w:val="0"/>
+          <w:numId w:val="1010"/>
+        </w:numPr>
+      </w:pPr>
+      <w:r>
+        <w:t xml:space="preserve">Staple pre-cut Tyvek triangles to the structural triangle.</w:t>
+      </w:r>
+    </w:p>
+    <w:p>
+      <w:pPr>
+        <w:pStyle w:val="Compact"/>
+        <w:numPr>
+          <w:ilvl w:val="0"/>
+          <w:numId w:val="1010"/>
+        </w:numPr>
+      </w:pPr>
+      <w:r>
+        <w:t xml:space="preserve">Staple along top and bottom edges and down the center studs; hammer in all staples flush.</w:t>
+      </w:r>
+    </w:p>
+    <w:bookmarkEnd w:id="41"/>
+    <w:bookmarkStart w:id="42" w:name="step-2---z-flashing"/>
     <w:p>
       <w:pPr>
         <w:pStyle w:val="Heading2"/>
       </w:pPr>
-      <w:bookmarkStart w:id="14" w:name="step-2---z-flashing"/>
-      <w:bookmarkEnd w:id="13"/>
-      <w:r>
-        <w:t>Step 2 - Z-Flashing</w:t>
-      </w:r>
-    </w:p>
-    <w:p>
-      <w:pPr>
-        <w:numPr>
-          <w:ilvl w:val="0"/>
-          <w:numId w:val="13"/>
-        </w:numPr>
-      </w:pPr>
-      <w:r>
-        <w:t>Install pre-cut piece of metal flashing</w:t>
-      </w:r>
-      <w:r>
-        <w:br/>
-        <w:t>— short leg down so that flashing rests on top of the T1-11 siding at the top of the wall and the short leg extends down over the siding</w:t>
-      </w:r>
-    </w:p>
-    <w:p>
-      <w:pPr>
-        <w:numPr>
-          <w:ilvl w:val="0"/>
-          <w:numId w:val="13"/>
-        </w:numPr>
-      </w:pPr>
-      <w:r>
-        <w:t>Center the flashing between the rafter ends</w:t>
-      </w:r>
-    </w:p>
-    <w:p>
-      <w:pPr>
-        <w:numPr>
-          <w:ilvl w:val="0"/>
-          <w:numId w:val="13"/>
-        </w:numPr>
-      </w:pPr>
-      <w:r>
-        <w:t>Nail (PANEL NAILS) 3 places: near each end, and in middle</w:t>
-      </w:r>
-    </w:p>
+      <w:r>
+        <w:t xml:space="preserve">Step 2 - Z-Flashing</w:t>
+      </w:r>
+    </w:p>
+    <w:p>
+      <w:pPr>
+        <w:pStyle w:val="Compact"/>
+        <w:numPr>
+          <w:ilvl w:val="0"/>
+          <w:numId w:val="1011"/>
+        </w:numPr>
+      </w:pPr>
+      <w:r>
+        <w:t xml:space="preserve">Install pre-cut piece of metal flashing</w:t>
+      </w:r>
+      <w:r>
+        <w:br/>
+      </w:r>
+      <w:r>
+        <w:t xml:space="preserve">— short leg down so that flashing rests on top of the T1-11 siding at the top of the wall and the short leg extends down over the siding</w:t>
+      </w:r>
+    </w:p>
+    <w:p>
+      <w:pPr>
+        <w:pStyle w:val="Compact"/>
+        <w:numPr>
+          <w:ilvl w:val="0"/>
+          <w:numId w:val="1011"/>
+        </w:numPr>
+      </w:pPr>
+      <w:r>
+        <w:t xml:space="preserve">Center the flashing between the rafter ends</w:t>
+      </w:r>
+    </w:p>
+    <w:p>
+      <w:pPr>
+        <w:pStyle w:val="Compact"/>
+        <w:numPr>
+          <w:ilvl w:val="0"/>
+          <w:numId w:val="1011"/>
+        </w:numPr>
+      </w:pPr>
+      <w:r>
+        <w:t xml:space="preserve">Nail (PANEL NAILS) 3 places: near each end, and in middle</w:t>
+      </w:r>
+    </w:p>
+    <w:bookmarkEnd w:id="42"/>
+    <w:bookmarkStart w:id="46" w:name="step-3---seam-waterproofing"/>
     <w:p>
       <w:pPr>
         <w:pStyle w:val="Heading2"/>
       </w:pPr>
-      <w:bookmarkStart w:id="15" w:name="step-3---t1-11-triangle"/>
-      <w:bookmarkEnd w:id="14"/>
-      <w:r>
-        <w:t>Step 3 - T1-11 Triangle</w:t>
-      </w:r>
-    </w:p>
-    <w:p>
-      <w:pPr>
-        <w:numPr>
-          <w:ilvl w:val="0"/>
-          <w:numId w:val="14"/>
-        </w:numPr>
-      </w:pPr>
-      <w:r>
-        <w:t>Install pre-cut triangular piece of T1-11 siding</w:t>
-      </w:r>
-      <w:r>
-        <w:br/>
-        <w:t>— cover long leg of Z- flashing</w:t>
-      </w:r>
-      <w:r>
-        <w:br/>
-        <w:t>— bottom of siding a pencil-width above the Z-flashing fold. — if necessary, trim siding piece so that it fits against the structural triangle</w:t>
-      </w:r>
-    </w:p>
-    <w:p>
-      <w:pPr>
-        <w:numPr>
-          <w:ilvl w:val="0"/>
-          <w:numId w:val="14"/>
-        </w:numPr>
-      </w:pPr>
-      <w:r>
-        <w:t>Nail (Panel Nails) every 8” along both rafters and bottom of triangle</w:t>
-      </w:r>
-    </w:p>
-    <w:p>
-      <w:pPr>
-        <w:numPr>
-          <w:ilvl w:val="0"/>
-          <w:numId w:val="14"/>
-        </w:numPr>
-      </w:pPr>
-      <w:r>
-        <w:t>Caulk (EXTERIOR caulk) all exposed nails</w:t>
-      </w:r>
-    </w:p>
-    <w:p>
-      <w:pPr>
-        <w:pStyle w:val="Heading2"/>
-      </w:pPr>
-      <w:bookmarkStart w:id="16" w:name="step-4-soffits"/>
-      <w:bookmarkEnd w:id="15"/>
-      <w:r>
-        <w:t>Step 4 – Soffits</w:t>
-      </w:r>
-    </w:p>
-    <w:p>
-      <w:pPr>
-        <w:numPr>
-          <w:ilvl w:val="0"/>
-          <w:numId w:val="15"/>
-        </w:numPr>
-      </w:pPr>
-      <w:r>
-        <w:t>Install precut soffit boards under rafters at each end of building.</w:t>
-      </w:r>
-    </w:p>
-    <w:p>
-      <w:pPr>
-        <w:numPr>
-          <w:ilvl w:val="0"/>
-          <w:numId w:val="15"/>
-        </w:numPr>
-      </w:pPr>
-      <w:r>
-        <w:t>Mark location of cross blocks between rafters</w:t>
-      </w:r>
-    </w:p>
-    <w:p>
-      <w:pPr>
-        <w:numPr>
-          <w:ilvl w:val="0"/>
-          <w:numId w:val="15"/>
-        </w:numPr>
-      </w:pPr>
-      <w:r>
-        <w:t>Position soffit board with angle-cut end tight against ridge beam and long edge tight against T1-11 siding. Trim as necessary to fit, so that soffit does not protrude past outside rafter.</w:t>
-      </w:r>
-    </w:p>
-    <w:p>
-      <w:pPr>
-        <w:numPr>
-          <w:ilvl w:val="0"/>
-          <w:numId w:val="15"/>
-        </w:numPr>
-      </w:pPr>
-      <w:r>
-        <w:t>Nail (Panel Nails) 3 places into outside rafter, and one nail into each cross block</w:t>
+      <w:r>
+        <w:t xml:space="preserve">Step 3 - Seam Waterproofing</w:t>
+      </w:r>
+    </w:p>
+    <w:p>
+      <w:pPr>
+        <w:pStyle w:val="Compact"/>
+        <w:numPr>
+          <w:ilvl w:val="0"/>
+          <w:numId w:val="1012"/>
+        </w:numPr>
+      </w:pPr>
+      <w:r>
+        <w:t xml:space="preserve">Cut a length of flexible flashing that will extend from below the ridge beam to 1” above the short leg of the Z-flashing</w:t>
+      </w:r>
+    </w:p>
+    <w:p>
+      <w:pPr>
+        <w:pStyle w:val="Compact"/>
+        <w:numPr>
+          <w:ilvl w:val="0"/>
+          <w:numId w:val="1012"/>
+        </w:numPr>
+      </w:pPr>
+      <w:r>
+        <w:t xml:space="preserve">Place the flexible flashing centered on the structural triangle, with the bottom edge 1” above the bend in the Z-flashing</w:t>
       </w:r>
     </w:p>
     <w:p>
@@ -918,28 +920,26 @@
       </w:r>
     </w:p>
     <w:p>
-      <w:r>
-        <w:rPr>
-          <w:noProof/>
-        </w:rPr>
-        <w:lastRenderedPageBreak/>
+      <w:pPr>
+        <w:pStyle w:val="FirstParagraph"/>
+      </w:pPr>
+      <w:r>
         <w:drawing>
-          <wp:inline distT="0" distB="0" distL="0" distR="0" wp14:anchorId="54D231B6" wp14:editId="1EC9EBD6">
+          <wp:inline>
             <wp:extent cx="5943600" cy="8229600"/>
-            <wp:effectExtent l="0" t="0" r="0" b="0"/>
-            <wp:docPr id="45" name="Picture"/>
-            <wp:cNvGraphicFramePr/>
-            <a:graphic xmlns:a="http://schemas.openxmlformats.org/drawingml/2006/main">
+            <wp:effectExtent b="0" l="0" r="0" t="0"/>
+            <wp:docPr descr="" title="" id="44" name="Picture"/>
+            <a:graphic>
               <a:graphicData uri="http://schemas.openxmlformats.org/drawingml/2006/picture">
-                <pic:pic xmlns:pic="http://schemas.openxmlformats.org/drawingml/2006/picture">
+                <pic:pic>
                   <pic:nvPicPr>
-                    <pic:cNvPr id="46" name="Picture" descr="images/triangles.png"/>
+                    <pic:cNvPr descr="images/triangles_01.png" id="45" name="Picture"/>
                     <pic:cNvPicPr>
-                      <a:picLocks noChangeAspect="1" noChangeArrowheads="1"/>
+                      <a:picLocks noChangeArrowheads="1" noChangeAspect="1"/>
                     </pic:cNvPicPr>
                   </pic:nvPicPr>
                   <pic:blipFill>
-                    <a:blip r:embed="rId10"/>
+                    <a:blip r:embed="rId43"/>
                     <a:stretch>
                       <a:fillRect/>
                     </a:stretch>
@@ -965,18 +965,209 @@
           </wp:inline>
         </w:drawing>
       </w:r>
-      <w:bookmarkEnd w:id="12"/>
-      <w:bookmarkEnd w:id="16"/>
-    </w:p>
+    </w:p>
+    <w:bookmarkEnd w:id="46"/>
+    <w:bookmarkStart w:id="47" w:name="step-4---t1-11-triangles"/>
+    <w:p>
+      <w:pPr>
+        <w:pStyle w:val="Heading2"/>
+      </w:pPr>
+      <w:r>
+        <w:t xml:space="preserve">Step 4 - T1-11 Triangles</w:t>
+      </w:r>
+    </w:p>
+    <w:p>
+      <w:pPr>
+        <w:numPr>
+          <w:ilvl w:val="0"/>
+          <w:numId w:val="1013"/>
+        </w:numPr>
+      </w:pPr>
+      <w:r>
+        <w:t xml:space="preserve">Install first pre-cut triangular piece of T1-11 siding</w:t>
+      </w:r>
+      <w:r>
+        <w:br/>
+      </w:r>
+      <w:r>
+        <w:t xml:space="preserve">— cover long leg of Z- flashing</w:t>
+      </w:r>
+      <w:r>
+        <w:br/>
+      </w:r>
+      <w:r>
+        <w:t xml:space="preserve">— bottom of siding a pencil-width above the Z-flashing fold</w:t>
+      </w:r>
+      <w:r>
+        <w:br/>
+      </w:r>
+      <w:r>
+        <w:t xml:space="preserve">— if necessary, trim siding piece so that it fits against the structural triangle</w:t>
+      </w:r>
+      <w:r>
+        <w:br/>
+      </w:r>
+      <w:r>
+        <w:t xml:space="preserve">— Nail (Panel Nails) every 8” along rafter and bottom of triangle</w:t>
+      </w:r>
+    </w:p>
+    <w:p>
+      <w:pPr>
+        <w:numPr>
+          <w:ilvl w:val="0"/>
+          <w:numId w:val="1013"/>
+        </w:numPr>
+      </w:pPr>
+      <w:r>
+        <w:t xml:space="preserve">Install second pre-cut triangular piece of T1-11 siding</w:t>
+      </w:r>
+      <w:r>
+        <w:br/>
+      </w:r>
+      <w:r>
+        <w:t xml:space="preserve">— align grooves with the already-installed piece</w:t>
+      </w:r>
+      <w:r>
+        <w:br/>
+      </w:r>
+      <w:r>
+        <w:t xml:space="preserve">— make the center seam tight</w:t>
+      </w:r>
+      <w:r>
+        <w:br/>
+      </w:r>
+      <w:r>
+        <w:t xml:space="preserve">— Nail (Panel Nails) every 8” along rafter and bottom of triangle</w:t>
+      </w:r>
+    </w:p>
+    <w:p>
+      <w:pPr>
+        <w:numPr>
+          <w:ilvl w:val="0"/>
+          <w:numId w:val="1013"/>
+        </w:numPr>
+      </w:pPr>
+      <w:r>
+        <w:t xml:space="preserve">Caulk (EXTERIOR caulk) all exposed nails and center seam</w:t>
+      </w:r>
+    </w:p>
+    <w:bookmarkEnd w:id="47"/>
+    <w:bookmarkStart w:id="51" w:name="step-5-soffits"/>
+    <w:p>
+      <w:pPr>
+        <w:pStyle w:val="Heading2"/>
+      </w:pPr>
+      <w:r>
+        <w:t xml:space="preserve">Step 5 – Soffits</w:t>
+      </w:r>
+    </w:p>
+    <w:p>
+      <w:pPr>
+        <w:numPr>
+          <w:ilvl w:val="0"/>
+          <w:numId w:val="1014"/>
+        </w:numPr>
+      </w:pPr>
+      <w:r>
+        <w:t xml:space="preserve">Install precut soffit boards under rafters at each end of building.</w:t>
+      </w:r>
+    </w:p>
+    <w:p>
+      <w:pPr>
+        <w:numPr>
+          <w:ilvl w:val="0"/>
+          <w:numId w:val="1014"/>
+        </w:numPr>
+      </w:pPr>
+      <w:r>
+        <w:t xml:space="preserve">Mark location of cross blocks between rafters</w:t>
+      </w:r>
+    </w:p>
+    <w:p>
+      <w:pPr>
+        <w:numPr>
+          <w:ilvl w:val="0"/>
+          <w:numId w:val="1014"/>
+        </w:numPr>
+      </w:pPr>
+      <w:r>
+        <w:t xml:space="preserve">Position soffit board with angle-cut end tight against ridge beam and long edge tight against T1-11 siding. Trim as necessary to fit, so that soffit does not protrude past outside rafter.</w:t>
+      </w:r>
+    </w:p>
+    <w:p>
+      <w:pPr>
+        <w:numPr>
+          <w:ilvl w:val="0"/>
+          <w:numId w:val="1014"/>
+        </w:numPr>
+      </w:pPr>
+      <w:r>
+        <w:t xml:space="preserve">Nail (Panel Nails) 3 places into outside rafter, and one nail into each cross block</w:t>
+      </w:r>
+    </w:p>
+    <w:p>
+      <w:r>
+        <w:br w:type="page"/>
+      </w:r>
+    </w:p>
+    <w:p>
+      <w:pPr>
+        <w:pStyle w:val="FirstParagraph"/>
+      </w:pPr>
+      <w:r>
+        <w:drawing>
+          <wp:inline>
+            <wp:extent cx="5943600" cy="8229600"/>
+            <wp:effectExtent b="0" l="0" r="0" t="0"/>
+            <wp:docPr descr="" title="" id="49" name="Picture"/>
+            <a:graphic>
+              <a:graphicData uri="http://schemas.openxmlformats.org/drawingml/2006/picture">
+                <pic:pic>
+                  <pic:nvPicPr>
+                    <pic:cNvPr descr="images/triangles_02.png" id="50" name="Picture"/>
+                    <pic:cNvPicPr>
+                      <a:picLocks noChangeArrowheads="1" noChangeAspect="1"/>
+                    </pic:cNvPicPr>
+                  </pic:nvPicPr>
+                  <pic:blipFill>
+                    <a:blip r:embed="rId48"/>
+                    <a:stretch>
+                      <a:fillRect/>
+                    </a:stretch>
+                  </pic:blipFill>
+                  <pic:spPr bwMode="auto">
+                    <a:xfrm>
+                      <a:off x="0" y="0"/>
+                      <a:ext cx="5943600" cy="8229600"/>
+                    </a:xfrm>
+                    <a:prstGeom prst="rect">
+                      <a:avLst/>
+                    </a:prstGeom>
+                    <a:noFill/>
+                    <a:ln w="9525">
+                      <a:noFill/>
+                      <a:headEnd/>
+                      <a:tailEnd/>
+                    </a:ln>
+                  </pic:spPr>
+                </pic:pic>
+              </a:graphicData>
+            </a:graphic>
+          </wp:inline>
+        </w:drawing>
+      </w:r>
+    </w:p>
+    <w:bookmarkEnd w:id="51"/>
+    <w:bookmarkEnd w:id="52"/>
     <w:sectPr>
-      <w:headerReference w:type="even" r:id="rId11"/>
-      <w:headerReference w:type="default" r:id="rId12"/>
-      <w:footerReference w:type="even" r:id="rId13"/>
-      <w:footerReference w:type="default" r:id="rId14"/>
-      <w:headerReference w:type="first" r:id="rId15"/>
-      <w:footerReference w:type="first" r:id="rId16"/>
-      <w:pgSz w:w="12240" w:h="15840" w:code="1"/>
-      <w:pgMar w:top="1440" w:right="1440" w:bottom="1440" w:left="1440" w:header="708" w:footer="708" w:gutter="0"/>
+      <w:headerReference r:id="rId9" w:type="even"/>
+      <w:headerReference r:id="rId11" w:type="default"/>
+      <w:footerReference r:id="rId14" w:type="even"/>
+      <w:footerReference r:id="rId13" w:type="default"/>
+      <w:headerReference r:id="rId10" w:type="first"/>
+      <w:footerReference r:id="rId12" w:type="first"/>
+      <w:pgSz w:code="1" w:h="15840" w:w="12240"/>
+      <w:pgMar w:bottom="1440" w:footer="708" w:gutter="0" w:header="708" w:left="1440" w:right="1440" w:top="1440"/>
       <w:cols w:space="708"/>
       <w:docGrid w:linePitch="360"/>
     </w:sectPr>
@@ -984,29 +1175,8 @@
 </w:document>
 </file>
 
-<file path=word/endnotes.xml><?xml version="1.0" encoding="utf-8"?>
-<w:endnotes xmlns:wpc="http://schemas.microsoft.com/office/word/2010/wordprocessingCanvas" xmlns:cx="http://schemas.microsoft.com/office/drawing/2014/chartex" xmlns:cx1="http://schemas.microsoft.com/office/drawing/2015/9/8/chartex" xmlns:cx2="http://schemas.microsoft.com/office/drawing/2015/10/21/chartex" xmlns:cx3="http://schemas.microsoft.com/office/drawing/2016/5/9/chartex" xmlns:cx4="http://schemas.microsoft.com/office/drawing/2016/5/10/chartex" xmlns:cx5="http://schemas.microsoft.com/office/drawing/2016/5/11/chartex" xmlns:cx6="http://schemas.microsoft.com/office/drawing/2016/5/12/chartex" xmlns:cx7="http://schemas.microsoft.com/office/drawing/2016/5/13/chartex" xmlns:cx8="http://schemas.microsoft.com/office/drawing/2016/5/14/chartex" xmlns:mc="http://schemas.openxmlformats.org/markup-compatibility/2006" xmlns:aink="http://schemas.microsoft.com/office/drawing/2016/ink" xmlns:am3d="http://schemas.microsoft.com/office/drawing/2017/model3d" xmlns:o="urn:schemas-microsoft-com:office:office" xmlns:oel="http://schemas.microsoft.com/office/2019/extlst" xmlns:r="http://schemas.openxmlformats.org/officeDocument/2006/relationships" xmlns:m="http://schemas.openxmlformats.org/officeDocument/2006/math" xmlns:v="urn:schemas-microsoft-com:vml" xmlns:wp14="http://schemas.microsoft.com/office/word/2010/wordprocessingDrawing" xmlns:wp="http://schemas.openxmlformats.org/drawingml/2006/wordprocessingDrawing" xmlns:w10="urn:schemas-microsoft-com:office:word" xmlns:w="http://schemas.openxmlformats.org/wordprocessingml/2006/main" xmlns:w14="http://schemas.microsoft.com/office/word/2010/wordml" xmlns:w15="http://schemas.microsoft.com/office/word/2012/wordml" xmlns:w16cex="http://schemas.microsoft.com/office/word/2018/wordml/cex" xmlns:w16cid="http://schemas.microsoft.com/office/word/2016/wordml/cid" xmlns:w16="http://schemas.microsoft.com/office/word/2018/wordml" xmlns:w16du="http://schemas.microsoft.com/office/word/2023/wordml/word16du" xmlns:w16sdtdh="http://schemas.microsoft.com/office/word/2020/wordml/sdtdatahash" xmlns:w16sdtfl="http://schemas.microsoft.com/office/word/2024/wordml/sdtformatlock" xmlns:w16se="http://schemas.microsoft.com/office/word/2015/wordml/symex" xmlns:wpg="http://schemas.microsoft.com/office/word/2010/wordprocessingGroup" xmlns:wpi="http://schemas.microsoft.com/office/word/2010/wordprocessingInk" xmlns:wne="http://schemas.microsoft.com/office/word/2006/wordml" xmlns:wps="http://schemas.microsoft.com/office/word/2010/wordprocessingShape" mc:Ignorable="w14 w15 w16se w16cid w16 w16cex w16sdtdh w16sdtfl w16du wp14">
-  <w:endnote w:type="separator" w:id="-1">
-    <w:p>
-      <w:pPr>
-        <w:spacing w:after="0" w:line="240" w:lineRule="auto"/>
-      </w:pPr>
-      <w:r>
-        <w:separator/>
-      </w:r>
-    </w:p>
-  </w:endnote>
-  <w:endnote w:type="continuationSeparator" w:id="0">
-    <w:p>
-      <w:pPr>
-        <w:spacing w:after="0" w:line="240" w:lineRule="auto"/>
-      </w:pPr>
-      <w:r>
-        <w:continuationSeparator/>
-      </w:r>
-    </w:p>
-  </w:endnote>
-</w:endnotes>
+<file path=word/comments.xml><?xml version="1.0" encoding="utf-8"?>
+<w:comments xmlns:w="http://schemas.openxmlformats.org/wordprocessingml/2006/main" xmlns:m="http://schemas.openxmlformats.org/officeDocument/2006/math" xmlns:r="http://schemas.openxmlformats.org/officeDocument/2006/relationships" xmlns:o="urn:schemas-microsoft-com:office:office" xmlns:v="urn:schemas-microsoft-com:vml" xmlns:w10="urn:schemas-microsoft-com:office:word" xmlns:a="http://schemas.openxmlformats.org/drawingml/2006/main" xmlns:pic="http://schemas.openxmlformats.org/drawingml/2006/picture" xmlns:wp="http://schemas.openxmlformats.org/drawingml/2006/wordprocessingDrawing"/>
 </file>
 
 <file path=word/footer1.xml><?xml version="1.0" encoding="utf-8"?>
@@ -1027,52 +1197,88 @@
       <w:pBdr>
         <w:top w:val="single" w:sz="4" w:space="1" w:color="BFBFBF" w:themeColor="background1" w:themeShade="BF"/>
       </w:pBdr>
+      <w:rPr>
+        <w:sz w:val="22"/>
+      </w:rPr>
     </w:pPr>
     <w:r>
+      <w:rPr>
+        <w:sz w:val="22"/>
+      </w:rPr>
       <w:t>Sound Foundations NW</w:t>
     </w:r>
     <w:r>
+      <w:rPr>
+        <w:sz w:val="22"/>
+      </w:rPr>
       <w:ptab w:relativeTo="margin" w:alignment="center" w:leader="none"/>
     </w:r>
     <w:r>
+      <w:rPr>
+        <w:sz w:val="22"/>
+      </w:rPr>
       <w:fldChar w:fldCharType="begin"/>
     </w:r>
     <w:r>
+      <w:rPr>
+        <w:sz w:val="22"/>
+      </w:rPr>
       <w:instrText xml:space="preserve"> SAVEDATE  \@ "d MMMM yyyy"  \* MERGEFORMAT </w:instrText>
     </w:r>
     <w:r>
+      <w:rPr>
+        <w:sz w:val="22"/>
+      </w:rPr>
       <w:fldChar w:fldCharType="separate"/>
     </w:r>
     <w:r>
       <w:rPr>
         <w:noProof/>
-      </w:rPr>
-      <w:t>26 January 2025</w:t>
+        <w:sz w:val="22"/>
+      </w:rPr>
+      <w:t>30 January 2025</w:t>
     </w:r>
     <w:r>
+      <w:rPr>
+        <w:sz w:val="22"/>
+      </w:rPr>
       <w:fldChar w:fldCharType="end"/>
     </w:r>
     <w:r>
+      <w:rPr>
+        <w:sz w:val="22"/>
+      </w:rPr>
       <w:ptab w:relativeTo="margin" w:alignment="right" w:leader="none"/>
     </w:r>
     <w:r>
+      <w:rPr>
+        <w:sz w:val="22"/>
+      </w:rPr>
       <w:fldChar w:fldCharType="begin"/>
     </w:r>
     <w:r>
+      <w:rPr>
+        <w:sz w:val="22"/>
+      </w:rPr>
       <w:instrText xml:space="preserve"> PAGE   \* MERGEFORMAT </w:instrText>
     </w:r>
     <w:r>
+      <w:rPr>
+        <w:sz w:val="22"/>
+      </w:rPr>
       <w:fldChar w:fldCharType="separate"/>
     </w:r>
     <w:r>
       <w:rPr>
         <w:noProof/>
+        <w:sz w:val="22"/>
       </w:rPr>
       <w:t>1</w:t>
     </w:r>
     <w:r>
       <w:rPr>
         <w:noProof/>
+        <w:sz w:val="22"/>
       </w:rPr>
       <w:fldChar w:fldCharType="end"/>
     </w:r>
@@ -1091,24 +1297,18 @@
 </file>
 
 <file path=word/footnotes.xml><?xml version="1.0" encoding="utf-8"?>
-<w:footnotes xmlns:wpc="http://schemas.microsoft.com/office/word/2010/wordprocessingCanvas" xmlns:cx="http://schemas.microsoft.com/office/drawing/2014/chartex" xmlns:cx1="http://schemas.microsoft.com/office/drawing/2015/9/8/chartex" xmlns:cx2="http://schemas.microsoft.com/office/drawing/2015/10/21/chartex" xmlns:cx3="http://schemas.microsoft.com/office/drawing/2016/5/9/chartex" xmlns:cx4="http://schemas.microsoft.com/office/drawing/2016/5/10/chartex" xmlns:cx5="http://schemas.microsoft.com/office/drawing/2016/5/11/chartex" xmlns:cx6="http://schemas.microsoft.com/office/drawing/2016/5/12/chartex" xmlns:cx7="http://schemas.microsoft.com/office/drawing/2016/5/13/chartex" xmlns:cx8="http://schemas.microsoft.com/office/drawing/2016/5/14/chartex" xmlns:mc="http://schemas.openxmlformats.org/markup-compatibility/2006" xmlns:aink="http://schemas.microsoft.com/office/drawing/2016/ink" xmlns:am3d="http://schemas.microsoft.com/office/drawing/2017/model3d" xmlns:o="urn:schemas-microsoft-com:office:office" xmlns:oel="http://schemas.microsoft.com/office/2019/extlst" xmlns:r="http://schemas.openxmlformats.org/officeDocument/2006/relationships" xmlns:m="http://schemas.openxmlformats.org/officeDocument/2006/math" xmlns:v="urn:schemas-microsoft-com:vml" xmlns:wp14="http://schemas.microsoft.com/office/word/2010/wordprocessingDrawing" xmlns:wp="http://schemas.openxmlformats.org/drawingml/2006/wordprocessingDrawing" xmlns:w10="urn:schemas-microsoft-com:office:word" xmlns:w="http://schemas.openxmlformats.org/wordprocessingml/2006/main" xmlns:w14="http://schemas.microsoft.com/office/word/2010/wordml" xmlns:w15="http://schemas.microsoft.com/office/word/2012/wordml" xmlns:w16cex="http://schemas.microsoft.com/office/word/2018/wordml/cex" xmlns:w16cid="http://schemas.microsoft.com/office/word/2016/wordml/cid" xmlns:w16="http://schemas.microsoft.com/office/word/2018/wordml" xmlns:w16du="http://schemas.microsoft.com/office/word/2023/wordml/word16du" xmlns:w16sdtdh="http://schemas.microsoft.com/office/word/2020/wordml/sdtdatahash" xmlns:w16sdtfl="http://schemas.microsoft.com/office/word/2024/wordml/sdtformatlock" xmlns:w16se="http://schemas.microsoft.com/office/word/2015/wordml/symex" xmlns:wpg="http://schemas.microsoft.com/office/word/2010/wordprocessingGroup" xmlns:wpi="http://schemas.microsoft.com/office/word/2010/wordprocessingInk" xmlns:wne="http://schemas.microsoft.com/office/word/2006/wordml" xmlns:wps="http://schemas.microsoft.com/office/word/2010/wordprocessingShape" mc:Ignorable="w14 w15 w16se w16cid w16 w16cex w16sdtdh w16sdtfl w16du wp14">
+<w:footnotes xmlns:w="http://schemas.openxmlformats.org/wordprocessingml/2006/main" xmlns:m="http://schemas.openxmlformats.org/officeDocument/2006/math" xmlns:r="http://schemas.openxmlformats.org/officeDocument/2006/relationships" xmlns:o="urn:schemas-microsoft-com:office:office" xmlns:v="urn:schemas-microsoft-com:vml" xmlns:w10="urn:schemas-microsoft-com:office:word" xmlns:a="http://schemas.openxmlformats.org/drawingml/2006/main" xmlns:pic="http://schemas.openxmlformats.org/drawingml/2006/picture" xmlns:wp="http://schemas.openxmlformats.org/drawingml/2006/wordprocessingDrawing">
+  <w:footnote w:type="continuationSeparator" w:id="0">
+    <w:p>
+      <w:r>
+        <w:continuationSeparator/>
+      </w:r>
+    </w:p>
+  </w:footnote>
   <w:footnote w:type="separator" w:id="-1">
     <w:p>
-      <w:pPr>
-        <w:spacing w:after="0" w:line="240" w:lineRule="auto"/>
-      </w:pPr>
       <w:r>
         <w:separator/>
-      </w:r>
-    </w:p>
-  </w:footnote>
-  <w:footnote w:type="continuationSeparator" w:id="0">
-    <w:p>
-      <w:pPr>
-        <w:spacing w:after="0" w:line="240" w:lineRule="auto"/>
-      </w:pPr>
-      <w:r>
-        <w:continuationSeparator/>
       </w:r>
     </w:p>
   </w:footnote>
@@ -1146,189 +1346,8 @@
 </file>
 
 <file path=word/numbering.xml><?xml version="1.0" encoding="utf-8"?>
-<w:numbering xmlns:wpc="http://schemas.microsoft.com/office/word/2010/wordprocessingCanvas" xmlns:cx="http://schemas.microsoft.com/office/drawing/2014/chartex" xmlns:cx1="http://schemas.microsoft.com/office/drawing/2015/9/8/chartex" xmlns:cx2="http://schemas.microsoft.com/office/drawing/2015/10/21/chartex" xmlns:cx3="http://schemas.microsoft.com/office/drawing/2016/5/9/chartex" xmlns:cx4="http://schemas.microsoft.com/office/drawing/2016/5/10/chartex" xmlns:cx5="http://schemas.microsoft.com/office/drawing/2016/5/11/chartex" xmlns:cx6="http://schemas.microsoft.com/office/drawing/2016/5/12/chartex" xmlns:cx7="http://schemas.microsoft.com/office/drawing/2016/5/13/chartex" xmlns:cx8="http://schemas.microsoft.com/office/drawing/2016/5/14/chartex" xmlns:mc="http://schemas.openxmlformats.org/markup-compatibility/2006" xmlns:aink="http://schemas.microsoft.com/office/drawing/2016/ink" xmlns:am3d="http://schemas.microsoft.com/office/drawing/2017/model3d" xmlns:o="urn:schemas-microsoft-com:office:office" xmlns:oel="http://schemas.microsoft.com/office/2019/extlst" xmlns:r="http://schemas.openxmlformats.org/officeDocument/2006/relationships" xmlns:m="http://schemas.openxmlformats.org/officeDocument/2006/math" xmlns:v="urn:schemas-microsoft-com:vml" xmlns:wp14="http://schemas.microsoft.com/office/word/2010/wordprocessingDrawing" xmlns:wp="http://schemas.openxmlformats.org/drawingml/2006/wordprocessingDrawing" xmlns:w10="urn:schemas-microsoft-com:office:word" xmlns:w="http://schemas.openxmlformats.org/wordprocessingml/2006/main" xmlns:w14="http://schemas.microsoft.com/office/word/2010/wordml" xmlns:w15="http://schemas.microsoft.com/office/word/2012/wordml" xmlns:w16cex="http://schemas.microsoft.com/office/word/2018/wordml/cex" xmlns:w16cid="http://schemas.microsoft.com/office/word/2016/wordml/cid" xmlns:w16="http://schemas.microsoft.com/office/word/2018/wordml" xmlns:w16du="http://schemas.microsoft.com/office/word/2023/wordml/word16du" xmlns:w16sdtdh="http://schemas.microsoft.com/office/word/2020/wordml/sdtdatahash" xmlns:w16sdtfl="http://schemas.microsoft.com/office/word/2024/wordml/sdtformatlock" xmlns:w16se="http://schemas.microsoft.com/office/word/2015/wordml/symex" xmlns:wpg="http://schemas.microsoft.com/office/word/2010/wordprocessingGroup" xmlns:wpi="http://schemas.microsoft.com/office/word/2010/wordprocessingInk" xmlns:wne="http://schemas.microsoft.com/office/word/2006/wordml" xmlns:wps="http://schemas.microsoft.com/office/word/2010/wordprocessingShape" mc:Ignorable="w14 w15 w16se w16cid w16 w16cex w16sdtdh w16sdtfl w16du wp14">
-  <w:abstractNum w:abstractNumId="0" w15:restartNumberingAfterBreak="0">
-    <w:nsid w:val="0000A990"/>
-    <w:multiLevelType w:val="multilevel"/>
-    <w:tmpl w:val="FF02AACE"/>
-    <w:lvl w:ilvl="0">
-      <w:numFmt w:val="bullet"/>
-      <w:lvlText w:val=" "/>
-      <w:lvlJc w:val="left"/>
-      <w:pPr>
-        <w:ind w:left="720" w:hanging="360"/>
-      </w:pPr>
-    </w:lvl>
-    <w:lvl w:ilvl="1">
-      <w:numFmt w:val="bullet"/>
-      <w:lvlText w:val=" "/>
-      <w:lvlJc w:val="left"/>
-      <w:pPr>
-        <w:ind w:left="1440" w:hanging="360"/>
-      </w:pPr>
-    </w:lvl>
-    <w:lvl w:ilvl="2">
-      <w:numFmt w:val="bullet"/>
-      <w:lvlText w:val=" "/>
-      <w:lvlJc w:val="left"/>
-      <w:pPr>
-        <w:ind w:left="2160" w:hanging="360"/>
-      </w:pPr>
-    </w:lvl>
-    <w:lvl w:ilvl="3">
-      <w:numFmt w:val="bullet"/>
-      <w:lvlText w:val=" "/>
-      <w:lvlJc w:val="left"/>
-      <w:pPr>
-        <w:ind w:left="2880" w:hanging="360"/>
-      </w:pPr>
-    </w:lvl>
-    <w:lvl w:ilvl="4">
-      <w:numFmt w:val="bullet"/>
-      <w:lvlText w:val=" "/>
-      <w:lvlJc w:val="left"/>
-      <w:pPr>
-        <w:ind w:left="3600" w:hanging="360"/>
-      </w:pPr>
-    </w:lvl>
-    <w:lvl w:ilvl="5">
-      <w:numFmt w:val="bullet"/>
-      <w:lvlText w:val=" "/>
-      <w:lvlJc w:val="left"/>
-      <w:pPr>
-        <w:ind w:left="4320" w:hanging="360"/>
-      </w:pPr>
-    </w:lvl>
-    <w:lvl w:ilvl="6">
-      <w:numFmt w:val="bullet"/>
-      <w:lvlText w:val=" "/>
-      <w:lvlJc w:val="left"/>
-      <w:pPr>
-        <w:ind w:left="5040" w:hanging="360"/>
-      </w:pPr>
-    </w:lvl>
-    <w:lvl w:ilvl="7">
-      <w:numFmt w:val="bullet"/>
-      <w:lvlText w:val=" "/>
-      <w:lvlJc w:val="left"/>
-      <w:pPr>
-        <w:ind w:left="5760" w:hanging="360"/>
-      </w:pPr>
-    </w:lvl>
-    <w:lvl w:ilvl="8">
-      <w:numFmt w:val="bullet"/>
-      <w:lvlText w:val=" "/>
-      <w:lvlJc w:val="left"/>
-      <w:pPr>
-        <w:ind w:left="6480" w:hanging="360"/>
-      </w:pPr>
-    </w:lvl>
-  </w:abstractNum>
-  <w:abstractNum w:abstractNumId="1" w15:restartNumberingAfterBreak="0">
-    <w:nsid w:val="0000A991"/>
-    <w:multiLevelType w:val="multilevel"/>
-    <w:tmpl w:val="E514F282"/>
-    <w:lvl w:ilvl="0">
-      <w:numFmt w:val="bullet"/>
-      <w:lvlText w:val=""/>
-      <w:lvlJc w:val="left"/>
-      <w:pPr>
-        <w:ind w:left="720" w:hanging="360"/>
-      </w:pPr>
-      <w:rPr>
-        <w:rFonts w:ascii="Symbol" w:hAnsi="Symbol" w:cs="Symbol" w:hint="default"/>
-      </w:rPr>
-    </w:lvl>
-    <w:lvl w:ilvl="1">
-      <w:numFmt w:val="bullet"/>
-      <w:lvlText w:val="o"/>
-      <w:lvlJc w:val="left"/>
-      <w:pPr>
-        <w:ind w:left="1440" w:hanging="360"/>
-      </w:pPr>
-      <w:rPr>
-        <w:rFonts w:ascii="Courier New" w:hAnsi="Courier New" w:cs="Courier New" w:hint="default"/>
-      </w:rPr>
-    </w:lvl>
-    <w:lvl w:ilvl="2">
-      <w:numFmt w:val="bullet"/>
-      <w:lvlText w:val=""/>
-      <w:lvlJc w:val="left"/>
-      <w:pPr>
-        <w:ind w:left="2160" w:hanging="360"/>
-      </w:pPr>
-      <w:rPr>
-        <w:rFonts w:ascii="Wingdings" w:hAnsi="Wingdings" w:cs="Wingdings" w:hint="default"/>
-      </w:rPr>
-    </w:lvl>
-    <w:lvl w:ilvl="3">
-      <w:numFmt w:val="bullet"/>
-      <w:lvlText w:val=""/>
-      <w:lvlJc w:val="left"/>
-      <w:pPr>
-        <w:ind w:left="2880" w:hanging="360"/>
-      </w:pPr>
-      <w:rPr>
-        <w:rFonts w:ascii="Symbol" w:hAnsi="Symbol" w:cs="Symbol" w:hint="default"/>
-      </w:rPr>
-    </w:lvl>
-    <w:lvl w:ilvl="4">
-      <w:numFmt w:val="bullet"/>
-      <w:lvlText w:val="o"/>
-      <w:lvlJc w:val="left"/>
-      <w:pPr>
-        <w:ind w:left="3600" w:hanging="360"/>
-      </w:pPr>
-      <w:rPr>
-        <w:rFonts w:ascii="Courier New" w:hAnsi="Courier New" w:cs="Courier New" w:hint="default"/>
-      </w:rPr>
-    </w:lvl>
-    <w:lvl w:ilvl="5">
-      <w:numFmt w:val="bullet"/>
-      <w:lvlText w:val=""/>
-      <w:lvlJc w:val="left"/>
-      <w:pPr>
-        <w:ind w:left="4320" w:hanging="360"/>
-      </w:pPr>
-      <w:rPr>
-        <w:rFonts w:ascii="Wingdings" w:hAnsi="Wingdings" w:cs="Wingdings" w:hint="default"/>
-      </w:rPr>
-    </w:lvl>
-    <w:lvl w:ilvl="6">
-      <w:numFmt w:val="bullet"/>
-      <w:lvlText w:val=""/>
-      <w:lvlJc w:val="left"/>
-      <w:pPr>
-        <w:ind w:left="5040" w:hanging="360"/>
-      </w:pPr>
-      <w:rPr>
-        <w:rFonts w:ascii="Symbol" w:hAnsi="Symbol" w:cs="Symbol" w:hint="default"/>
-      </w:rPr>
-    </w:lvl>
-    <w:lvl w:ilvl="7">
-      <w:numFmt w:val="bullet"/>
-      <w:lvlText w:val="o"/>
-      <w:lvlJc w:val="left"/>
-      <w:pPr>
-        <w:ind w:left="5760" w:hanging="360"/>
-      </w:pPr>
-      <w:rPr>
-        <w:rFonts w:ascii="Courier New" w:hAnsi="Courier New" w:cs="Courier New" w:hint="default"/>
-      </w:rPr>
-    </w:lvl>
-    <w:lvl w:ilvl="8">
-      <w:numFmt w:val="bullet"/>
-      <w:lvlText w:val=""/>
-      <w:lvlJc w:val="left"/>
-      <w:pPr>
-        <w:ind w:left="6480" w:hanging="360"/>
-      </w:pPr>
-      <w:rPr>
-        <w:rFonts w:ascii="Wingdings" w:hAnsi="Wingdings" w:cs="Wingdings" w:hint="default"/>
-      </w:rPr>
-    </w:lvl>
-  </w:abstractNum>
-  <w:abstractNum w:abstractNumId="2" w15:restartNumberingAfterBreak="0">
+<w:numbering xmlns:aink="http://schemas.microsoft.com/office/drawing/2016/ink" xmlns:am3d="http://schemas.microsoft.com/office/drawing/2017/model3d" xmlns:cx="http://schemas.microsoft.com/office/drawing/2014/chartex" xmlns:cx1="http://schemas.microsoft.com/office/drawing/2015/9/8/chartex" xmlns:cx2="http://schemas.microsoft.com/office/drawing/2015/10/21/chartex" xmlns:cx3="http://schemas.microsoft.com/office/drawing/2016/5/9/chartex" xmlns:cx4="http://schemas.microsoft.com/office/drawing/2016/5/10/chartex" xmlns:cx5="http://schemas.microsoft.com/office/drawing/2016/5/11/chartex" xmlns:cx6="http://schemas.microsoft.com/office/drawing/2016/5/12/chartex" xmlns:cx7="http://schemas.microsoft.com/office/drawing/2016/5/13/chartex" xmlns:cx8="http://schemas.microsoft.com/office/drawing/2016/5/14/chartex" xmlns:m="http://schemas.openxmlformats.org/officeDocument/2006/math" xmlns:mc="http://schemas.openxmlformats.org/markup-compatibility/2006" xmlns:o="urn:schemas-microsoft-com:office:office" xmlns:oel="http://schemas.microsoft.com/office/2019/extlst" xmlns:r="http://schemas.openxmlformats.org/officeDocument/2006/relationships" xmlns:v="urn:schemas-microsoft-com:vml" xmlns:w="http://schemas.openxmlformats.org/wordprocessingml/2006/main" xmlns:w10="urn:schemas-microsoft-com:office:word" xmlns:w14="http://schemas.microsoft.com/office/word/2010/wordml" xmlns:w15="http://schemas.microsoft.com/office/word/2012/wordml" xmlns:w16="http://schemas.microsoft.com/office/word/2018/wordml" xmlns:w16cex="http://schemas.microsoft.com/office/word/2018/wordml/cex" xmlns:w16cid="http://schemas.microsoft.com/office/word/2016/wordml/cid" xmlns:w16du="http://schemas.microsoft.com/office/word/2023/wordml/word16du" xmlns:w16sdtdh="http://schemas.microsoft.com/office/word/2020/wordml/sdtdatahash" xmlns:w16sdtfl="http://schemas.microsoft.com/office/word/2024/wordml/sdtformatlock" xmlns:w16se="http://schemas.microsoft.com/office/word/2015/wordml/symex" xmlns:wne="http://schemas.microsoft.com/office/word/2006/wordml" xmlns:wp="http://schemas.openxmlformats.org/drawingml/2006/wordprocessingDrawing" xmlns:wp14="http://schemas.microsoft.com/office/word/2010/wordprocessingDrawing" xmlns:wpc="http://schemas.microsoft.com/office/word/2010/wordprocessingCanvas" xmlns:wpg="http://schemas.microsoft.com/office/word/2010/wordprocessingGroup" xmlns:wpi="http://schemas.microsoft.com/office/word/2010/wordprocessingInk" xmlns:wps="http://schemas.microsoft.com/office/word/2010/wordprocessingShape" mc:Ignorable="w14 w15 w16se w16cid w16 w16cex w16sdtdh w16sdtfl w16du wp14">
+  <w:abstractNum w15:restartNumberingAfterBreak="0" w:abstractNumId="0">
     <w:nsid w:val="5BCE4232"/>
     <w:multiLevelType w:val="hybridMultilevel"/>
     <w:tmpl w:val="622EFD06"/>
@@ -1338,7 +1357,7 @@
       <w:lvlText w:val=""/>
       <w:lvlJc w:val="left"/>
       <w:pPr>
-        <w:ind w:left="720" w:hanging="360"/>
+        <w:ind w:hanging="360" w:left="720"/>
       </w:pPr>
       <w:rPr>
         <w:rFonts w:ascii="Symbol" w:hAnsi="Symbol" w:hint="default"/>
@@ -1350,10 +1369,10 @@
       <w:lvlText w:val="o"/>
       <w:lvlJc w:val="left"/>
       <w:pPr>
-        <w:ind w:left="1440" w:hanging="360"/>
-      </w:pPr>
-      <w:rPr>
-        <w:rFonts w:ascii="Courier New" w:hAnsi="Courier New" w:cs="Courier New" w:hint="default"/>
+        <w:ind w:hanging="360" w:left="1440"/>
+      </w:pPr>
+      <w:rPr>
+        <w:rFonts w:ascii="Courier New" w:cs="Courier New" w:hAnsi="Courier New" w:hint="default"/>
       </w:rPr>
     </w:lvl>
     <w:lvl w:ilvl="2" w:tplc="0C090005">
@@ -1362,142 +1381,324 @@
       <w:lvlText w:val=""/>
       <w:lvlJc w:val="left"/>
       <w:pPr>
-        <w:ind w:left="2160" w:hanging="360"/>
+        <w:ind w:hanging="360" w:left="2160"/>
       </w:pPr>
       <w:rPr>
         <w:rFonts w:ascii="Wingdings" w:hAnsi="Wingdings" w:hint="default"/>
       </w:rPr>
     </w:lvl>
-    <w:lvl w:ilvl="3" w:tplc="0C090001" w:tentative="1">
+    <w:lvl w:ilvl="3" w:tentative="1" w:tplc="0C090001">
       <w:start w:val="1"/>
       <w:numFmt w:val="bullet"/>
       <w:lvlText w:val=""/>
       <w:lvlJc w:val="left"/>
       <w:pPr>
-        <w:ind w:left="2880" w:hanging="360"/>
+        <w:ind w:hanging="360" w:left="2880"/>
       </w:pPr>
       <w:rPr>
         <w:rFonts w:ascii="Symbol" w:hAnsi="Symbol" w:hint="default"/>
       </w:rPr>
     </w:lvl>
-    <w:lvl w:ilvl="4" w:tplc="0C090003" w:tentative="1">
+    <w:lvl w:ilvl="4" w:tentative="1" w:tplc="0C090003">
       <w:start w:val="1"/>
       <w:numFmt w:val="bullet"/>
       <w:lvlText w:val="o"/>
       <w:lvlJc w:val="left"/>
       <w:pPr>
-        <w:ind w:left="3600" w:hanging="360"/>
-      </w:pPr>
-      <w:rPr>
-        <w:rFonts w:ascii="Courier New" w:hAnsi="Courier New" w:cs="Courier New" w:hint="default"/>
+        <w:ind w:hanging="360" w:left="3600"/>
+      </w:pPr>
+      <w:rPr>
+        <w:rFonts w:ascii="Courier New" w:cs="Courier New" w:hAnsi="Courier New" w:hint="default"/>
       </w:rPr>
     </w:lvl>
-    <w:lvl w:ilvl="5" w:tplc="0C090005" w:tentative="1">
+    <w:lvl w:ilvl="5" w:tentative="1" w:tplc="0C090005">
       <w:start w:val="1"/>
       <w:numFmt w:val="bullet"/>
       <w:lvlText w:val=""/>
       <w:lvlJc w:val="left"/>
       <w:pPr>
-        <w:ind w:left="4320" w:hanging="360"/>
+        <w:ind w:hanging="360" w:left="4320"/>
       </w:pPr>
       <w:rPr>
         <w:rFonts w:ascii="Wingdings" w:hAnsi="Wingdings" w:hint="default"/>
       </w:rPr>
     </w:lvl>
-    <w:lvl w:ilvl="6" w:tplc="0C090001" w:tentative="1">
+    <w:lvl w:ilvl="6" w:tentative="1" w:tplc="0C090001">
       <w:start w:val="1"/>
       <w:numFmt w:val="bullet"/>
       <w:lvlText w:val=""/>
       <w:lvlJc w:val="left"/>
       <w:pPr>
-        <w:ind w:left="5040" w:hanging="360"/>
+        <w:ind w:hanging="360" w:left="5040"/>
       </w:pPr>
       <w:rPr>
         <w:rFonts w:ascii="Symbol" w:hAnsi="Symbol" w:hint="default"/>
       </w:rPr>
     </w:lvl>
-    <w:lvl w:ilvl="7" w:tplc="0C090003" w:tentative="1">
+    <w:lvl w:ilvl="7" w:tentative="1" w:tplc="0C090003">
       <w:start w:val="1"/>
       <w:numFmt w:val="bullet"/>
       <w:lvlText w:val="o"/>
       <w:lvlJc w:val="left"/>
       <w:pPr>
-        <w:ind w:left="5760" w:hanging="360"/>
-      </w:pPr>
-      <w:rPr>
-        <w:rFonts w:ascii="Courier New" w:hAnsi="Courier New" w:cs="Courier New" w:hint="default"/>
+        <w:ind w:hanging="360" w:left="5760"/>
+      </w:pPr>
+      <w:rPr>
+        <w:rFonts w:ascii="Courier New" w:cs="Courier New" w:hAnsi="Courier New" w:hint="default"/>
       </w:rPr>
     </w:lvl>
-    <w:lvl w:ilvl="8" w:tplc="0C090005" w:tentative="1">
+    <w:lvl w:ilvl="8" w:tentative="1" w:tplc="0C090005">
       <w:start w:val="1"/>
       <w:numFmt w:val="bullet"/>
       <w:lvlText w:val=""/>
       <w:lvlJc w:val="left"/>
       <w:pPr>
-        <w:ind w:left="6480" w:hanging="360"/>
+        <w:ind w:hanging="360" w:left="6480"/>
       </w:pPr>
       <w:rPr>
         <w:rFonts w:ascii="Wingdings" w:hAnsi="Wingdings" w:hint="default"/>
       </w:rPr>
     </w:lvl>
   </w:abstractNum>
-  <w:num w:numId="1" w16cid:durableId="1603538387">
-    <w:abstractNumId w:val="2"/>
-  </w:num>
-  <w:num w:numId="2" w16cid:durableId="487937741">
+  <w:abstractNum w:abstractNumId="990">
+    <w:nsid w:val="0000A990"/>
+    <w:multiLevelType w:val="multilevel"/>
+    <w:lvl w:ilvl="0">
+      <w:numFmt w:val="bullet"/>
+      <w:lvlText w:val=" "/>
+      <w:lvlJc w:val="left"/>
+      <w:pPr>
+        <w:ind w:left="720" w:hanging="360"/>
+      </w:pPr>
+    </w:lvl>
+    <w:lvl w:ilvl="1">
+      <w:numFmt w:val="bullet"/>
+      <w:lvlText w:val=" "/>
+      <w:lvlJc w:val="left"/>
+      <w:pPr>
+        <w:ind w:left="1440" w:hanging="360"/>
+      </w:pPr>
+    </w:lvl>
+    <w:lvl w:ilvl="2">
+      <w:numFmt w:val="bullet"/>
+      <w:lvlText w:val=" "/>
+      <w:lvlJc w:val="left"/>
+      <w:pPr>
+        <w:ind w:left="2160" w:hanging="360"/>
+      </w:pPr>
+    </w:lvl>
+    <w:lvl w:ilvl="3">
+      <w:numFmt w:val="bullet"/>
+      <w:lvlText w:val=" "/>
+      <w:lvlJc w:val="left"/>
+      <w:pPr>
+        <w:ind w:left="2880" w:hanging="360"/>
+      </w:pPr>
+    </w:lvl>
+    <w:lvl w:ilvl="4">
+      <w:numFmt w:val="bullet"/>
+      <w:lvlText w:val=" "/>
+      <w:lvlJc w:val="left"/>
+      <w:pPr>
+        <w:ind w:left="3600" w:hanging="360"/>
+      </w:pPr>
+    </w:lvl>
+    <w:lvl w:ilvl="5">
+      <w:numFmt w:val="bullet"/>
+      <w:lvlText w:val=" "/>
+      <w:lvlJc w:val="left"/>
+      <w:pPr>
+        <w:ind w:left="4320" w:hanging="360"/>
+      </w:pPr>
+    </w:lvl>
+    <w:lvl w:ilvl="6">
+      <w:numFmt w:val="bullet"/>
+      <w:lvlText w:val=" "/>
+      <w:lvlJc w:val="left"/>
+      <w:pPr>
+        <w:ind w:left="5040" w:hanging="360"/>
+      </w:pPr>
+    </w:lvl>
+    <w:lvl w:ilvl="7">
+      <w:numFmt w:val="bullet"/>
+      <w:lvlText w:val=" "/>
+      <w:lvlJc w:val="left"/>
+      <w:pPr>
+        <w:ind w:left="5760" w:hanging="360"/>
+      </w:pPr>
+    </w:lvl>
+    <w:lvl w:ilvl="8">
+      <w:numFmt w:val="bullet"/>
+      <w:lvlText w:val=" "/>
+      <w:lvlJc w:val="left"/>
+      <w:pPr>
+        <w:ind w:left="6480" w:hanging="360"/>
+      </w:pPr>
+    </w:lvl>
+  </w:abstractNum>
+  <w:abstractNum w:abstractNumId="991">
+    <w:nsid w:val="0000A991"/>
+    <w:multiLevelType w:val="multilevel"/>
+    <w:lvl w:ilvl="0">
+      <w:numFmt w:val="bullet"/>
+      <w:lvlText w:val=""/>
+      <w:lvlJc w:val="left"/>
+      <w:pPr>
+        <w:ind w:left="720" w:hanging="360"/>
+      </w:pPr>
+      <w:rPr>
+        <w:rFonts w:ascii="Symbol" w:hAnsi="Symbol" w:cs="Symbol" w:hint="default"/>
+      </w:rPr>
+    </w:lvl>
+    <w:lvl w:ilvl="1">
+      <w:numFmt w:val="bullet"/>
+      <w:lvlText w:val="o"/>
+      <w:lvlJc w:val="left"/>
+      <w:pPr>
+        <w:ind w:left="1440" w:hanging="360"/>
+      </w:pPr>
+      <w:rPr>
+        <w:rFonts w:ascii="Courier New" w:hAnsi="Courier New" w:cs="Courier New" w:hint="default"/>
+      </w:rPr>
+    </w:lvl>
+    <w:lvl w:ilvl="2">
+      <w:numFmt w:val="bullet"/>
+      <w:lvlText w:val=""/>
+      <w:lvlJc w:val="left"/>
+      <w:pPr>
+        <w:ind w:left="2160" w:hanging="360"/>
+      </w:pPr>
+      <w:rPr>
+        <w:rFonts w:ascii="Wingdings" w:hAnsi="Wingdings" w:cs="Wingdings" w:hint="default"/>
+      </w:rPr>
+    </w:lvl>
+    <w:lvl w:ilvl="3">
+      <w:numFmt w:val="bullet"/>
+      <w:lvlText w:val=""/>
+      <w:lvlJc w:val="left"/>
+      <w:pPr>
+        <w:ind w:left="2880" w:hanging="360"/>
+      </w:pPr>
+      <w:rPr>
+        <w:rFonts w:ascii="Symbol" w:hAnsi="Symbol" w:cs="Symbol" w:hint="default"/>
+      </w:rPr>
+    </w:lvl>
+    <w:lvl w:ilvl="4">
+      <w:numFmt w:val="bullet"/>
+      <w:lvlText w:val="o"/>
+      <w:lvlJc w:val="left"/>
+      <w:pPr>
+        <w:ind w:left="3600" w:hanging="360"/>
+      </w:pPr>
+      <w:rPr>
+        <w:rFonts w:ascii="Courier New" w:hAnsi="Courier New" w:cs="Courier New" w:hint="default"/>
+      </w:rPr>
+    </w:lvl>
+    <w:lvl w:ilvl="5">
+      <w:numFmt w:val="bullet"/>
+      <w:lvlText w:val=""/>
+      <w:lvlJc w:val="left"/>
+      <w:pPr>
+        <w:ind w:left="4320" w:hanging="360"/>
+      </w:pPr>
+      <w:rPr>
+        <w:rFonts w:ascii="Wingdings" w:hAnsi="Wingdings" w:cs="Wingdings" w:hint="default"/>
+      </w:rPr>
+    </w:lvl>
+    <w:lvl w:ilvl="6">
+      <w:numFmt w:val="bullet"/>
+      <w:lvlText w:val=""/>
+      <w:lvlJc w:val="left"/>
+      <w:pPr>
+        <w:ind w:left="5040" w:hanging="360"/>
+      </w:pPr>
+      <w:rPr>
+        <w:rFonts w:ascii="Symbol" w:hAnsi="Symbol" w:cs="Symbol" w:hint="default"/>
+      </w:rPr>
+    </w:lvl>
+    <w:lvl w:ilvl="7">
+      <w:numFmt w:val="bullet"/>
+      <w:lvlText w:val="o"/>
+      <w:lvlJc w:val="left"/>
+      <w:pPr>
+        <w:ind w:left="5760" w:hanging="360"/>
+      </w:pPr>
+      <w:rPr>
+        <w:rFonts w:ascii="Courier New" w:hAnsi="Courier New" w:cs="Courier New" w:hint="default"/>
+      </w:rPr>
+    </w:lvl>
+    <w:lvl w:ilvl="8">
+      <w:numFmt w:val="bullet"/>
+      <w:lvlText w:val=""/>
+      <w:lvlJc w:val="left"/>
+      <w:pPr>
+        <w:ind w:left="6480" w:hanging="360"/>
+      </w:pPr>
+      <w:rPr>
+        <w:rFonts w:ascii="Wingdings" w:hAnsi="Wingdings" w:cs="Wingdings" w:hint="default"/>
+      </w:rPr>
+    </w:lvl>
+  </w:abstractNum>
+  <w:num w16cid:durableId="1603538387" w:numId="1">
     <w:abstractNumId w:val="0"/>
   </w:num>
-  <w:num w:numId="3" w16cid:durableId="1486044615">
-    <w:abstractNumId w:val="1"/>
+  <w:num w:numId="1000">
+    <w:abstractNumId w:val="990"/>
   </w:num>
-  <w:num w:numId="4" w16cid:durableId="103425465">
-    <w:abstractNumId w:val="1"/>
+  <w:num w:numId="1001">
+    <w:abstractNumId w:val="991"/>
   </w:num>
-  <w:num w:numId="5" w16cid:durableId="145709803">
-    <w:abstractNumId w:val="1"/>
+  <w:num w:numId="1002">
+    <w:abstractNumId w:val="991"/>
   </w:num>
-  <w:num w:numId="6" w16cid:durableId="1442721241">
-    <w:abstractNumId w:val="1"/>
+  <w:num w:numId="1003">
+    <w:abstractNumId w:val="991"/>
   </w:num>
-  <w:num w:numId="7" w16cid:durableId="1518158088">
-    <w:abstractNumId w:val="1"/>
+  <w:num w:numId="1004">
+    <w:abstractNumId w:val="991"/>
   </w:num>
-  <w:num w:numId="8" w16cid:durableId="399984884">
-    <w:abstractNumId w:val="1"/>
+  <w:num w:numId="1005">
+    <w:abstractNumId w:val="991"/>
   </w:num>
-  <w:num w:numId="9" w16cid:durableId="575286560">
-    <w:abstractNumId w:val="1"/>
+  <w:num w:numId="1006">
+    <w:abstractNumId w:val="991"/>
   </w:num>
-  <w:num w:numId="10" w16cid:durableId="1025908815">
-    <w:abstractNumId w:val="1"/>
+  <w:num w:numId="1007">
+    <w:abstractNumId w:val="991"/>
   </w:num>
-  <w:num w:numId="11" w16cid:durableId="1537619312">
-    <w:abstractNumId w:val="1"/>
+  <w:num w:numId="1008">
+    <w:abstractNumId w:val="991"/>
   </w:num>
-  <w:num w:numId="12" w16cid:durableId="1504278313">
-    <w:abstractNumId w:val="1"/>
+  <w:num w:numId="1009">
+    <w:abstractNumId w:val="991"/>
   </w:num>
-  <w:num w:numId="13" w16cid:durableId="524557892">
-    <w:abstractNumId w:val="1"/>
+  <w:num w:numId="1010">
+    <w:abstractNumId w:val="991"/>
   </w:num>
-  <w:num w:numId="14" w16cid:durableId="969016093">
-    <w:abstractNumId w:val="1"/>
+  <w:num w:numId="1011">
+    <w:abstractNumId w:val="991"/>
   </w:num>
-  <w:num w:numId="15" w16cid:durableId="1773817555">
-    <w:abstractNumId w:val="1"/>
+  <w:num w:numId="1012">
+    <w:abstractNumId w:val="991"/>
+  </w:num>
+  <w:num w:numId="1013">
+    <w:abstractNumId w:val="991"/>
+  </w:num>
+  <w:num w:numId="1014">
+    <w:abstractNumId w:val="991"/>
   </w:num>
 </w:numbering>
 </file>
 
 <file path=word/styles.xml><?xml version="1.0" encoding="utf-8"?>
-<w:styles xmlns:mc="http://schemas.openxmlformats.org/markup-compatibility/2006" xmlns:r="http://schemas.openxmlformats.org/officeDocument/2006/relationships" xmlns:w="http://schemas.openxmlformats.org/wordprocessingml/2006/main" xmlns:w14="http://schemas.microsoft.com/office/word/2010/wordml" xmlns:w15="http://schemas.microsoft.com/office/word/2012/wordml" xmlns:w16cex="http://schemas.microsoft.com/office/word/2018/wordml/cex" xmlns:w16cid="http://schemas.microsoft.com/office/word/2016/wordml/cid" xmlns:w16="http://schemas.microsoft.com/office/word/2018/wordml" xmlns:w16du="http://schemas.microsoft.com/office/word/2023/wordml/word16du" xmlns:w16sdtdh="http://schemas.microsoft.com/office/word/2020/wordml/sdtdatahash" xmlns:w16sdtfl="http://schemas.microsoft.com/office/word/2024/wordml/sdtformatlock" xmlns:w16se="http://schemas.microsoft.com/office/word/2015/wordml/symex" mc:Ignorable="w14 w15 w16se w16cid w16 w16cex w16sdtdh w16sdtfl w16du">
+<w:styles xmlns:mc="http://schemas.openxmlformats.org/markup-compatibility/2006" xmlns:r="http://schemas.openxmlformats.org/officeDocument/2006/relationships" xmlns:w="http://schemas.openxmlformats.org/wordprocessingml/2006/main" xmlns:w14="http://schemas.microsoft.com/office/word/2010/wordml" xmlns:w15="http://schemas.microsoft.com/office/word/2012/wordml" xmlns:w16="http://schemas.microsoft.com/office/word/2018/wordml" xmlns:w16cex="http://schemas.microsoft.com/office/word/2018/wordml/cex" xmlns:w16cid="http://schemas.microsoft.com/office/word/2016/wordml/cid" xmlns:w16du="http://schemas.microsoft.com/office/word/2023/wordml/word16du" xmlns:w16sdtdh="http://schemas.microsoft.com/office/word/2020/wordml/sdtdatahash" xmlns:w16sdtfl="http://schemas.microsoft.com/office/word/2024/wordml/sdtformatlock" xmlns:w16se="http://schemas.microsoft.com/office/word/2015/wordml/symex" mc:Ignorable="w14 w15 w16se w16cid w16 w16cex w16sdtdh w16sdtfl w16du">
   <w:docDefaults>
     <w:rPrDefault>
       <w:rPr>
-        <w:rFonts w:asciiTheme="minorHAnsi" w:eastAsiaTheme="minorHAnsi" w:hAnsiTheme="minorHAnsi" w:cstheme="minorBidi"/>
+        <w:rFonts w:asciiTheme="minorHAnsi" w:cstheme="minorBidi" w:eastAsiaTheme="minorHAnsi" w:hAnsiTheme="minorHAnsi"/>
         <w:sz w:val="22"/>
         <w:szCs w:val="22"/>
-        <w:lang w:val="en-AU" w:eastAsia="en-US" w:bidi="ar-SA"/>
+        <w:lang w:bidi="ar-SA" w:eastAsia="en-US" w:val="en-AU"/>
       </w:rPr>
     </w:rPrDefault>
     <w:pPrDefault>
@@ -1506,17 +1707,17 @@
       </w:pPr>
     </w:pPrDefault>
   </w:docDefaults>
-  <w:latentStyles w:defLockedState="0" w:defUIPriority="99" w:defSemiHidden="0" w:defUnhideWhenUsed="0" w:defQFormat="0" w:count="376">
-    <w:lsdException w:name="Normal" w:uiPriority="0" w:qFormat="1"/>
-    <w:lsdException w:name="heading 1" w:uiPriority="9" w:qFormat="1"/>
-    <w:lsdException w:name="heading 2" w:semiHidden="1" w:uiPriority="9" w:unhideWhenUsed="1" w:qFormat="1"/>
-    <w:lsdException w:name="heading 3" w:semiHidden="1" w:uiPriority="9" w:unhideWhenUsed="1" w:qFormat="1"/>
-    <w:lsdException w:name="heading 4" w:semiHidden="1" w:uiPriority="9" w:unhideWhenUsed="1" w:qFormat="1"/>
-    <w:lsdException w:name="heading 5" w:semiHidden="1" w:uiPriority="9" w:unhideWhenUsed="1" w:qFormat="1"/>
-    <w:lsdException w:name="heading 6" w:semiHidden="1" w:uiPriority="9" w:unhideWhenUsed="1" w:qFormat="1"/>
-    <w:lsdException w:name="heading 7" w:semiHidden="1" w:uiPriority="9" w:unhideWhenUsed="1" w:qFormat="1"/>
-    <w:lsdException w:name="heading 8" w:semiHidden="1" w:uiPriority="9" w:unhideWhenUsed="1" w:qFormat="1"/>
-    <w:lsdException w:name="heading 9" w:semiHidden="1" w:uiPriority="9" w:unhideWhenUsed="1" w:qFormat="1"/>
+  <w:latentStyles w:count="376" w:defLockedState="0" w:defQFormat="0" w:defSemiHidden="0" w:defUIPriority="99" w:defUnhideWhenUsed="0">
+    <w:lsdException w:name="Normal" w:qFormat="1" w:uiPriority="0"/>
+    <w:lsdException w:name="heading 1" w:qFormat="1" w:uiPriority="9"/>
+    <w:lsdException w:name="heading 2" w:qFormat="1" w:semiHidden="1" w:uiPriority="9" w:unhideWhenUsed="1"/>
+    <w:lsdException w:name="heading 3" w:qFormat="1" w:semiHidden="1" w:uiPriority="9" w:unhideWhenUsed="1"/>
+    <w:lsdException w:name="heading 4" w:qFormat="1" w:semiHidden="1" w:uiPriority="9" w:unhideWhenUsed="1"/>
+    <w:lsdException w:name="heading 5" w:qFormat="1" w:semiHidden="1" w:uiPriority="9" w:unhideWhenUsed="1"/>
+    <w:lsdException w:name="heading 6" w:qFormat="1" w:semiHidden="1" w:uiPriority="9" w:unhideWhenUsed="1"/>
+    <w:lsdException w:name="heading 7" w:qFormat="1" w:semiHidden="1" w:uiPriority="9" w:unhideWhenUsed="1"/>
+    <w:lsdException w:name="heading 8" w:qFormat="1" w:semiHidden="1" w:uiPriority="9" w:unhideWhenUsed="1"/>
+    <w:lsdException w:name="heading 9" w:qFormat="1" w:semiHidden="1" w:uiPriority="9" w:unhideWhenUsed="1"/>
     <w:lsdException w:name="index 1" w:semiHidden="1" w:unhideWhenUsed="1"/>
     <w:lsdException w:name="index 2" w:semiHidden="1" w:unhideWhenUsed="1"/>
     <w:lsdException w:name="index 3" w:semiHidden="1" w:unhideWhenUsed="1"/>
@@ -1541,7 +1742,7 @@
     <w:lsdException w:name="header" w:semiHidden="1" w:unhideWhenUsed="1"/>
     <w:lsdException w:name="footer" w:semiHidden="1" w:unhideWhenUsed="1"/>
     <w:lsdException w:name="index heading" w:semiHidden="1" w:unhideWhenUsed="1"/>
-    <w:lsdException w:name="caption" w:semiHidden="1" w:uiPriority="35" w:unhideWhenUsed="1" w:qFormat="1"/>
+    <w:lsdException w:name="caption" w:qFormat="1" w:semiHidden="1" w:uiPriority="35" w:unhideWhenUsed="1"/>
     <w:lsdException w:name="table of figures" w:semiHidden="1" w:unhideWhenUsed="1"/>
     <w:lsdException w:name="envelope address" w:semiHidden="1" w:unhideWhenUsed="1"/>
     <w:lsdException w:name="envelope return" w:semiHidden="1" w:unhideWhenUsed="1"/>
@@ -1569,7 +1770,7 @@
     <w:lsdException w:name="List Number 3" w:semiHidden="1" w:unhideWhenUsed="1"/>
     <w:lsdException w:name="List Number 4" w:semiHidden="1" w:unhideWhenUsed="1"/>
     <w:lsdException w:name="List Number 5" w:semiHidden="1" w:unhideWhenUsed="1"/>
-    <w:lsdException w:name="Title" w:uiPriority="10" w:qFormat="1"/>
+    <w:lsdException w:name="Title" w:qFormat="1" w:uiPriority="10"/>
     <w:lsdException w:name="Closing" w:semiHidden="1" w:unhideWhenUsed="1"/>
     <w:lsdException w:name="Signature" w:semiHidden="1" w:unhideWhenUsed="1"/>
     <w:lsdException w:name="Default Paragraph Font" w:semiHidden="1" w:uiPriority="1" w:unhideWhenUsed="1"/>
@@ -1581,7 +1782,7 @@
     <w:lsdException w:name="List Continue 4" w:semiHidden="1" w:unhideWhenUsed="1"/>
     <w:lsdException w:name="List Continue 5" w:semiHidden="1" w:unhideWhenUsed="1"/>
     <w:lsdException w:name="Message Header" w:semiHidden="1" w:unhideWhenUsed="1"/>
-    <w:lsdException w:name="Subtitle" w:uiPriority="11" w:qFormat="1"/>
+    <w:lsdException w:name="Subtitle" w:qFormat="1" w:uiPriority="11"/>
     <w:lsdException w:name="Salutation" w:semiHidden="1" w:unhideWhenUsed="1"/>
     <w:lsdException w:name="Date" w:semiHidden="1" w:unhideWhenUsed="1"/>
     <w:lsdException w:name="Body Text First Indent" w:semiHidden="1" w:unhideWhenUsed="1"/>
@@ -1594,8 +1795,8 @@
     <w:lsdException w:name="Block Text" w:semiHidden="1" w:unhideWhenUsed="1"/>
     <w:lsdException w:name="Hyperlink" w:semiHidden="1" w:unhideWhenUsed="1"/>
     <w:lsdException w:name="FollowedHyperlink" w:semiHidden="1" w:unhideWhenUsed="1"/>
-    <w:lsdException w:name="Strong" w:uiPriority="22" w:qFormat="1"/>
-    <w:lsdException w:name="Emphasis" w:uiPriority="20" w:qFormat="1"/>
+    <w:lsdException w:name="Strong" w:qFormat="1" w:uiPriority="22"/>
+    <w:lsdException w:name="Emphasis" w:qFormat="1" w:uiPriority="20"/>
     <w:lsdException w:name="Document Map" w:semiHidden="1" w:unhideWhenUsed="1"/>
     <w:lsdException w:name="Plain Text" w:semiHidden="1" w:unhideWhenUsed="1"/>
     <w:lsdException w:name="E-mail Signature" w:semiHidden="1" w:unhideWhenUsed="1"/>
@@ -1664,7 +1865,7 @@
     <w:lsdException w:name="Table Grid" w:uiPriority="59"/>
     <w:lsdException w:name="Table Theme" w:semiHidden="1" w:unhideWhenUsed="1"/>
     <w:lsdException w:name="Placeholder Text" w:semiHidden="1"/>
-    <w:lsdException w:name="No Spacing" w:uiPriority="1" w:qFormat="1"/>
+    <w:lsdException w:name="No Spacing" w:qFormat="1" w:uiPriority="1"/>
     <w:lsdException w:name="Light Shading" w:uiPriority="60"/>
     <w:lsdException w:name="Light List" w:uiPriority="61"/>
     <w:lsdException w:name="Light Grid" w:uiPriority="62"/>
@@ -1686,9 +1887,9 @@
     <w:lsdException w:name="Medium Shading 2 Accent 1" w:uiPriority="64"/>
     <w:lsdException w:name="Medium List 1 Accent 1" w:uiPriority="65"/>
     <w:lsdException w:name="Revision" w:semiHidden="1"/>
-    <w:lsdException w:name="List Paragraph" w:uiPriority="34" w:qFormat="1"/>
-    <w:lsdException w:name="Quote" w:uiPriority="29" w:qFormat="1"/>
-    <w:lsdException w:name="Intense Quote" w:uiPriority="30" w:qFormat="1"/>
+    <w:lsdException w:name="List Paragraph" w:qFormat="1" w:uiPriority="34"/>
+    <w:lsdException w:name="Quote" w:qFormat="1" w:uiPriority="29"/>
+    <w:lsdException w:name="Intense Quote" w:qFormat="1" w:uiPriority="30"/>
     <w:lsdException w:name="Medium List 2 Accent 1" w:uiPriority="66"/>
     <w:lsdException w:name="Medium Grid 1 Accent 1" w:uiPriority="67"/>
     <w:lsdException w:name="Medium Grid 2 Accent 1" w:uiPriority="68"/>
@@ -1767,13 +1968,13 @@
     <w:lsdException w:name="Colorful Shading Accent 6" w:uiPriority="71"/>
     <w:lsdException w:name="Colorful List Accent 6" w:uiPriority="72"/>
     <w:lsdException w:name="Colorful Grid Accent 6" w:uiPriority="73"/>
-    <w:lsdException w:name="Subtle Emphasis" w:uiPriority="19" w:qFormat="1"/>
-    <w:lsdException w:name="Intense Emphasis" w:uiPriority="21" w:qFormat="1"/>
-    <w:lsdException w:name="Subtle Reference" w:uiPriority="31" w:qFormat="1"/>
-    <w:lsdException w:name="Intense Reference" w:uiPriority="32" w:qFormat="1"/>
-    <w:lsdException w:name="Book Title" w:uiPriority="33" w:qFormat="1"/>
+    <w:lsdException w:name="Subtle Emphasis" w:qFormat="1" w:uiPriority="19"/>
+    <w:lsdException w:name="Intense Emphasis" w:qFormat="1" w:uiPriority="21"/>
+    <w:lsdException w:name="Subtle Reference" w:qFormat="1" w:uiPriority="31"/>
+    <w:lsdException w:name="Intense Reference" w:qFormat="1" w:uiPriority="32"/>
+    <w:lsdException w:name="Book Title" w:qFormat="1" w:uiPriority="33"/>
     <w:lsdException w:name="Bibliography" w:semiHidden="1" w:uiPriority="37" w:unhideWhenUsed="1"/>
-    <w:lsdException w:name="TOC Heading" w:semiHidden="1" w:uiPriority="39" w:unhideWhenUsed="1" w:qFormat="1"/>
+    <w:lsdException w:name="TOC Heading" w:qFormat="1" w:semiHidden="1" w:uiPriority="39" w:unhideWhenUsed="1"/>
     <w:lsdException w:name="Plain Table 1" w:uiPriority="41"/>
     <w:lsdException w:name="Plain Table 2" w:uiPriority="42"/>
     <w:lsdException w:name="Plain Table 3" w:uiPriority="43"/>
@@ -1884,11 +2085,15 @@
     <w:lsdException w:name="Unresolved Mention" w:semiHidden="1" w:unhideWhenUsed="1"/>
     <w:lsdException w:name="Smart Link" w:semiHidden="1" w:unhideWhenUsed="1"/>
   </w:latentStyles>
-  <w:style w:type="paragraph" w:default="1" w:styleId="Normal">
+  <w:style w:default="1" w:styleId="Normal" w:type="paragraph">
     <w:name w:val="Normal"/>
     <w:qFormat/>
-  </w:style>
-  <w:style w:type="paragraph" w:styleId="Heading1">
+    <w:rsid w:val="0033722B"/>
+    <w:rPr>
+      <w:sz w:val="28"/>
+    </w:rPr>
+  </w:style>
+  <w:style w:styleId="Heading1" w:type="paragraph">
     <w:name w:val="heading 1"/>
     <w:basedOn w:val="Normal"/>
     <w:next w:val="Normal"/>
@@ -1900,21 +2105,21 @@
       <w:keepNext/>
       <w:keepLines/>
       <w:pBdr>
-        <w:bottom w:val="single" w:sz="4" w:space="1" w:color="auto"/>
+        <w:bottom w:color="auto" w:space="1" w:sz="4" w:val="single"/>
       </w:pBdr>
-      <w:spacing w:before="240" w:after="240"/>
+      <w:spacing w:after="240" w:before="240"/>
       <w:outlineLvl w:val="0"/>
     </w:pPr>
     <w:rPr>
-      <w:rFonts w:eastAsiaTheme="majorEastAsia" w:cstheme="minorHAnsi"/>
+      <w:rFonts w:cstheme="minorHAnsi" w:eastAsiaTheme="majorEastAsia"/>
       <w:b/>
       <w:bCs/>
-      <w:color w:val="365F91" w:themeColor="accent1" w:themeShade="BF"/>
+      <w:color w:themeColor="accent1" w:themeShade="BF" w:val="365F91"/>
       <w:sz w:val="40"/>
       <w:szCs w:val="40"/>
     </w:rPr>
   </w:style>
-  <w:style w:type="paragraph" w:styleId="Heading2">
+  <w:style w:styleId="Heading2" w:type="paragraph">
     <w:name w:val="heading 2"/>
     <w:basedOn w:val="Normal"/>
     <w:next w:val="Normal"/>
@@ -1926,46 +2131,90 @@
     <w:pPr>
       <w:keepNext/>
       <w:keepLines/>
-      <w:spacing w:before="240" w:after="120"/>
+      <w:spacing w:after="120" w:before="240"/>
       <w:outlineLvl w:val="1"/>
     </w:pPr>
     <w:rPr>
-      <w:rFonts w:eastAsiaTheme="majorEastAsia" w:cstheme="minorHAnsi"/>
+      <w:rFonts w:cstheme="minorHAnsi" w:eastAsiaTheme="majorEastAsia"/>
       <w:b/>
       <w:bCs/>
-      <w:color w:val="4F81BD" w:themeColor="accent1"/>
+      <w:color w:themeColor="accent1" w:val="4F81BD"/>
       <w:sz w:val="36"/>
       <w:szCs w:val="36"/>
     </w:rPr>
   </w:style>
-  <w:style w:type="character" w:default="1" w:styleId="DefaultParagraphFont">
+  <w:style w:styleId="Heading3" w:type="paragraph">
+    <w:name w:val="heading 3"/>
+    <w:basedOn w:val="Normal"/>
+    <w:next w:val="Normal"/>
+    <w:link w:val="Heading3Char"/>
+    <w:uiPriority w:val="9"/>
+    <w:unhideWhenUsed/>
+    <w:qFormat/>
+    <w:rsid w:val="005B3D4E"/>
+    <w:pPr>
+      <w:keepNext/>
+      <w:keepLines/>
+      <w:spacing w:after="0" w:before="40"/>
+      <w:outlineLvl w:val="2"/>
+    </w:pPr>
+    <w:rPr>
+      <w:rFonts w:ascii="Arial" w:cstheme="majorBidi" w:eastAsiaTheme="majorEastAsia" w:hAnsi="Arial"/>
+      <w:color w:themeColor="accent1" w:themeShade="7F" w:val="243F60"/>
+      <w:sz w:val="32"/>
+      <w:szCs w:val="24"/>
+    </w:rPr>
+  </w:style>
+  <w:style w:styleId="Heading4" w:type="paragraph">
+    <w:name w:val="heading 4"/>
+    <w:basedOn w:val="Normal"/>
+    <w:next w:val="Normal"/>
+    <w:link w:val="Heading4Char"/>
+    <w:uiPriority w:val="9"/>
+    <w:unhideWhenUsed/>
+    <w:qFormat/>
+    <w:rsid w:val="005B3D4E"/>
+    <w:pPr>
+      <w:keepNext/>
+      <w:keepLines/>
+      <w:spacing w:after="0" w:before="40"/>
+      <w:outlineLvl w:val="3"/>
+    </w:pPr>
+    <w:rPr>
+      <w:rFonts w:asciiTheme="majorHAnsi" w:cstheme="majorBidi" w:eastAsiaTheme="majorEastAsia" w:hAnsiTheme="majorHAnsi"/>
+      <w:i/>
+      <w:iCs/>
+      <w:color w:themeColor="accent1" w:themeShade="BF" w:val="365F91"/>
+    </w:rPr>
+  </w:style>
+  <w:style w:default="1" w:styleId="DefaultParagraphFont" w:type="character">
     <w:name w:val="Default Paragraph Font"/>
     <w:uiPriority w:val="1"/>
     <w:semiHidden/>
     <w:unhideWhenUsed/>
   </w:style>
-  <w:style w:type="table" w:default="1" w:styleId="TableNormal">
+  <w:style w:default="1" w:styleId="TableNormal" w:type="table">
     <w:name w:val="Normal Table"/>
     <w:uiPriority w:val="99"/>
     <w:semiHidden/>
     <w:unhideWhenUsed/>
     <w:tblPr>
-      <w:tblInd w:w="0" w:type="dxa"/>
+      <w:tblInd w:type="dxa" w:w="0"/>
       <w:tblCellMar>
-        <w:top w:w="0" w:type="dxa"/>
-        <w:left w:w="108" w:type="dxa"/>
-        <w:bottom w:w="0" w:type="dxa"/>
-        <w:right w:w="108" w:type="dxa"/>
+        <w:top w:type="dxa" w:w="0"/>
+        <w:left w:type="dxa" w:w="108"/>
+        <w:bottom w:type="dxa" w:w="0"/>
+        <w:right w:type="dxa" w:w="108"/>
       </w:tblCellMar>
     </w:tblPr>
   </w:style>
-  <w:style w:type="numbering" w:default="1" w:styleId="NoList">
+  <w:style w:default="1" w:styleId="NoList" w:type="numbering">
     <w:name w:val="No List"/>
     <w:uiPriority w:val="99"/>
     <w:semiHidden/>
     <w:unhideWhenUsed/>
   </w:style>
-  <w:style w:type="paragraph" w:styleId="Header">
+  <w:style w:styleId="Header" w:type="paragraph">
     <w:name w:val="header"/>
     <w:basedOn w:val="Normal"/>
     <w:link w:val="HeaderChar"/>
@@ -1974,20 +2223,20 @@
     <w:rsid w:val="00E043FD"/>
     <w:pPr>
       <w:tabs>
-        <w:tab w:val="center" w:pos="4513"/>
-        <w:tab w:val="right" w:pos="9026"/>
+        <w:tab w:pos="4513" w:val="center"/>
+        <w:tab w:pos="9026" w:val="right"/>
       </w:tabs>
       <w:spacing w:after="0" w:line="240" w:lineRule="auto"/>
     </w:pPr>
   </w:style>
-  <w:style w:type="character" w:customStyle="1" w:styleId="HeaderChar">
+  <w:style w:customStyle="1" w:styleId="HeaderChar" w:type="character">
     <w:name w:val="Header Char"/>
     <w:basedOn w:val="DefaultParagraphFont"/>
     <w:link w:val="Header"/>
     <w:uiPriority w:val="99"/>
     <w:rsid w:val="00E043FD"/>
   </w:style>
-  <w:style w:type="paragraph" w:styleId="Footer">
+  <w:style w:styleId="Footer" w:type="paragraph">
     <w:name w:val="footer"/>
     <w:basedOn w:val="Normal"/>
     <w:link w:val="FooterChar"/>
@@ -1996,28 +2245,28 @@
     <w:rsid w:val="00E043FD"/>
     <w:pPr>
       <w:tabs>
-        <w:tab w:val="center" w:pos="4513"/>
-        <w:tab w:val="right" w:pos="9026"/>
+        <w:tab w:pos="4513" w:val="center"/>
+        <w:tab w:pos="9026" w:val="right"/>
       </w:tabs>
       <w:spacing w:after="0" w:line="240" w:lineRule="auto"/>
     </w:pPr>
   </w:style>
-  <w:style w:type="character" w:customStyle="1" w:styleId="FooterChar">
+  <w:style w:customStyle="1" w:styleId="FooterChar" w:type="character">
     <w:name w:val="Footer Char"/>
     <w:basedOn w:val="DefaultParagraphFont"/>
     <w:link w:val="Footer"/>
     <w:uiPriority w:val="99"/>
     <w:rsid w:val="00E043FD"/>
   </w:style>
-  <w:style w:type="paragraph" w:customStyle="1" w:styleId="3CBD5A742C28424DA5172AD252E32316">
+  <w:style w:customStyle="1" w:styleId="3CBD5A742C28424DA5172AD252E32316" w:type="paragraph">
     <w:name w:val="3CBD5A742C28424DA5172AD252E32316"/>
     <w:rsid w:val="00E043FD"/>
     <w:rPr>
       <w:rFonts w:eastAsiaTheme="minorEastAsia"/>
-      <w:lang w:val="en-US" w:eastAsia="ja-JP"/>
-    </w:rPr>
-  </w:style>
-  <w:style w:type="paragraph" w:styleId="BalloonText">
+      <w:lang w:eastAsia="ja-JP" w:val="en-US"/>
+    </w:rPr>
+  </w:style>
+  <w:style w:styleId="BalloonText" w:type="paragraph">
     <w:name w:val="Balloon Text"/>
     <w:basedOn w:val="Normal"/>
     <w:link w:val="BalloonTextChar"/>
@@ -2029,12 +2278,12 @@
       <w:spacing w:after="0" w:line="240" w:lineRule="auto"/>
     </w:pPr>
     <w:rPr>
-      <w:rFonts w:ascii="Tahoma" w:hAnsi="Tahoma" w:cs="Tahoma"/>
+      <w:rFonts w:ascii="Tahoma" w:cs="Tahoma" w:hAnsi="Tahoma"/>
       <w:sz w:val="16"/>
       <w:szCs w:val="16"/>
     </w:rPr>
   </w:style>
-  <w:style w:type="character" w:customStyle="1" w:styleId="BalloonTextChar">
+  <w:style w:customStyle="1" w:styleId="BalloonTextChar" w:type="character">
     <w:name w:val="Balloon Text Char"/>
     <w:basedOn w:val="DefaultParagraphFont"/>
     <w:link w:val="BalloonText"/>
@@ -2042,12 +2291,12 @@
     <w:semiHidden/>
     <w:rsid w:val="00E043FD"/>
     <w:rPr>
-      <w:rFonts w:ascii="Tahoma" w:hAnsi="Tahoma" w:cs="Tahoma"/>
+      <w:rFonts w:ascii="Tahoma" w:cs="Tahoma" w:hAnsi="Tahoma"/>
       <w:sz w:val="16"/>
       <w:szCs w:val="16"/>
     </w:rPr>
   </w:style>
-  <w:style w:type="paragraph" w:styleId="Title">
+  <w:style w:styleId="Title" w:type="paragraph">
     <w:name w:val="Title"/>
     <w:basedOn w:val="Normal"/>
     <w:next w:val="Normal"/>
@@ -2057,66 +2306,66 @@
     <w:rsid w:val="00461742"/>
     <w:pPr>
       <w:pBdr>
-        <w:bottom w:val="single" w:sz="8" w:space="4" w:color="4F81BD" w:themeColor="accent1"/>
+        <w:bottom w:color="4F81BD" w:space="4" w:sz="8" w:themeColor="accent1" w:val="single"/>
       </w:pBdr>
       <w:spacing w:after="300" w:line="240" w:lineRule="auto"/>
       <w:contextualSpacing/>
     </w:pPr>
     <w:rPr>
-      <w:rFonts w:asciiTheme="majorHAnsi" w:eastAsiaTheme="majorEastAsia" w:hAnsiTheme="majorHAnsi" w:cstheme="majorBidi"/>
-      <w:color w:val="17365D" w:themeColor="text2" w:themeShade="BF"/>
+      <w:rFonts w:asciiTheme="majorHAnsi" w:cstheme="majorBidi" w:eastAsiaTheme="majorEastAsia" w:hAnsiTheme="majorHAnsi"/>
+      <w:color w:themeColor="text2" w:themeShade="BF" w:val="17365D"/>
       <w:spacing w:val="5"/>
       <w:kern w:val="28"/>
       <w:sz w:val="52"/>
       <w:szCs w:val="52"/>
     </w:rPr>
   </w:style>
-  <w:style w:type="character" w:customStyle="1" w:styleId="TitleChar">
+  <w:style w:customStyle="1" w:styleId="TitleChar" w:type="character">
     <w:name w:val="Title Char"/>
     <w:basedOn w:val="DefaultParagraphFont"/>
     <w:link w:val="Title"/>
     <w:uiPriority w:val="10"/>
     <w:rsid w:val="00461742"/>
     <w:rPr>
-      <w:rFonts w:asciiTheme="majorHAnsi" w:eastAsiaTheme="majorEastAsia" w:hAnsiTheme="majorHAnsi" w:cstheme="majorBidi"/>
-      <w:color w:val="17365D" w:themeColor="text2" w:themeShade="BF"/>
+      <w:rFonts w:asciiTheme="majorHAnsi" w:cstheme="majorBidi" w:eastAsiaTheme="majorEastAsia" w:hAnsiTheme="majorHAnsi"/>
+      <w:color w:themeColor="text2" w:themeShade="BF" w:val="17365D"/>
       <w:spacing w:val="5"/>
       <w:kern w:val="28"/>
       <w:sz w:val="52"/>
       <w:szCs w:val="52"/>
     </w:rPr>
   </w:style>
-  <w:style w:type="character" w:customStyle="1" w:styleId="Heading1Char">
+  <w:style w:customStyle="1" w:styleId="Heading1Char" w:type="character">
     <w:name w:val="Heading 1 Char"/>
     <w:basedOn w:val="DefaultParagraphFont"/>
     <w:link w:val="Heading1"/>
     <w:uiPriority w:val="9"/>
     <w:rsid w:val="00AF6CC8"/>
     <w:rPr>
-      <w:rFonts w:eastAsiaTheme="majorEastAsia" w:cstheme="minorHAnsi"/>
+      <w:rFonts w:cstheme="minorHAnsi" w:eastAsiaTheme="majorEastAsia"/>
       <w:b/>
       <w:bCs/>
-      <w:color w:val="365F91" w:themeColor="accent1" w:themeShade="BF"/>
+      <w:color w:themeColor="accent1" w:themeShade="BF" w:val="365F91"/>
       <w:sz w:val="40"/>
       <w:szCs w:val="40"/>
     </w:rPr>
   </w:style>
-  <w:style w:type="character" w:customStyle="1" w:styleId="Heading2Char">
+  <w:style w:customStyle="1" w:styleId="Heading2Char" w:type="character">
     <w:name w:val="Heading 2 Char"/>
     <w:basedOn w:val="DefaultParagraphFont"/>
     <w:link w:val="Heading2"/>
     <w:uiPriority w:val="9"/>
     <w:rsid w:val="00F14C3E"/>
     <w:rPr>
-      <w:rFonts w:eastAsiaTheme="majorEastAsia" w:cstheme="minorHAnsi"/>
+      <w:rFonts w:cstheme="minorHAnsi" w:eastAsiaTheme="majorEastAsia"/>
       <w:b/>
       <w:bCs/>
-      <w:color w:val="4F81BD" w:themeColor="accent1"/>
+      <w:color w:themeColor="accent1" w:val="4F81BD"/>
       <w:sz w:val="36"/>
       <w:szCs w:val="36"/>
     </w:rPr>
   </w:style>
-  <w:style w:type="paragraph" w:styleId="ListParagraph">
+  <w:style w:styleId="ListParagraph" w:type="paragraph">
     <w:name w:val="List Paragraph"/>
     <w:basedOn w:val="Normal"/>
     <w:uiPriority w:val="34"/>
@@ -2127,234 +2376,304 @@
       <w:contextualSpacing/>
     </w:pPr>
   </w:style>
+  <w:style w:customStyle="1" w:styleId="Heading3Char" w:type="character">
+    <w:name w:val="Heading 3 Char"/>
+    <w:basedOn w:val="DefaultParagraphFont"/>
+    <w:link w:val="Heading3"/>
+    <w:uiPriority w:val="9"/>
+    <w:rsid w:val="005B3D4E"/>
+    <w:rPr>
+      <w:rFonts w:ascii="Arial" w:cstheme="majorBidi" w:eastAsiaTheme="majorEastAsia" w:hAnsi="Arial"/>
+      <w:color w:themeColor="accent1" w:themeShade="7F" w:val="243F60"/>
+      <w:sz w:val="32"/>
+      <w:szCs w:val="24"/>
+    </w:rPr>
+  </w:style>
+  <w:style w:customStyle="1" w:styleId="Heading4Char" w:type="character">
+    <w:name w:val="Heading 4 Char"/>
+    <w:basedOn w:val="DefaultParagraphFont"/>
+    <w:link w:val="Heading4"/>
+    <w:uiPriority w:val="9"/>
+    <w:rsid w:val="005B3D4E"/>
+    <w:rPr>
+      <w:rFonts w:asciiTheme="majorHAnsi" w:cstheme="majorBidi" w:eastAsiaTheme="majorEastAsia" w:hAnsiTheme="majorHAnsi"/>
+      <w:i/>
+      <w:iCs/>
+      <w:color w:themeColor="accent1" w:themeShade="BF" w:val="365F91"/>
+    </w:rPr>
+  </w:style>
+  <w:style w:styleId="NoSpacing" w:type="paragraph">
+    <w:name w:val="No Spacing"/>
+    <w:uiPriority w:val="1"/>
+    <w:qFormat/>
+    <w:rsid w:val="0033722B"/>
+    <w:pPr>
+      <w:spacing w:after="0" w:line="240" w:lineRule="auto"/>
+    </w:pPr>
+    <w:rPr>
+      <w:sz w:val="28"/>
+    </w:rPr>
+  </w:style>
   <w:style w:type="paragraph" w:customStyle="1" w:styleId="SourceCode">
     <w:name w:val="Source Code"/>
     <w:basedOn w:val="Normal"/>
+    <w:link w:val="VerbatimChar"/>
     <w:pPr>
-      <w:shd w:val="clear" w:color="auto" w:fill="F1F3F5"/>
-      <w:wordWrap w:val="0"/>
+      <w:wordWrap w:val="off"/>
+      <w:shd w:val="clear" w:fill="f1f3f5"/>
     </w:pPr>
   </w:style>
   <w:style w:type="character" w:customStyle="1" w:styleId="KeywordTok">
     <w:name w:val="KeywordTok"/>
+    <w:basedOn w:val="VerbatimChar"/>
     <w:rPr>
       <w:b/>
-      <w:color w:val="003B4F"/>
-      <w:shd w:val="clear" w:color="auto" w:fill="F1F3F5"/>
+      <w:color w:val="003b4f"/>
+      <w:shd w:val="clear" w:fill="f1f3f5"/>
     </w:rPr>
   </w:style>
   <w:style w:type="character" w:customStyle="1" w:styleId="DataTypeTok">
     <w:name w:val="DataTypeTok"/>
-    <w:rPr>
-      <w:color w:val="AD0000"/>
-      <w:shd w:val="clear" w:color="auto" w:fill="F1F3F5"/>
+    <w:basedOn w:val="VerbatimChar"/>
+    <w:rPr>
+      <w:color w:val="ad0000"/>
+      <w:shd w:val="clear" w:fill="f1f3f5"/>
     </w:rPr>
   </w:style>
   <w:style w:type="character" w:customStyle="1" w:styleId="DecValTok">
     <w:name w:val="DecValTok"/>
-    <w:rPr>
-      <w:color w:val="AD0000"/>
-      <w:shd w:val="clear" w:color="auto" w:fill="F1F3F5"/>
+    <w:basedOn w:val="VerbatimChar"/>
+    <w:rPr>
+      <w:color w:val="ad0000"/>
+      <w:shd w:val="clear" w:fill="f1f3f5"/>
     </w:rPr>
   </w:style>
   <w:style w:type="character" w:customStyle="1" w:styleId="BaseNTok">
     <w:name w:val="BaseNTok"/>
-    <w:rPr>
-      <w:color w:val="AD0000"/>
-      <w:shd w:val="clear" w:color="auto" w:fill="F1F3F5"/>
+    <w:basedOn w:val="VerbatimChar"/>
+    <w:rPr>
+      <w:color w:val="ad0000"/>
+      <w:shd w:val="clear" w:fill="f1f3f5"/>
     </w:rPr>
   </w:style>
   <w:style w:type="character" w:customStyle="1" w:styleId="FloatTok">
     <w:name w:val="FloatTok"/>
-    <w:rPr>
-      <w:color w:val="AD0000"/>
-      <w:shd w:val="clear" w:color="auto" w:fill="F1F3F5"/>
+    <w:basedOn w:val="VerbatimChar"/>
+    <w:rPr>
+      <w:color w:val="ad0000"/>
+      <w:shd w:val="clear" w:fill="f1f3f5"/>
     </w:rPr>
   </w:style>
   <w:style w:type="character" w:customStyle="1" w:styleId="ConstantTok">
     <w:name w:val="ConstantTok"/>
-    <w:rPr>
-      <w:color w:val="8F5902"/>
-      <w:shd w:val="clear" w:color="auto" w:fill="F1F3F5"/>
+    <w:basedOn w:val="VerbatimChar"/>
+    <w:rPr>
+      <w:color w:val="8f5902"/>
+      <w:shd w:val="clear" w:fill="f1f3f5"/>
     </w:rPr>
   </w:style>
   <w:style w:type="character" w:customStyle="1" w:styleId="CharTok">
     <w:name w:val="CharTok"/>
-    <w:rPr>
-      <w:color w:val="20794D"/>
-      <w:shd w:val="clear" w:color="auto" w:fill="F1F3F5"/>
+    <w:basedOn w:val="VerbatimChar"/>
+    <w:rPr>
+      <w:color w:val="20794d"/>
+      <w:shd w:val="clear" w:fill="f1f3f5"/>
     </w:rPr>
   </w:style>
   <w:style w:type="character" w:customStyle="1" w:styleId="SpecialCharTok">
     <w:name w:val="SpecialCharTok"/>
-    <w:rPr>
-      <w:color w:val="5E5E5E"/>
-      <w:shd w:val="clear" w:color="auto" w:fill="F1F3F5"/>
+    <w:basedOn w:val="VerbatimChar"/>
+    <w:rPr>
+      <w:color w:val="5e5e5e"/>
+      <w:shd w:val="clear" w:fill="f1f3f5"/>
     </w:rPr>
   </w:style>
   <w:style w:type="character" w:customStyle="1" w:styleId="StringTok">
     <w:name w:val="StringTok"/>
-    <w:rPr>
-      <w:color w:val="20794D"/>
-      <w:shd w:val="clear" w:color="auto" w:fill="F1F3F5"/>
+    <w:basedOn w:val="VerbatimChar"/>
+    <w:rPr>
+      <w:color w:val="20794d"/>
+      <w:shd w:val="clear" w:fill="f1f3f5"/>
     </w:rPr>
   </w:style>
   <w:style w:type="character" w:customStyle="1" w:styleId="VerbatimStringTok">
     <w:name w:val="VerbatimStringTok"/>
-    <w:rPr>
-      <w:color w:val="20794D"/>
-      <w:shd w:val="clear" w:color="auto" w:fill="F1F3F5"/>
+    <w:basedOn w:val="VerbatimChar"/>
+    <w:rPr>
+      <w:color w:val="20794d"/>
+      <w:shd w:val="clear" w:fill="f1f3f5"/>
     </w:rPr>
   </w:style>
   <w:style w:type="character" w:customStyle="1" w:styleId="SpecialStringTok">
     <w:name w:val="SpecialStringTok"/>
-    <w:rPr>
-      <w:color w:val="20794D"/>
-      <w:shd w:val="clear" w:color="auto" w:fill="F1F3F5"/>
+    <w:basedOn w:val="VerbatimChar"/>
+    <w:rPr>
+      <w:color w:val="20794d"/>
+      <w:shd w:val="clear" w:fill="f1f3f5"/>
     </w:rPr>
   </w:style>
   <w:style w:type="character" w:customStyle="1" w:styleId="ImportTok">
     <w:name w:val="ImportTok"/>
-    <w:rPr>
-      <w:color w:val="00769E"/>
-      <w:shd w:val="clear" w:color="auto" w:fill="F1F3F5"/>
+    <w:basedOn w:val="VerbatimChar"/>
+    <w:rPr>
+      <w:color w:val="00769e"/>
+      <w:shd w:val="clear" w:fill="f1f3f5"/>
     </w:rPr>
   </w:style>
   <w:style w:type="character" w:customStyle="1" w:styleId="CommentTok">
     <w:name w:val="CommentTok"/>
-    <w:rPr>
-      <w:color w:val="5E5E5E"/>
-      <w:shd w:val="clear" w:color="auto" w:fill="F1F3F5"/>
+    <w:basedOn w:val="VerbatimChar"/>
+    <w:rPr>
+      <w:color w:val="5e5e5e"/>
+      <w:shd w:val="clear" w:fill="f1f3f5"/>
     </w:rPr>
   </w:style>
   <w:style w:type="character" w:customStyle="1" w:styleId="DocumentationTok">
     <w:name w:val="DocumentationTok"/>
+    <w:basedOn w:val="VerbatimChar"/>
     <w:rPr>
       <w:i/>
-      <w:color w:val="5E5E5E"/>
-      <w:shd w:val="clear" w:color="auto" w:fill="F1F3F5"/>
+      <w:color w:val="5e5e5e"/>
+      <w:shd w:val="clear" w:fill="f1f3f5"/>
     </w:rPr>
   </w:style>
   <w:style w:type="character" w:customStyle="1" w:styleId="AnnotationTok">
     <w:name w:val="AnnotationTok"/>
-    <w:rPr>
-      <w:color w:val="5E5E5E"/>
-      <w:shd w:val="clear" w:color="auto" w:fill="F1F3F5"/>
+    <w:basedOn w:val="VerbatimChar"/>
+    <w:rPr>
+      <w:color w:val="5e5e5e"/>
+      <w:shd w:val="clear" w:fill="f1f3f5"/>
     </w:rPr>
   </w:style>
   <w:style w:type="character" w:customStyle="1" w:styleId="CommentVarTok">
     <w:name w:val="CommentVarTok"/>
+    <w:basedOn w:val="VerbatimChar"/>
     <w:rPr>
       <w:i/>
-      <w:color w:val="5E5E5E"/>
-      <w:shd w:val="clear" w:color="auto" w:fill="F1F3F5"/>
+      <w:color w:val="5e5e5e"/>
+      <w:shd w:val="clear" w:fill="f1f3f5"/>
     </w:rPr>
   </w:style>
   <w:style w:type="character" w:customStyle="1" w:styleId="OtherTok">
     <w:name w:val="OtherTok"/>
-    <w:rPr>
-      <w:color w:val="003B4F"/>
-      <w:shd w:val="clear" w:color="auto" w:fill="F1F3F5"/>
+    <w:basedOn w:val="VerbatimChar"/>
+    <w:rPr>
+      <w:color w:val="003b4f"/>
+      <w:shd w:val="clear" w:fill="f1f3f5"/>
     </w:rPr>
   </w:style>
   <w:style w:type="character" w:customStyle="1" w:styleId="FunctionTok">
     <w:name w:val="FunctionTok"/>
-    <w:rPr>
-      <w:color w:val="4758AB"/>
-      <w:shd w:val="clear" w:color="auto" w:fill="F1F3F5"/>
+    <w:basedOn w:val="VerbatimChar"/>
+    <w:rPr>
+      <w:color w:val="4758ab"/>
+      <w:shd w:val="clear" w:fill="f1f3f5"/>
     </w:rPr>
   </w:style>
   <w:style w:type="character" w:customStyle="1" w:styleId="VariableTok">
     <w:name w:val="VariableTok"/>
+    <w:basedOn w:val="VerbatimChar"/>
     <w:rPr>
       <w:color w:val="111111"/>
-      <w:shd w:val="clear" w:color="auto" w:fill="F1F3F5"/>
+      <w:shd w:val="clear" w:fill="f1f3f5"/>
     </w:rPr>
   </w:style>
   <w:style w:type="character" w:customStyle="1" w:styleId="ControlFlowTok">
     <w:name w:val="ControlFlowTok"/>
+    <w:basedOn w:val="VerbatimChar"/>
     <w:rPr>
       <w:b/>
-      <w:color w:val="003B4F"/>
-      <w:shd w:val="clear" w:color="auto" w:fill="F1F3F5"/>
+      <w:color w:val="003b4f"/>
+      <w:shd w:val="clear" w:fill="f1f3f5"/>
     </w:rPr>
   </w:style>
   <w:style w:type="character" w:customStyle="1" w:styleId="OperatorTok">
     <w:name w:val="OperatorTok"/>
-    <w:rPr>
-      <w:color w:val="5E5E5E"/>
-      <w:shd w:val="clear" w:color="auto" w:fill="F1F3F5"/>
+    <w:basedOn w:val="VerbatimChar"/>
+    <w:rPr>
+      <w:color w:val="5e5e5e"/>
+      <w:shd w:val="clear" w:fill="f1f3f5"/>
     </w:rPr>
   </w:style>
   <w:style w:type="character" w:customStyle="1" w:styleId="BuiltInTok">
     <w:name w:val="BuiltInTok"/>
-    <w:rPr>
-      <w:color w:val="003B4F"/>
-      <w:shd w:val="clear" w:color="auto" w:fill="F1F3F5"/>
+    <w:basedOn w:val="VerbatimChar"/>
+    <w:rPr>
+      <w:color w:val="003b4f"/>
+      <w:shd w:val="clear" w:fill="f1f3f5"/>
     </w:rPr>
   </w:style>
   <w:style w:type="character" w:customStyle="1" w:styleId="ExtensionTok">
     <w:name w:val="ExtensionTok"/>
-    <w:rPr>
-      <w:color w:val="003B4F"/>
-      <w:shd w:val="clear" w:color="auto" w:fill="F1F3F5"/>
+    <w:basedOn w:val="VerbatimChar"/>
+    <w:rPr>
+      <w:color w:val="003b4f"/>
+      <w:shd w:val="clear" w:fill="f1f3f5"/>
     </w:rPr>
   </w:style>
   <w:style w:type="character" w:customStyle="1" w:styleId="PreprocessorTok">
     <w:name w:val="PreprocessorTok"/>
-    <w:rPr>
-      <w:color w:val="AD0000"/>
-      <w:shd w:val="clear" w:color="auto" w:fill="F1F3F5"/>
+    <w:basedOn w:val="VerbatimChar"/>
+    <w:rPr>
+      <w:color w:val="ad0000"/>
+      <w:shd w:val="clear" w:fill="f1f3f5"/>
     </w:rPr>
   </w:style>
   <w:style w:type="character" w:customStyle="1" w:styleId="AttributeTok">
     <w:name w:val="AttributeTok"/>
+    <w:basedOn w:val="VerbatimChar"/>
     <w:rPr>
       <w:color w:val="657422"/>
-      <w:shd w:val="clear" w:color="auto" w:fill="F1F3F5"/>
+      <w:shd w:val="clear" w:fill="f1f3f5"/>
     </w:rPr>
   </w:style>
   <w:style w:type="character" w:customStyle="1" w:styleId="RegionMarkerTok">
     <w:name w:val="RegionMarkerTok"/>
-    <w:rPr>
-      <w:color w:val="003B4F"/>
-      <w:shd w:val="clear" w:color="auto" w:fill="F1F3F5"/>
+    <w:basedOn w:val="VerbatimChar"/>
+    <w:rPr>
+      <w:color w:val="003b4f"/>
+      <w:shd w:val="clear" w:fill="f1f3f5"/>
     </w:rPr>
   </w:style>
   <w:style w:type="character" w:customStyle="1" w:styleId="InformationTok">
     <w:name w:val="InformationTok"/>
-    <w:rPr>
-      <w:color w:val="5E5E5E"/>
-      <w:shd w:val="clear" w:color="auto" w:fill="F1F3F5"/>
+    <w:basedOn w:val="VerbatimChar"/>
+    <w:rPr>
+      <w:color w:val="5e5e5e"/>
+      <w:shd w:val="clear" w:fill="f1f3f5"/>
     </w:rPr>
   </w:style>
   <w:style w:type="character" w:customStyle="1" w:styleId="WarningTok">
     <w:name w:val="WarningTok"/>
+    <w:basedOn w:val="VerbatimChar"/>
     <w:rPr>
       <w:i/>
-      <w:color w:val="5E5E5E"/>
-      <w:shd w:val="clear" w:color="auto" w:fill="F1F3F5"/>
+      <w:color w:val="5e5e5e"/>
+      <w:shd w:val="clear" w:fill="f1f3f5"/>
     </w:rPr>
   </w:style>
   <w:style w:type="character" w:customStyle="1" w:styleId="AlertTok">
     <w:name w:val="AlertTok"/>
-    <w:rPr>
-      <w:color w:val="AD0000"/>
-      <w:shd w:val="clear" w:color="auto" w:fill="F1F3F5"/>
+    <w:basedOn w:val="VerbatimChar"/>
+    <w:rPr>
+      <w:color w:val="ad0000"/>
+      <w:shd w:val="clear" w:fill="f1f3f5"/>
     </w:rPr>
   </w:style>
   <w:style w:type="character" w:customStyle="1" w:styleId="ErrorTok">
     <w:name w:val="ErrorTok"/>
-    <w:rPr>
-      <w:color w:val="AD0000"/>
-      <w:shd w:val="clear" w:color="auto" w:fill="F1F3F5"/>
+    <w:basedOn w:val="VerbatimChar"/>
+    <w:rPr>
+      <w:color w:val="ad0000"/>
+      <w:shd w:val="clear" w:fill="f1f3f5"/>
     </w:rPr>
   </w:style>
   <w:style w:type="character" w:customStyle="1" w:styleId="NormalTok">
     <w:name w:val="NormalTok"/>
-    <w:rPr>
-      <w:color w:val="003B4F"/>
-      <w:shd w:val="clear" w:color="auto" w:fill="F1F3F5"/>
+    <w:basedOn w:val="VerbatimChar"/>
+    <w:rPr>
+      <w:color w:val="003b4f"/>
+      <w:shd w:val="clear" w:fill="f1f3f5"/>
     </w:rPr>
   </w:style>
 </w:styles>

--- a/Exterior_Trim/exterior_trim.docx
+++ b/Exterior_Trim/exterior_trim.docx
@@ -2,7 +2,7 @@
 <file path=word/document.xml><?xml version="1.0" encoding="utf-8"?>
 <w:document xmlns:w="http://schemas.openxmlformats.org/wordprocessingml/2006/main" xmlns:m="http://schemas.openxmlformats.org/officeDocument/2006/math" xmlns:r="http://schemas.openxmlformats.org/officeDocument/2006/relationships" xmlns:o="urn:schemas-microsoft-com:office:office" xmlns:v="urn:schemas-microsoft-com:vml" xmlns:w10="urn:schemas-microsoft-com:office:word" xmlns:a="http://schemas.openxmlformats.org/drawingml/2006/main" xmlns:pic="http://schemas.openxmlformats.org/drawingml/2006/picture" xmlns:wp="http://schemas.openxmlformats.org/drawingml/2006/wordprocessingDrawing">
   <w:body>
-    <w:bookmarkStart w:id="25" w:name="corner-trim-installation"/>
+    <w:bookmarkStart w:id="28" w:name="corner-trim-installation"/>
     <w:p>
       <w:pPr>
         <w:pStyle w:val="Heading1"/>
@@ -31,7 +31,7 @@
         <w:t xml:space="preserve">sidewall paneling.</w:t>
       </w:r>
     </w:p>
-    <w:bookmarkStart w:id="20" w:name="step-1-board-1"/>
+    <w:bookmarkStart w:id="23" w:name="step-1-board-1"/>
     <w:p>
       <w:pPr>
         <w:pStyle w:val="Heading2"/>
@@ -142,87 +142,9 @@
         <w:t xml:space="preserve">— 2 nails about 2ˮ from the bottom</w:t>
       </w:r>
     </w:p>
-    <w:bookmarkEnd w:id="20"/>
-    <w:bookmarkStart w:id="24" w:name="step-2-board-2"/>
-    <w:p>
-      <w:pPr>
-        <w:pStyle w:val="Heading2"/>
-      </w:pPr>
-      <w:r>
-        <w:t xml:space="preserve">Step 2 – Board #2</w:t>
-      </w:r>
-    </w:p>
-    <w:p>
-      <w:pPr>
-        <w:numPr>
-          <w:ilvl w:val="0"/>
-          <w:numId w:val="1002"/>
-        </w:numPr>
-      </w:pPr>
-      <w:r>
-        <w:t xml:space="preserve">Use white or gray 1x4 boards, precut to 93¼ˮ.</w:t>
-      </w:r>
-    </w:p>
-    <w:p>
-      <w:pPr>
-        <w:numPr>
-          <w:ilvl w:val="0"/>
-          <w:numId w:val="1002"/>
-        </w:numPr>
-      </w:pPr>
-      <w:r>
-        <w:t xml:space="preserve">Put EXTERIOR caulk as shown, and flip board so that caulk will be against the end wall.</w:t>
-      </w:r>
-    </w:p>
-    <w:p>
-      <w:pPr>
-        <w:numPr>
-          <w:ilvl w:val="0"/>
-          <w:numId w:val="1002"/>
-        </w:numPr>
-      </w:pPr>
-      <w:r>
-        <w:t xml:space="preserve">Line up the bottom of board with the bottom of Board #1.</w:t>
-      </w:r>
-    </w:p>
-    <w:p>
-      <w:pPr>
-        <w:numPr>
-          <w:ilvl w:val="0"/>
-          <w:numId w:val="1002"/>
-        </w:numPr>
-      </w:pPr>
-      <w:r>
-        <w:t xml:space="preserve">Starting at the top (use alignment block) to line up outside (corner) edge of the Board #2 with the surface of Board #1, nail (PANEL NAILS)</w:t>
-      </w:r>
-      <w:r>
-        <w:br/>
-      </w:r>
-      <w:r>
-        <w:t xml:space="preserve">— 2 nails about 2ˮ from top</w:t>
-      </w:r>
-      <w:r>
-        <w:br/>
-      </w:r>
-      <w:r>
-        <w:t xml:space="preserve">— 1 nail every 8ˮ down the middle</w:t>
-      </w:r>
-      <w:r>
-        <w:br/>
-      </w:r>
-      <w:r>
-        <w:t xml:space="preserve">— 2 nails about 2ˮ from the bottom.</w:t>
-      </w:r>
-    </w:p>
-    <w:p>
-      <w:pPr>
-        <w:numPr>
-          <w:ilvl w:val="0"/>
-          <w:numId w:val="1002"/>
-        </w:numPr>
-      </w:pPr>
-      <w:r>
-        <w:t xml:space="preserve">Repeat for the other three corners of the home.</w:t>
+    <w:p>
+      <w:r>
+        <w:br w:type="page"/>
       </w:r>
     </w:p>
     <w:p>
@@ -234,18 +156,18 @@
           <wp:inline>
             <wp:extent cx="5943600" cy="8229600"/>
             <wp:effectExtent b="0" l="0" r="0" t="0"/>
-            <wp:docPr descr="" title="" id="22" name="Picture"/>
+            <wp:docPr descr="" title="" id="21" name="Picture"/>
             <a:graphic>
               <a:graphicData uri="http://schemas.openxmlformats.org/drawingml/2006/picture">
                 <pic:pic>
                   <pic:nvPicPr>
-                    <pic:cNvPr descr="images/back_corner.png" id="23" name="Picture"/>
+                    <pic:cNvPr descr="images/back_corner_1.png" id="22" name="Picture"/>
                     <pic:cNvPicPr>
                       <a:picLocks noChangeArrowheads="1" noChangeAspect="1"/>
                     </pic:cNvPicPr>
                   </pic:nvPicPr>
                   <pic:blipFill>
-                    <a:blip r:embed="rId21"/>
+                    <a:blip r:embed="rId20"/>
                     <a:stretch>
                       <a:fillRect/>
                     </a:stretch>
@@ -272,199 +194,87 @@
         </w:drawing>
       </w:r>
     </w:p>
-    <w:bookmarkEnd w:id="24"/>
-    <w:bookmarkEnd w:id="25"/>
-    <w:bookmarkStart w:id="32" w:name="rear-window"/>
-    <w:p>
-      <w:pPr>
-        <w:pStyle w:val="Heading1"/>
-      </w:pPr>
-      <w:r>
-        <w:t xml:space="preserve">REAR WINDOW</w:t>
-      </w:r>
-    </w:p>
-    <w:bookmarkStart w:id="26" w:name="step-1-2-side-trim-pieces"/>
+    <w:bookmarkEnd w:id="23"/>
+    <w:bookmarkStart w:id="27" w:name="step-2-board-2"/>
     <w:p>
       <w:pPr>
         <w:pStyle w:val="Heading2"/>
       </w:pPr>
       <w:r>
-        <w:t xml:space="preserve">Step 1 &amp; 2 – Side Trim Pieces</w:t>
-      </w:r>
-    </w:p>
-    <w:p>
-      <w:pPr>
-        <w:numPr>
-          <w:ilvl w:val="0"/>
-          <w:numId w:val="1003"/>
-        </w:numPr>
-      </w:pPr>
-      <w:r>
-        <w:t xml:space="preserve">Using precut side pieces, put EXTERIOR caulk as shown.</w:t>
-      </w:r>
-    </w:p>
-    <w:p>
-      <w:pPr>
-        <w:numPr>
-          <w:ilvl w:val="0"/>
-          <w:numId w:val="1003"/>
-        </w:numPr>
-      </w:pPr>
-      <w:r>
-        <w:t xml:space="preserve">Place side piece snug up against the window. Use a block to align</w:t>
-      </w:r>
-      <w:r>
-        <w:t xml:space="preserve"> </w:t>
-      </w:r>
-      <w:r>
-        <w:t xml:space="preserve">the top of each piece with the top of the window.</w:t>
-      </w:r>
-    </w:p>
-    <w:p>
-      <w:pPr>
-        <w:numPr>
-          <w:ilvl w:val="0"/>
-          <w:numId w:val="1003"/>
-        </w:numPr>
-      </w:pPr>
-      <w:r>
-        <w:t xml:space="preserve">Nail (PANEL NAILS)</w:t>
-      </w:r>
-      <w:r>
-        <w:br/>
-      </w:r>
-      <w:r>
-        <w:t xml:space="preserve">— 2 nails 1-½” below top</w:t>
-      </w:r>
-      <w:r>
-        <w:t xml:space="preserve"> </w:t>
-      </w:r>
-      <w:r>
-        <w:t xml:space="preserve">— 1 nail in the middle of the board every 8”</w:t>
-      </w:r>
-      <w:r>
-        <w:br/>
-      </w:r>
-      <w:r>
-        <w:t xml:space="preserve">— 2 nails 1-½” above the bottom.</w:t>
-      </w:r>
-    </w:p>
-    <w:bookmarkEnd w:id="26"/>
-    <w:bookmarkStart w:id="27" w:name="step-3-top-piece"/>
-    <w:p>
-      <w:pPr>
-        <w:pStyle w:val="Heading2"/>
-      </w:pPr>
-      <w:r>
-        <w:t xml:space="preserve">Step 3 – Top Piece</w:t>
-      </w:r>
-    </w:p>
-    <w:p>
-      <w:pPr>
-        <w:numPr>
-          <w:ilvl w:val="0"/>
-          <w:numId w:val="1004"/>
-        </w:numPr>
-      </w:pPr>
-      <w:r>
-        <w:t xml:space="preserve">Measure from outside edge to outside edge of side trim and add ½ˮ</w:t>
-      </w:r>
-    </w:p>
-    <w:p>
-      <w:pPr>
-        <w:numPr>
-          <w:ilvl w:val="0"/>
-          <w:numId w:val="1004"/>
-        </w:numPr>
-      </w:pPr>
-      <w:r>
-        <w:t xml:space="preserve">Check that the precut beveled-edge piece is that length. Trim if it is not.</w:t>
-      </w:r>
-    </w:p>
-    <w:p>
-      <w:pPr>
-        <w:numPr>
-          <w:ilvl w:val="0"/>
-          <w:numId w:val="1004"/>
-        </w:numPr>
-      </w:pPr>
-      <w:r>
-        <w:t xml:space="preserve">Put EXTERIOR caulk, as shown, near the beveled edge and at both</w:t>
-      </w:r>
-      <w:r>
-        <w:t xml:space="preserve"> </w:t>
-      </w:r>
-      <w:r>
-        <w:t xml:space="preserve">ends.</w:t>
-      </w:r>
-    </w:p>
-    <w:p>
-      <w:pPr>
-        <w:numPr>
-          <w:ilvl w:val="0"/>
-          <w:numId w:val="1004"/>
-        </w:numPr>
-      </w:pPr>
-      <w:r>
-        <w:t xml:space="preserve">Position with right edge flush with side trim. Nail (PANEL NAILS)</w:t>
-      </w:r>
-      <w:r>
-        <w:br/>
-      </w:r>
-      <w:r>
-        <w:t xml:space="preserve">— 2 nails 1-½” in from each end</w:t>
-      </w:r>
-      <w:r>
-        <w:br/>
-      </w:r>
-      <w:r>
-        <w:t xml:space="preserve">— 2 nails in the middle of the board.</w:t>
-      </w:r>
-    </w:p>
-    <w:bookmarkEnd w:id="27"/>
-    <w:bookmarkStart w:id="31" w:name="step-4-bottom-piece"/>
-    <w:p>
-      <w:pPr>
-        <w:pStyle w:val="Heading2"/>
-      </w:pPr>
-      <w:r>
-        <w:t xml:space="preserve">Step 4 – Bottom Piece</w:t>
-      </w:r>
-    </w:p>
-    <w:p>
-      <w:pPr>
-        <w:pStyle w:val="Compact"/>
-        <w:numPr>
-          <w:ilvl w:val="0"/>
-          <w:numId w:val="1005"/>
-        </w:numPr>
-      </w:pPr>
-      <w:r>
-        <w:t xml:space="preserve">Measure between the 2 side pieces under the window, and cut a piece of 1x4 that length.</w:t>
-      </w:r>
-    </w:p>
-    <w:p>
-      <w:pPr>
-        <w:pStyle w:val="Compact"/>
-        <w:numPr>
-          <w:ilvl w:val="0"/>
-          <w:numId w:val="1005"/>
-        </w:numPr>
-      </w:pPr>
-      <w:r>
-        <w:t xml:space="preserve">DO NOT caulk this piece. Nail (PANEL NAILS) it in place</w:t>
-      </w:r>
-      <w:r>
-        <w:br/>
-      </w:r>
-      <w:r>
-        <w:t xml:space="preserve">— 2 nails 1-½” in from each end</w:t>
-      </w:r>
-      <w:r>
-        <w:br/>
-      </w:r>
-      <w:r>
-        <w:t xml:space="preserve">— 2 nails in the middle of the board.</w:t>
+        <w:t xml:space="preserve">Step 2 – Board #2</w:t>
+      </w:r>
+    </w:p>
+    <w:p>
+      <w:pPr>
+        <w:numPr>
+          <w:ilvl w:val="0"/>
+          <w:numId w:val="1002"/>
+        </w:numPr>
+      </w:pPr>
+      <w:r>
+        <w:t xml:space="preserve">Use white or gray 1x4 boards, precut to 93¼ˮ.</w:t>
+      </w:r>
+    </w:p>
+    <w:p>
+      <w:pPr>
+        <w:numPr>
+          <w:ilvl w:val="0"/>
+          <w:numId w:val="1002"/>
+        </w:numPr>
+      </w:pPr>
+      <w:r>
+        <w:t xml:space="preserve">Put EXTERIOR caulk as shown, and flip board so that caulk will be against the end wall.</w:t>
+      </w:r>
+    </w:p>
+    <w:p>
+      <w:pPr>
+        <w:numPr>
+          <w:ilvl w:val="0"/>
+          <w:numId w:val="1002"/>
+        </w:numPr>
+      </w:pPr>
+      <w:r>
+        <w:t xml:space="preserve">Line up the bottom of board with the bottom of Board #1.</w:t>
+      </w:r>
+    </w:p>
+    <w:p>
+      <w:pPr>
+        <w:numPr>
+          <w:ilvl w:val="0"/>
+          <w:numId w:val="1002"/>
+        </w:numPr>
+      </w:pPr>
+      <w:r>
+        <w:t xml:space="preserve">Starting at the top (use alignment block) to line up outside (corner) edge of the Board #2 with the surface of Board #1, nail (PANEL NAILS)</w:t>
+      </w:r>
+      <w:r>
+        <w:br/>
+      </w:r>
+      <w:r>
+        <w:t xml:space="preserve">— 2 nails about 2ˮ from top</w:t>
+      </w:r>
+      <w:r>
+        <w:br/>
+      </w:r>
+      <w:r>
+        <w:t xml:space="preserve">— 1 nail every 8ˮ down the middle</w:t>
+      </w:r>
+      <w:r>
+        <w:br/>
+      </w:r>
+      <w:r>
+        <w:t xml:space="preserve">— 2 nails about 2ˮ from the bottom.</w:t>
+      </w:r>
+    </w:p>
+    <w:p>
+      <w:pPr>
+        <w:numPr>
+          <w:ilvl w:val="0"/>
+          <w:numId w:val="1002"/>
+        </w:numPr>
+      </w:pPr>
+      <w:r>
+        <w:t xml:space="preserve">Repeat for the other three corners of the home. Note that on two of those corners, the caulking will be a mirror image of that shown.</w:t>
       </w:r>
     </w:p>
     <w:p>
@@ -481,18 +291,18 @@
           <wp:inline>
             <wp:extent cx="5943600" cy="8229600"/>
             <wp:effectExtent b="0" l="0" r="0" t="0"/>
-            <wp:docPr descr="" title="" id="29" name="Picture"/>
+            <wp:docPr descr="" title="" id="25" name="Picture"/>
             <a:graphic>
               <a:graphicData uri="http://schemas.openxmlformats.org/drawingml/2006/picture">
                 <pic:pic>
                   <pic:nvPicPr>
-                    <pic:cNvPr descr="images/rear_window.png" id="30" name="Picture"/>
+                    <pic:cNvPr descr="images/back_corner_2.png" id="26" name="Picture"/>
                     <pic:cNvPicPr>
                       <a:picLocks noChangeArrowheads="1" noChangeAspect="1"/>
                     </pic:cNvPicPr>
                   </pic:nvPicPr>
                   <pic:blipFill>
-                    <a:blip r:embed="rId28"/>
+                    <a:blip r:embed="rId24"/>
                     <a:stretch>
                       <a:fillRect/>
                     </a:stretch>
@@ -519,36 +329,163 @@
         </w:drawing>
       </w:r>
     </w:p>
-    <w:bookmarkEnd w:id="31"/>
-    <w:bookmarkEnd w:id="32"/>
-    <w:bookmarkStart w:id="40" w:name="front-window-trim"/>
+    <w:bookmarkEnd w:id="27"/>
+    <w:bookmarkEnd w:id="28"/>
+    <w:bookmarkStart w:id="35" w:name="rear-window"/>
     <w:p>
       <w:pPr>
         <w:pStyle w:val="Heading1"/>
       </w:pPr>
       <w:r>
-        <w:t xml:space="preserve">FRONT WINDOW TRIM</w:t>
-      </w:r>
-    </w:p>
-    <w:p>
-      <w:pPr>
-        <w:pStyle w:val="FirstParagraph"/>
-      </w:pPr>
-      <w:r>
-        <w:rPr>
-          <w:b/>
-          <w:bCs/>
-        </w:rPr>
-        <w:t xml:space="preserve">Do not install this trim until the door is in place!</w:t>
-      </w:r>
-    </w:p>
-    <w:bookmarkStart w:id="33" w:name="step-1----top-trim"/>
+        <w:t xml:space="preserve">REAR WINDOW</w:t>
+      </w:r>
+    </w:p>
+    <w:bookmarkStart w:id="29" w:name="step-1-2-side-trim-pieces"/>
     <w:p>
       <w:pPr>
         <w:pStyle w:val="Heading2"/>
       </w:pPr>
       <w:r>
-        <w:t xml:space="preserve">Step 1 -- Top trim</w:t>
+        <w:t xml:space="preserve">Step 1 &amp; 2 – Side Trim Pieces</w:t>
+      </w:r>
+    </w:p>
+    <w:p>
+      <w:pPr>
+        <w:numPr>
+          <w:ilvl w:val="0"/>
+          <w:numId w:val="1003"/>
+        </w:numPr>
+      </w:pPr>
+      <w:r>
+        <w:t xml:space="preserve">Using precut side pieces, put EXTERIOR caulk as shown.</w:t>
+      </w:r>
+    </w:p>
+    <w:p>
+      <w:pPr>
+        <w:numPr>
+          <w:ilvl w:val="0"/>
+          <w:numId w:val="1003"/>
+        </w:numPr>
+      </w:pPr>
+      <w:r>
+        <w:t xml:space="preserve">Place side piece snug up against the window. Use a block to align</w:t>
+      </w:r>
+      <w:r>
+        <w:t xml:space="preserve"> </w:t>
+      </w:r>
+      <w:r>
+        <w:t xml:space="preserve">the top of each piece with the top of the window.</w:t>
+      </w:r>
+    </w:p>
+    <w:p>
+      <w:pPr>
+        <w:numPr>
+          <w:ilvl w:val="0"/>
+          <w:numId w:val="1003"/>
+        </w:numPr>
+      </w:pPr>
+      <w:r>
+        <w:t xml:space="preserve">Nail (PANEL NAILS)</w:t>
+      </w:r>
+      <w:r>
+        <w:br/>
+      </w:r>
+      <w:r>
+        <w:t xml:space="preserve">— 2 nails 1-½” below top</w:t>
+      </w:r>
+      <w:r>
+        <w:t xml:space="preserve"> </w:t>
+      </w:r>
+      <w:r>
+        <w:t xml:space="preserve">— 1 nail in the middle of the board every 8”</w:t>
+      </w:r>
+      <w:r>
+        <w:br/>
+      </w:r>
+      <w:r>
+        <w:t xml:space="preserve">— 2 nails 1-½” above the bottom.</w:t>
+      </w:r>
+    </w:p>
+    <w:bookmarkEnd w:id="29"/>
+    <w:bookmarkStart w:id="30" w:name="step-3-top-piece"/>
+    <w:p>
+      <w:pPr>
+        <w:pStyle w:val="Heading2"/>
+      </w:pPr>
+      <w:r>
+        <w:t xml:space="preserve">Step 3 – Top Piece</w:t>
+      </w:r>
+    </w:p>
+    <w:p>
+      <w:pPr>
+        <w:numPr>
+          <w:ilvl w:val="0"/>
+          <w:numId w:val="1004"/>
+        </w:numPr>
+      </w:pPr>
+      <w:r>
+        <w:t xml:space="preserve">Measure from outside edge to outside edge of side trim and add ½ˮ</w:t>
+      </w:r>
+    </w:p>
+    <w:p>
+      <w:pPr>
+        <w:numPr>
+          <w:ilvl w:val="0"/>
+          <w:numId w:val="1004"/>
+        </w:numPr>
+      </w:pPr>
+      <w:r>
+        <w:t xml:space="preserve">Check that the precut beveled-edge piece is that length. Trim if it is not.</w:t>
+      </w:r>
+    </w:p>
+    <w:p>
+      <w:pPr>
+        <w:numPr>
+          <w:ilvl w:val="0"/>
+          <w:numId w:val="1004"/>
+        </w:numPr>
+      </w:pPr>
+      <w:r>
+        <w:t xml:space="preserve">Put EXTERIOR caulk, as shown, near the beveled edge and at both</w:t>
+      </w:r>
+      <w:r>
+        <w:t xml:space="preserve"> </w:t>
+      </w:r>
+      <w:r>
+        <w:t xml:space="preserve">ends.</w:t>
+      </w:r>
+    </w:p>
+    <w:p>
+      <w:pPr>
+        <w:numPr>
+          <w:ilvl w:val="0"/>
+          <w:numId w:val="1004"/>
+        </w:numPr>
+      </w:pPr>
+      <w:r>
+        <w:t xml:space="preserve">Position with right edge flush with side trim. Nail (PANEL NAILS)</w:t>
+      </w:r>
+      <w:r>
+        <w:br/>
+      </w:r>
+      <w:r>
+        <w:t xml:space="preserve">— 2 nails 1-½” in from each end</w:t>
+      </w:r>
+      <w:r>
+        <w:br/>
+      </w:r>
+      <w:r>
+        <w:t xml:space="preserve">— 2 nails in the middle of the board.</w:t>
+      </w:r>
+    </w:p>
+    <w:bookmarkEnd w:id="30"/>
+    <w:bookmarkStart w:id="34" w:name="step-4-bottom-piece"/>
+    <w:p>
+      <w:pPr>
+        <w:pStyle w:val="Heading2"/>
+      </w:pPr>
+      <w:r>
+        <w:t xml:space="preserve">Step 4 – Bottom Piece</w:t>
       </w:r>
     </w:p>
     <w:p>
@@ -556,29 +493,11 @@
         <w:pStyle w:val="Compact"/>
         <w:numPr>
           <w:ilvl w:val="0"/>
-          <w:numId w:val="1006"/>
-        </w:numPr>
-      </w:pPr>
-      <w:r>
-        <w:t xml:space="preserve">Using a small piece of 1x4 placed vertically beside the window side</w:t>
-      </w:r>
-      <w:r>
-        <w:t xml:space="preserve"> </w:t>
-      </w:r>
-      <w:r>
-        <w:t xml:space="preserve">furthest from the door, measure from the mark to the door trim</w:t>
-      </w:r>
-      <w:r>
-        <w:br/>
-      </w:r>
-      <w:r>
-        <w:t xml:space="preserve">— Add ½”, and cut a piece of top trim (with beveled edge) to this length</w:t>
-      </w:r>
-      <w:r>
-        <w:br/>
-      </w:r>
-      <w:r>
-        <w:t xml:space="preserve">— Apply EXTERIOR caulk as shown</w:t>
+          <w:numId w:val="1005"/>
+        </w:numPr>
+      </w:pPr>
+      <w:r>
+        <w:t xml:space="preserve">Measure between the 2 side pieces under the window, and cut a piece of 1x4 that length.</w:t>
       </w:r>
     </w:p>
     <w:p>
@@ -586,11 +505,11 @@
         <w:pStyle w:val="Compact"/>
         <w:numPr>
           <w:ilvl w:val="0"/>
-          <w:numId w:val="1006"/>
-        </w:numPr>
-      </w:pPr>
-      <w:r>
-        <w:t xml:space="preserve">Nail (PANEL NAILS)</w:t>
+          <w:numId w:val="1005"/>
+        </w:numPr>
+      </w:pPr>
+      <w:r>
+        <w:t xml:space="preserve">DO NOT caulk this piece. Nail (PANEL NAILS) it in place</w:t>
       </w:r>
       <w:r>
         <w:br/>
@@ -605,128 +524,9 @@
         <w:t xml:space="preserve">— 2 nails in the middle of the board.</w:t>
       </w:r>
     </w:p>
-    <w:bookmarkEnd w:id="33"/>
-    <w:bookmarkStart w:id="34" w:name="step-2----side-trim-away-from-door"/>
-    <w:p>
-      <w:pPr>
-        <w:pStyle w:val="Heading2"/>
-      </w:pPr>
-      <w:r>
-        <w:t xml:space="preserve">Step 2 -- Side trim away from door</w:t>
-      </w:r>
-    </w:p>
-    <w:p>
-      <w:pPr>
-        <w:pStyle w:val="Compact"/>
-        <w:numPr>
-          <w:ilvl w:val="0"/>
-          <w:numId w:val="1007"/>
-        </w:numPr>
-      </w:pPr>
-      <w:r>
-        <w:t xml:space="preserve">Using a pre-cut side trim piece for side of window away from door</w:t>
-      </w:r>
-    </w:p>
-    <w:p>
-      <w:pPr>
-        <w:pStyle w:val="Compact"/>
-        <w:numPr>
-          <w:ilvl w:val="0"/>
-          <w:numId w:val="1007"/>
-        </w:numPr>
-      </w:pPr>
-      <w:r>
-        <w:t xml:space="preserve">Apply EXTERIOR caulk as shown</w:t>
-      </w:r>
-    </w:p>
-    <w:p>
-      <w:pPr>
-        <w:pStyle w:val="Compact"/>
-        <w:numPr>
-          <w:ilvl w:val="0"/>
-          <w:numId w:val="1007"/>
-        </w:numPr>
-      </w:pPr>
-      <w:r>
-        <w:t xml:space="preserve">2 nails 1-½” below top</w:t>
-      </w:r>
-      <w:r>
-        <w:br/>
-      </w:r>
-      <w:r>
-        <w:t xml:space="preserve">— 1 nail in the middle of the board every 8”</w:t>
-      </w:r>
-      <w:r>
-        <w:br/>
-      </w:r>
-      <w:r>
-        <w:t xml:space="preserve">— 2 nails 1-½” above the bottom.</w:t>
-      </w:r>
-    </w:p>
-    <w:bookmarkEnd w:id="34"/>
-    <w:bookmarkStart w:id="35" w:name="X5ffa5d7bf4c6086ec0e57d6f2c8498a77ce06e8"/>
-    <w:p>
-      <w:pPr>
-        <w:pStyle w:val="Heading2"/>
-      </w:pPr>
-      <w:r>
-        <w:t xml:space="preserve">Step 3 -- Side trim between window and door</w:t>
-      </w:r>
-    </w:p>
-    <w:p>
-      <w:pPr>
-        <w:pStyle w:val="Compact"/>
-        <w:numPr>
-          <w:ilvl w:val="0"/>
-          <w:numId w:val="1008"/>
-        </w:numPr>
-      </w:pPr>
-      <w:r>
-        <w:t xml:space="preserve">Apply EXTERIOR caulk down the middle. Center and nail as above.</w:t>
-      </w:r>
-    </w:p>
-    <w:bookmarkEnd w:id="35"/>
-    <w:bookmarkStart w:id="39" w:name="step-4----bottom-piece"/>
-    <w:p>
-      <w:pPr>
-        <w:pStyle w:val="Heading2"/>
-      </w:pPr>
-      <w:r>
-        <w:t xml:space="preserve">Step 4 -- Bottom piece</w:t>
-      </w:r>
-    </w:p>
-    <w:p>
-      <w:pPr>
-        <w:numPr>
-          <w:ilvl w:val="0"/>
-          <w:numId w:val="1009"/>
-        </w:numPr>
-      </w:pPr>
-      <w:r>
-        <w:t xml:space="preserve">Measure between the two side pieces under the window, and cut a piece of 1x4 that length</w:t>
-      </w:r>
-    </w:p>
-    <w:p>
-      <w:pPr>
-        <w:numPr>
-          <w:ilvl w:val="0"/>
-          <w:numId w:val="1009"/>
-        </w:numPr>
-      </w:pPr>
-      <w:r>
-        <w:t xml:space="preserve">DO NOT CAULK this piece. Nail (PANEL NAILS) it in place</w:t>
-      </w:r>
-      <w:r>
-        <w:br/>
-      </w:r>
-      <w:r>
-        <w:t xml:space="preserve">— 2 nails 1-½” in from each end</w:t>
-      </w:r>
-      <w:r>
-        <w:br/>
-      </w:r>
-      <w:r>
-        <w:t xml:space="preserve">— 2 nails in the middle of the board</w:t>
+    <w:p>
+      <w:r>
+        <w:br w:type="page"/>
       </w:r>
     </w:p>
     <w:p>
@@ -738,18 +538,18 @@
           <wp:inline>
             <wp:extent cx="5943600" cy="8229600"/>
             <wp:effectExtent b="0" l="0" r="0" t="0"/>
-            <wp:docPr descr="" title="" id="37" name="Picture"/>
+            <wp:docPr descr="" title="" id="32" name="Picture"/>
             <a:graphic>
               <a:graphicData uri="http://schemas.openxmlformats.org/drawingml/2006/picture">
                 <pic:pic>
                   <pic:nvPicPr>
-                    <pic:cNvPr descr="images/front_window.png" id="38" name="Picture"/>
+                    <pic:cNvPr descr="images/rear_window.png" id="33" name="Picture"/>
                     <pic:cNvPicPr>
                       <a:picLocks noChangeArrowheads="1" noChangeAspect="1"/>
                     </pic:cNvPicPr>
                   </pic:nvPicPr>
                   <pic:blipFill>
-                    <a:blip r:embed="rId36"/>
+                    <a:blip r:embed="rId31"/>
                     <a:stretch>
                       <a:fillRect/>
                     </a:stretch>
@@ -776,15 +576,15 @@
         </w:drawing>
       </w:r>
     </w:p>
-    <w:bookmarkEnd w:id="39"/>
-    <w:bookmarkEnd w:id="40"/>
-    <w:bookmarkStart w:id="52" w:name="exterior-triangles---front-back"/>
+    <w:bookmarkEnd w:id="34"/>
+    <w:bookmarkEnd w:id="35"/>
+    <w:bookmarkStart w:id="43" w:name="front-window-trim"/>
     <w:p>
       <w:pPr>
         <w:pStyle w:val="Heading1"/>
       </w:pPr>
       <w:r>
-        <w:t xml:space="preserve">EXTERIOR TRIANGLES - FRONT &amp; BACK</w:t>
+        <w:t xml:space="preserve">FRONT WINDOW TRIM</w:t>
       </w:r>
     </w:p>
     <w:p>
@@ -792,16 +592,20 @@
         <w:pStyle w:val="FirstParagraph"/>
       </w:pPr>
       <w:r>
-        <w:t xml:space="preserve">NOTE - Pre-cut Tyvek, metal flashing and triangle siding are on the back shelves near the white boards.</w:t>
-      </w:r>
-    </w:p>
-    <w:bookmarkStart w:id="41" w:name="step-1---tyvek"/>
+        <w:rPr>
+          <w:b/>
+          <w:bCs/>
+        </w:rPr>
+        <w:t xml:space="preserve">Do not install this trim until the door is in place!</w:t>
+      </w:r>
+    </w:p>
+    <w:bookmarkStart w:id="36" w:name="step-1----top-trim"/>
     <w:p>
       <w:pPr>
         <w:pStyle w:val="Heading2"/>
       </w:pPr>
       <w:r>
-        <w:t xml:space="preserve">Step 1 - Tyvek</w:t>
+        <w:t xml:space="preserve">Step 1 -- Top trim</w:t>
       </w:r>
     </w:p>
     <w:p>
@@ -809,11 +613,29 @@
         <w:pStyle w:val="Compact"/>
         <w:numPr>
           <w:ilvl w:val="0"/>
-          <w:numId w:val="1010"/>
-        </w:numPr>
-      </w:pPr>
-      <w:r>
-        <w:t xml:space="preserve">Staple pre-cut Tyvek triangles to the structural triangle.</w:t>
+          <w:numId w:val="1006"/>
+        </w:numPr>
+      </w:pPr>
+      <w:r>
+        <w:t xml:space="preserve">Using a small piece of 1x4 placed vertically beside the window side</w:t>
+      </w:r>
+      <w:r>
+        <w:t xml:space="preserve"> </w:t>
+      </w:r>
+      <w:r>
+        <w:t xml:space="preserve">furthest from the door, measure from the mark to the door trim</w:t>
+      </w:r>
+      <w:r>
+        <w:br/>
+      </w:r>
+      <w:r>
+        <w:t xml:space="preserve">— Add ½”, and cut a piece of top trim (with beveled edge) to this length</w:t>
+      </w:r>
+      <w:r>
+        <w:br/>
+      </w:r>
+      <w:r>
+        <w:t xml:space="preserve">— Apply EXTERIOR caulk as shown</w:t>
       </w:r>
     </w:p>
     <w:p>
@@ -821,21 +643,33 @@
         <w:pStyle w:val="Compact"/>
         <w:numPr>
           <w:ilvl w:val="0"/>
-          <w:numId w:val="1010"/>
-        </w:numPr>
-      </w:pPr>
-      <w:r>
-        <w:t xml:space="preserve">Staple along top and bottom edges and down the center studs; hammer in all staples flush.</w:t>
-      </w:r>
-    </w:p>
-    <w:bookmarkEnd w:id="41"/>
-    <w:bookmarkStart w:id="42" w:name="step-2---z-flashing"/>
+          <w:numId w:val="1006"/>
+        </w:numPr>
+      </w:pPr>
+      <w:r>
+        <w:t xml:space="preserve">Nail (PANEL NAILS)</w:t>
+      </w:r>
+      <w:r>
+        <w:br/>
+      </w:r>
+      <w:r>
+        <w:t xml:space="preserve">— 2 nails 1-½” in from each end</w:t>
+      </w:r>
+      <w:r>
+        <w:br/>
+      </w:r>
+      <w:r>
+        <w:t xml:space="preserve">— 2 nails in the middle of the board.</w:t>
+      </w:r>
+    </w:p>
+    <w:bookmarkEnd w:id="36"/>
+    <w:bookmarkStart w:id="37" w:name="step-2----side-trim-away-from-door"/>
     <w:p>
       <w:pPr>
         <w:pStyle w:val="Heading2"/>
       </w:pPr>
       <w:r>
-        <w:t xml:space="preserve">Step 2 - Z-Flashing</w:t>
+        <w:t xml:space="preserve">Step 2 -- Side trim away from door</w:t>
       </w:r>
     </w:p>
     <w:p>
@@ -843,17 +677,11 @@
         <w:pStyle w:val="Compact"/>
         <w:numPr>
           <w:ilvl w:val="0"/>
-          <w:numId w:val="1011"/>
-        </w:numPr>
-      </w:pPr>
-      <w:r>
-        <w:t xml:space="preserve">Install pre-cut piece of metal flashing</w:t>
-      </w:r>
-      <w:r>
-        <w:br/>
-      </w:r>
-      <w:r>
-        <w:t xml:space="preserve">— short leg down so that flashing rests on top of the T1-11 siding at the top of the wall and the short leg extends down over the siding</w:t>
+          <w:numId w:val="1007"/>
+        </w:numPr>
+      </w:pPr>
+      <w:r>
+        <w:t xml:space="preserve">Using a pre-cut side trim piece for side of window away from door</w:t>
       </w:r>
     </w:p>
     <w:p>
@@ -861,11 +689,11 @@
         <w:pStyle w:val="Compact"/>
         <w:numPr>
           <w:ilvl w:val="0"/>
-          <w:numId w:val="1011"/>
-        </w:numPr>
-      </w:pPr>
-      <w:r>
-        <w:t xml:space="preserve">Center the flashing between the rafter ends</w:t>
+          <w:numId w:val="1007"/>
+        </w:numPr>
+      </w:pPr>
+      <w:r>
+        <w:t xml:space="preserve">Apply EXTERIOR caulk as shown</w:t>
       </w:r>
     </w:p>
     <w:p>
@@ -873,21 +701,33 @@
         <w:pStyle w:val="Compact"/>
         <w:numPr>
           <w:ilvl w:val="0"/>
-          <w:numId w:val="1011"/>
-        </w:numPr>
-      </w:pPr>
-      <w:r>
-        <w:t xml:space="preserve">Nail (PANEL NAILS) 3 places: near each end, and in middle</w:t>
-      </w:r>
-    </w:p>
-    <w:bookmarkEnd w:id="42"/>
-    <w:bookmarkStart w:id="46" w:name="step-3---seam-waterproofing"/>
+          <w:numId w:val="1007"/>
+        </w:numPr>
+      </w:pPr>
+      <w:r>
+        <w:t xml:space="preserve">2 nails 1-½” below top</w:t>
+      </w:r>
+      <w:r>
+        <w:br/>
+      </w:r>
+      <w:r>
+        <w:t xml:space="preserve">— 1 nail in the middle of the board every 8”</w:t>
+      </w:r>
+      <w:r>
+        <w:br/>
+      </w:r>
+      <w:r>
+        <w:t xml:space="preserve">— 2 nails 1-½” above the bottom.</w:t>
+      </w:r>
+    </w:p>
+    <w:bookmarkEnd w:id="37"/>
+    <w:bookmarkStart w:id="38" w:name="X5ffa5d7bf4c6086ec0e57d6f2c8498a77ce06e8"/>
     <w:p>
       <w:pPr>
         <w:pStyle w:val="Heading2"/>
       </w:pPr>
       <w:r>
-        <w:t xml:space="preserve">Step 3 - Seam Waterproofing</w:t>
+        <w:t xml:space="preserve">Step 3 -- Side trim between window and door</w:t>
       </w:r>
     </w:p>
     <w:p>
@@ -895,28 +735,55 @@
         <w:pStyle w:val="Compact"/>
         <w:numPr>
           <w:ilvl w:val="0"/>
-          <w:numId w:val="1012"/>
-        </w:numPr>
-      </w:pPr>
-      <w:r>
-        <w:t xml:space="preserve">Cut a length of flexible flashing that will extend from below the ridge beam to 1” above the short leg of the Z-flashing</w:t>
-      </w:r>
-    </w:p>
-    <w:p>
-      <w:pPr>
-        <w:pStyle w:val="Compact"/>
-        <w:numPr>
-          <w:ilvl w:val="0"/>
-          <w:numId w:val="1012"/>
-        </w:numPr>
-      </w:pPr>
-      <w:r>
-        <w:t xml:space="preserve">Place the flexible flashing centered on the structural triangle, with the bottom edge 1” above the bend in the Z-flashing</w:t>
-      </w:r>
-    </w:p>
-    <w:p>
-      <w:r>
-        <w:br w:type="page"/>
+          <w:numId w:val="1008"/>
+        </w:numPr>
+      </w:pPr>
+      <w:r>
+        <w:t xml:space="preserve">Apply EXTERIOR caulk down the middle. Center and nail as above.</w:t>
+      </w:r>
+    </w:p>
+    <w:bookmarkEnd w:id="38"/>
+    <w:bookmarkStart w:id="42" w:name="step-4----bottom-piece"/>
+    <w:p>
+      <w:pPr>
+        <w:pStyle w:val="Heading2"/>
+      </w:pPr>
+      <w:r>
+        <w:t xml:space="preserve">Step 4 -- Bottom piece</w:t>
+      </w:r>
+    </w:p>
+    <w:p>
+      <w:pPr>
+        <w:numPr>
+          <w:ilvl w:val="0"/>
+          <w:numId w:val="1009"/>
+        </w:numPr>
+      </w:pPr>
+      <w:r>
+        <w:t xml:space="preserve">Measure between the two side pieces under the window, and cut a piece of 1x4 that length</w:t>
+      </w:r>
+    </w:p>
+    <w:p>
+      <w:pPr>
+        <w:numPr>
+          <w:ilvl w:val="0"/>
+          <w:numId w:val="1009"/>
+        </w:numPr>
+      </w:pPr>
+      <w:r>
+        <w:t xml:space="preserve">DO NOT CAULK this piece. Nail (PANEL NAILS) it in place</w:t>
+      </w:r>
+      <w:r>
+        <w:br/>
+      </w:r>
+      <w:r>
+        <w:t xml:space="preserve">— 2 nails 1-½” in from each end</w:t>
+      </w:r>
+      <w:r>
+        <w:br/>
+      </w:r>
+      <w:r>
+        <w:t xml:space="preserve">— 2 nails in the middle of the board</w:t>
       </w:r>
     </w:p>
     <w:p>
@@ -928,18 +795,18 @@
           <wp:inline>
             <wp:extent cx="5943600" cy="8229600"/>
             <wp:effectExtent b="0" l="0" r="0" t="0"/>
-            <wp:docPr descr="" title="" id="44" name="Picture"/>
+            <wp:docPr descr="" title="" id="40" name="Picture"/>
             <a:graphic>
               <a:graphicData uri="http://schemas.openxmlformats.org/drawingml/2006/picture">
                 <pic:pic>
                   <pic:nvPicPr>
-                    <pic:cNvPr descr="images/triangles_01.png" id="45" name="Picture"/>
+                    <pic:cNvPr descr="images/front_window.png" id="41" name="Picture"/>
                     <pic:cNvPicPr>
                       <a:picLocks noChangeArrowheads="1" noChangeAspect="1"/>
                     </pic:cNvPicPr>
                   </pic:nvPicPr>
                   <pic:blipFill>
-                    <a:blip r:embed="rId43"/>
+                    <a:blip r:embed="rId39"/>
                     <a:stretch>
                       <a:fillRect/>
                     </a:stretch>
@@ -966,143 +833,108 @@
         </w:drawing>
       </w:r>
     </w:p>
-    <w:bookmarkEnd w:id="46"/>
-    <w:bookmarkStart w:id="47" w:name="step-4---t1-11-triangles"/>
+    <w:bookmarkEnd w:id="42"/>
+    <w:bookmarkEnd w:id="43"/>
+    <w:bookmarkStart w:id="54" w:name="exterior-triangles---front-back"/>
+    <w:p>
+      <w:pPr>
+        <w:pStyle w:val="Heading1"/>
+      </w:pPr>
+      <w:r>
+        <w:t xml:space="preserve">EXTERIOR TRIANGLES - FRONT &amp; BACK</w:t>
+      </w:r>
+    </w:p>
+    <w:p>
+      <w:pPr>
+        <w:pStyle w:val="FirstParagraph"/>
+      </w:pPr>
+      <w:r>
+        <w:t xml:space="preserve">NOTE - Pre-cut Tyvek, metal flashing and triangle siding are on the back shelves near the white boards.</w:t>
+      </w:r>
+    </w:p>
+    <w:bookmarkStart w:id="44" w:name="step-1---tyvek"/>
     <w:p>
       <w:pPr>
         <w:pStyle w:val="Heading2"/>
       </w:pPr>
       <w:r>
-        <w:t xml:space="preserve">Step 4 - T1-11 Triangles</w:t>
-      </w:r>
-    </w:p>
-    <w:p>
-      <w:pPr>
-        <w:numPr>
-          <w:ilvl w:val="0"/>
-          <w:numId w:val="1013"/>
-        </w:numPr>
-      </w:pPr>
-      <w:r>
-        <w:t xml:space="preserve">Install first pre-cut triangular piece of T1-11 siding</w:t>
-      </w:r>
-      <w:r>
-        <w:br/>
-      </w:r>
-      <w:r>
-        <w:t xml:space="preserve">— cover long leg of Z- flashing</w:t>
-      </w:r>
-      <w:r>
-        <w:br/>
-      </w:r>
-      <w:r>
-        <w:t xml:space="preserve">— bottom of siding a pencil-width above the Z-flashing fold</w:t>
-      </w:r>
-      <w:r>
-        <w:br/>
-      </w:r>
-      <w:r>
-        <w:t xml:space="preserve">— if necessary, trim siding piece so that it fits against the structural triangle</w:t>
-      </w:r>
-      <w:r>
-        <w:br/>
-      </w:r>
-      <w:r>
-        <w:t xml:space="preserve">— Nail (Panel Nails) every 8” along rafter and bottom of triangle</w:t>
-      </w:r>
-    </w:p>
-    <w:p>
-      <w:pPr>
-        <w:numPr>
-          <w:ilvl w:val="0"/>
-          <w:numId w:val="1013"/>
-        </w:numPr>
-      </w:pPr>
-      <w:r>
-        <w:t xml:space="preserve">Install second pre-cut triangular piece of T1-11 siding</w:t>
-      </w:r>
-      <w:r>
-        <w:br/>
-      </w:r>
-      <w:r>
-        <w:t xml:space="preserve">— align grooves with the already-installed piece</w:t>
-      </w:r>
-      <w:r>
-        <w:br/>
-      </w:r>
-      <w:r>
-        <w:t xml:space="preserve">— make the center seam tight</w:t>
-      </w:r>
-      <w:r>
-        <w:br/>
-      </w:r>
-      <w:r>
-        <w:t xml:space="preserve">— Nail (Panel Nails) every 8” along rafter and bottom of triangle</w:t>
-      </w:r>
-    </w:p>
-    <w:p>
-      <w:pPr>
-        <w:numPr>
-          <w:ilvl w:val="0"/>
-          <w:numId w:val="1013"/>
-        </w:numPr>
-      </w:pPr>
-      <w:r>
-        <w:t xml:space="preserve">Caulk (EXTERIOR caulk) all exposed nails and center seam</w:t>
-      </w:r>
-    </w:p>
-    <w:bookmarkEnd w:id="47"/>
-    <w:bookmarkStart w:id="51" w:name="step-5-soffits"/>
+        <w:t xml:space="preserve">Step 1 - Tyvek</w:t>
+      </w:r>
+    </w:p>
+    <w:p>
+      <w:pPr>
+        <w:pStyle w:val="Compact"/>
+        <w:numPr>
+          <w:ilvl w:val="0"/>
+          <w:numId w:val="1010"/>
+        </w:numPr>
+      </w:pPr>
+      <w:r>
+        <w:t xml:space="preserve">Staple pre-cut Tyvek triangles to the structural triangle.</w:t>
+      </w:r>
+    </w:p>
+    <w:p>
+      <w:pPr>
+        <w:pStyle w:val="Compact"/>
+        <w:numPr>
+          <w:ilvl w:val="0"/>
+          <w:numId w:val="1010"/>
+        </w:numPr>
+      </w:pPr>
+      <w:r>
+        <w:t xml:space="preserve">Staple along top and bottom edges and down the center studs; hammer in all staples flush.</w:t>
+      </w:r>
+    </w:p>
+    <w:bookmarkEnd w:id="44"/>
+    <w:bookmarkStart w:id="48" w:name="step-2---z-flashing"/>
     <w:p>
       <w:pPr>
         <w:pStyle w:val="Heading2"/>
       </w:pPr>
       <w:r>
-        <w:t xml:space="preserve">Step 5 – Soffits</w:t>
-      </w:r>
-    </w:p>
-    <w:p>
-      <w:pPr>
-        <w:numPr>
-          <w:ilvl w:val="0"/>
-          <w:numId w:val="1014"/>
-        </w:numPr>
-      </w:pPr>
-      <w:r>
-        <w:t xml:space="preserve">Install precut soffit boards under rafters at each end of building.</w:t>
-      </w:r>
-    </w:p>
-    <w:p>
-      <w:pPr>
-        <w:numPr>
-          <w:ilvl w:val="0"/>
-          <w:numId w:val="1014"/>
-        </w:numPr>
-      </w:pPr>
-      <w:r>
-        <w:t xml:space="preserve">Mark location of cross blocks between rafters</w:t>
-      </w:r>
-    </w:p>
-    <w:p>
-      <w:pPr>
-        <w:numPr>
-          <w:ilvl w:val="0"/>
-          <w:numId w:val="1014"/>
-        </w:numPr>
-      </w:pPr>
-      <w:r>
-        <w:t xml:space="preserve">Position soffit board with angle-cut end tight against ridge beam and long edge tight against T1-11 siding. Trim as necessary to fit, so that soffit does not protrude past outside rafter.</w:t>
-      </w:r>
-    </w:p>
-    <w:p>
-      <w:pPr>
-        <w:numPr>
-          <w:ilvl w:val="0"/>
-          <w:numId w:val="1014"/>
-        </w:numPr>
-      </w:pPr>
-      <w:r>
-        <w:t xml:space="preserve">Nail (Panel Nails) 3 places into outside rafter, and one nail into each cross block</w:t>
+        <w:t xml:space="preserve">Step 2 - Z-Flashing</w:t>
+      </w:r>
+    </w:p>
+    <w:p>
+      <w:pPr>
+        <w:pStyle w:val="Compact"/>
+        <w:numPr>
+          <w:ilvl w:val="0"/>
+          <w:numId w:val="1011"/>
+        </w:numPr>
+      </w:pPr>
+      <w:r>
+        <w:t xml:space="preserve">Install pre-cut piece of metal flashing</w:t>
+      </w:r>
+      <w:r>
+        <w:br/>
+      </w:r>
+      <w:r>
+        <w:t xml:space="preserve">— short leg down so that flashing rests on top of the T1-11 siding at the top of the wall and the short leg extends down over the siding</w:t>
+      </w:r>
+    </w:p>
+    <w:p>
+      <w:pPr>
+        <w:pStyle w:val="Compact"/>
+        <w:numPr>
+          <w:ilvl w:val="0"/>
+          <w:numId w:val="1011"/>
+        </w:numPr>
+      </w:pPr>
+      <w:r>
+        <w:t xml:space="preserve">Center the flashing between the rafter ends</w:t>
+      </w:r>
+    </w:p>
+    <w:p>
+      <w:pPr>
+        <w:pStyle w:val="Compact"/>
+        <w:numPr>
+          <w:ilvl w:val="0"/>
+          <w:numId w:val="1011"/>
+        </w:numPr>
+      </w:pPr>
+      <w:r>
+        <w:t xml:space="preserve">Nail (PANEL NAILS) 3 places: near each end, and in middle</w:t>
       </w:r>
     </w:p>
     <w:p>
@@ -1119,18 +951,18 @@
           <wp:inline>
             <wp:extent cx="5943600" cy="8229600"/>
             <wp:effectExtent b="0" l="0" r="0" t="0"/>
-            <wp:docPr descr="" title="" id="49" name="Picture"/>
+            <wp:docPr descr="" title="" id="46" name="Picture"/>
             <a:graphic>
               <a:graphicData uri="http://schemas.openxmlformats.org/drawingml/2006/picture">
                 <pic:pic>
                   <pic:nvPicPr>
-                    <pic:cNvPr descr="images/triangles_02.png" id="50" name="Picture"/>
+                    <pic:cNvPr descr="images/triangles_01.png" id="47" name="Picture"/>
                     <pic:cNvPicPr>
                       <a:picLocks noChangeArrowheads="1" noChangeAspect="1"/>
                     </pic:cNvPicPr>
                   </pic:nvPicPr>
                   <pic:blipFill>
-                    <a:blip r:embed="rId48"/>
+                    <a:blip r:embed="rId45"/>
                     <a:stretch>
                       <a:fillRect/>
                     </a:stretch>
@@ -1157,8 +989,199 @@
         </w:drawing>
       </w:r>
     </w:p>
-    <w:bookmarkEnd w:id="51"/>
-    <w:bookmarkEnd w:id="52"/>
+    <w:bookmarkEnd w:id="48"/>
+    <w:bookmarkStart w:id="49" w:name="step-3---t1-11-triangles"/>
+    <w:p>
+      <w:pPr>
+        <w:pStyle w:val="Heading2"/>
+      </w:pPr>
+      <w:r>
+        <w:t xml:space="preserve">Step 3 - T1-11 Triangles</w:t>
+      </w:r>
+    </w:p>
+    <w:p>
+      <w:pPr>
+        <w:numPr>
+          <w:ilvl w:val="0"/>
+          <w:numId w:val="1012"/>
+        </w:numPr>
+      </w:pPr>
+      <w:r>
+        <w:t xml:space="preserve">Install large pre-cut triangular piece of T1-11 siding</w:t>
+      </w:r>
+      <w:r>
+        <w:br/>
+      </w:r>
+      <w:r>
+        <w:t xml:space="preserve">— cover long leg of Z-flashing</w:t>
+      </w:r>
+      <w:r>
+        <w:br/>
+      </w:r>
+      <w:r>
+        <w:t xml:space="preserve">— bottom of siding a pencil-width above the Z-flashing fold</w:t>
+      </w:r>
+      <w:r>
+        <w:br/>
+      </w:r>
+      <w:r>
+        <w:t xml:space="preserve">— if necessary, trim siding piece so that it fits against the structural triangle</w:t>
+      </w:r>
+      <w:r>
+        <w:br/>
+      </w:r>
+      <w:r>
+        <w:t xml:space="preserve">— Nail (Panel Nails) every 8” along rafters, bottom of triangle, and along center blocking.</w:t>
+      </w:r>
+    </w:p>
+    <w:p>
+      <w:pPr>
+        <w:numPr>
+          <w:ilvl w:val="0"/>
+          <w:numId w:val="1012"/>
+        </w:numPr>
+      </w:pPr>
+      <w:r>
+        <w:t xml:space="preserve">Install small pre-cut triangular piece of T1-11 siding</w:t>
+      </w:r>
+      <w:r>
+        <w:br/>
+      </w:r>
+      <w:r>
+        <w:t xml:space="preserve">— line up the bottom edges</w:t>
+      </w:r>
+      <w:r>
+        <w:br/>
+      </w:r>
+      <w:r>
+        <w:t xml:space="preserve">— make the seam tight</w:t>
+      </w:r>
+      <w:r>
+        <w:br/>
+      </w:r>
+      <w:r>
+        <w:t xml:space="preserve">— Nail (Panel Nails) in two places</w:t>
+      </w:r>
+    </w:p>
+    <w:p>
+      <w:pPr>
+        <w:numPr>
+          <w:ilvl w:val="0"/>
+          <w:numId w:val="1012"/>
+        </w:numPr>
+      </w:pPr>
+      <w:r>
+        <w:t xml:space="preserve">Caulk (EXTERIOR caulk) all exposed nails and seam</w:t>
+      </w:r>
+    </w:p>
+    <w:bookmarkEnd w:id="49"/>
+    <w:bookmarkStart w:id="53" w:name="step-4-soffits"/>
+    <w:p>
+      <w:pPr>
+        <w:pStyle w:val="Heading2"/>
+      </w:pPr>
+      <w:r>
+        <w:t xml:space="preserve">Step 4 – Soffits</w:t>
+      </w:r>
+    </w:p>
+    <w:p>
+      <w:pPr>
+        <w:numPr>
+          <w:ilvl w:val="0"/>
+          <w:numId w:val="1013"/>
+        </w:numPr>
+      </w:pPr>
+      <w:r>
+        <w:t xml:space="preserve">Install precut soffit boards under rafters at each end of building.</w:t>
+      </w:r>
+    </w:p>
+    <w:p>
+      <w:pPr>
+        <w:numPr>
+          <w:ilvl w:val="0"/>
+          <w:numId w:val="1013"/>
+        </w:numPr>
+      </w:pPr>
+      <w:r>
+        <w:t xml:space="preserve">Mark location of cross blocks between rafters</w:t>
+      </w:r>
+    </w:p>
+    <w:p>
+      <w:pPr>
+        <w:numPr>
+          <w:ilvl w:val="0"/>
+          <w:numId w:val="1013"/>
+        </w:numPr>
+      </w:pPr>
+      <w:r>
+        <w:t xml:space="preserve">Position soffit board with angle-cut end tight against ridge beam and long edge tight against T1-11 siding. Trim as necessary to fit, so that soffit does not protrude past outside rafter.</w:t>
+      </w:r>
+    </w:p>
+    <w:p>
+      <w:pPr>
+        <w:numPr>
+          <w:ilvl w:val="0"/>
+          <w:numId w:val="1013"/>
+        </w:numPr>
+      </w:pPr>
+      <w:r>
+        <w:t xml:space="preserve">Nail (Panel Nails) 3 places into outside rafter, and one nail into each cross block</w:t>
+      </w:r>
+    </w:p>
+    <w:p>
+      <w:r>
+        <w:br w:type="page"/>
+      </w:r>
+    </w:p>
+    <w:p>
+      <w:pPr>
+        <w:pStyle w:val="FirstParagraph"/>
+      </w:pPr>
+      <w:r>
+        <w:drawing>
+          <wp:inline>
+            <wp:extent cx="5943600" cy="8229600"/>
+            <wp:effectExtent b="0" l="0" r="0" t="0"/>
+            <wp:docPr descr="" title="" id="51" name="Picture"/>
+            <a:graphic>
+              <a:graphicData uri="http://schemas.openxmlformats.org/drawingml/2006/picture">
+                <pic:pic>
+                  <pic:nvPicPr>
+                    <pic:cNvPr descr="images/triangles_02.png" id="52" name="Picture"/>
+                    <pic:cNvPicPr>
+                      <a:picLocks noChangeArrowheads="1" noChangeAspect="1"/>
+                    </pic:cNvPicPr>
+                  </pic:nvPicPr>
+                  <pic:blipFill>
+                    <a:blip r:embed="rId50"/>
+                    <a:stretch>
+                      <a:fillRect/>
+                    </a:stretch>
+                  </pic:blipFill>
+                  <pic:spPr bwMode="auto">
+                    <a:xfrm>
+                      <a:off x="0" y="0"/>
+                      <a:ext cx="5943600" cy="8229600"/>
+                    </a:xfrm>
+                    <a:prstGeom prst="rect">
+                      <a:avLst/>
+                    </a:prstGeom>
+                    <a:noFill/>
+                    <a:ln w="9525">
+                      <a:noFill/>
+                      <a:headEnd/>
+                      <a:tailEnd/>
+                    </a:ln>
+                  </pic:spPr>
+                </pic:pic>
+              </a:graphicData>
+            </a:graphic>
+          </wp:inline>
+        </w:drawing>
+      </w:r>
+    </w:p>
+    <w:bookmarkEnd w:id="53"/>
+    <w:bookmarkEnd w:id="54"/>
     <w:sectPr>
       <w:headerReference r:id="rId9" w:type="even"/>
       <w:headerReference r:id="rId11" w:type="default"/>
@@ -1682,9 +1705,6 @@
     <w:abstractNumId w:val="991"/>
   </w:num>
   <w:num w:numId="1013">
-    <w:abstractNumId w:val="991"/>
-  </w:num>
-  <w:num w:numId="1014">
     <w:abstractNumId w:val="991"/>
   </w:num>
 </w:numbering>
